--- a/Präsi/Handout_AI_Anamnesis.docx
+++ b/Präsi/Handout_AI_Anamnesis.docx
@@ -148,7 +148,7 @@
       <w:pPr>
         <w:pStyle w:val="Normal"/>
         <w:spacing w:before="0" w:after="120"/>
-        <w:jc w:val="start"/>
+        <w:jc w:val="left"/>
         <w:rPr/>
       </w:pPr>
       <w:r>
@@ -196,7 +196,7 @@
           <w:sz w:val="20"/>
           <w:szCs w:val="20"/>
         </w:rPr>
-        <w:t>Recording of the consultation (.wav / .mp3).</w:t>
+        <w:t>Recording of the consultation.</w:t>
       </w:r>
     </w:p>
     <w:p>
@@ -234,7 +234,43 @@
           <w:sz w:val="20"/>
           <w:szCs w:val="20"/>
         </w:rPr>
-        <w:t>Speech-to-Text converts audio to text and separates speakers (SPEAKER_00, SPEAKER_01).</w:t>
+        <w:t>Speech-to-Text converts audio to text and separates speakers (SPEAKER_</w:t>
+      </w:r>
+      <w:r>
+        <w:rPr>
+          <w:rFonts w:eastAsia="DejaVu Serif" w:cs="DejaVu Serif"/>
+          <w:color w:val="555555"/>
+          <w:sz w:val="20"/>
+          <w:szCs w:val="20"/>
+        </w:rPr>
+        <w:t>A</w:t>
+      </w:r>
+      <w:r>
+        <w:rPr>
+          <w:rFonts w:eastAsia="DejaVu Serif" w:cs="DejaVu Serif"/>
+          <w:color w:val="555555"/>
+          <w:sz w:val="20"/>
+          <w:szCs w:val="20"/>
+        </w:rPr>
+        <w:t>, SPEAKER_</w:t>
+      </w:r>
+      <w:r>
+        <w:rPr>
+          <w:rFonts w:eastAsia="DejaVu Serif" w:cs="DejaVu Serif"/>
+          <w:color w:val="555555"/>
+          <w:sz w:val="20"/>
+          <w:szCs w:val="20"/>
+        </w:rPr>
+        <w:t>B</w:t>
+      </w:r>
+      <w:r>
+        <w:rPr>
+          <w:rFonts w:eastAsia="DejaVu Serif" w:cs="DejaVu Serif"/>
+          <w:color w:val="555555"/>
+          <w:sz w:val="20"/>
+          <w:szCs w:val="20"/>
+        </w:rPr>
+        <w:t>).</w:t>
       </w:r>
     </w:p>
     <w:p>
@@ -338,7 +374,7 @@
       <w:pPr>
         <w:pStyle w:val="Normal"/>
         <w:spacing w:before="0" w:after="120"/>
-        <w:jc w:val="start"/>
+        <w:jc w:val="left"/>
         <w:rPr/>
       </w:pPr>
       <w:r>
@@ -354,33 +390,32 @@
     <w:tbl>
       <w:tblPr>
         <w:tblW w:w="9506" w:type="dxa"/>
-        <w:jc w:val="start"/>
+        <w:jc w:val="left"/>
         <w:tblInd w:w="101" w:type="dxa"/>
         <w:tblLayout w:type="fixed"/>
         <w:tblCellMar>
           <w:top w:w="60" w:type="dxa"/>
-          <w:start w:w="100" w:type="dxa"/>
+          <w:left w:w="100" w:type="dxa"/>
           <w:bottom w:w="60" w:type="dxa"/>
-          <w:end w:w="100" w:type="dxa"/>
+          <w:right w:w="100" w:type="dxa"/>
         </w:tblCellMar>
       </w:tblPr>
       <w:tblGrid>
-        <w:gridCol w:w="800"/>
-        <w:gridCol w:w="2600"/>
-        <w:gridCol w:w="2000"/>
-        <w:gridCol w:w="2600"/>
-        <w:gridCol w:w="1506"/>
+        <w:gridCol w:w="1189"/>
+        <w:gridCol w:w="3348"/>
+        <w:gridCol w:w="3064"/>
+        <w:gridCol w:w="1905"/>
       </w:tblGrid>
       <w:tr>
         <w:trPr/>
         <w:tc>
           <w:tcPr>
-            <w:tcW w:w="800" w:type="dxa"/>
-            <w:tcBorders>
-              <w:top w:val="single" w:sz="2" w:space="0" w:color="CCCCCC"/>
-              <w:start w:val="single" w:sz="2" w:space="0" w:color="CCCCCC"/>
-              <w:bottom w:val="single" w:sz="2" w:space="0" w:color="CCCCCC"/>
-              <w:end w:val="single" w:sz="2" w:space="0" w:color="CCCCCC"/>
+            <w:tcW w:w="1189" w:type="dxa"/>
+            <w:tcBorders>
+              <w:top w:val="single" w:sz="2" w:space="0" w:color="CCCCCC"/>
+              <w:left w:val="single" w:sz="2" w:space="0" w:color="CCCCCC"/>
+              <w:bottom w:val="single" w:sz="2" w:space="0" w:color="CCCCCC"/>
+              <w:right w:val="single" w:sz="2" w:space="0" w:color="CCCCCC"/>
             </w:tcBorders>
             <w:shd w:fill="D04A02" w:val="clear"/>
           </w:tcPr>
@@ -404,12 +439,12 @@
         </w:tc>
         <w:tc>
           <w:tcPr>
-            <w:tcW w:w="2600" w:type="dxa"/>
-            <w:tcBorders>
-              <w:top w:val="single" w:sz="2" w:space="0" w:color="CCCCCC"/>
-              <w:start w:val="single" w:sz="2" w:space="0" w:color="CCCCCC"/>
-              <w:bottom w:val="single" w:sz="2" w:space="0" w:color="CCCCCC"/>
-              <w:end w:val="single" w:sz="2" w:space="0" w:color="CCCCCC"/>
+            <w:tcW w:w="3348" w:type="dxa"/>
+            <w:tcBorders>
+              <w:top w:val="single" w:sz="2" w:space="0" w:color="CCCCCC"/>
+              <w:left w:val="single" w:sz="2" w:space="0" w:color="CCCCCC"/>
+              <w:bottom w:val="single" w:sz="2" w:space="0" w:color="CCCCCC"/>
+              <w:right w:val="single" w:sz="2" w:space="0" w:color="CCCCCC"/>
             </w:tcBorders>
             <w:shd w:fill="D04A02" w:val="clear"/>
           </w:tcPr>
@@ -427,18 +462,18 @@
                 <w:sz w:val="18"/>
                 <w:szCs w:val="18"/>
               </w:rPr>
-              <w:t>Combination</w:t>
-            </w:r>
-          </w:p>
-        </w:tc>
-        <w:tc>
-          <w:tcPr>
-            <w:tcW w:w="2000" w:type="dxa"/>
-            <w:tcBorders>
-              <w:top w:val="single" w:sz="2" w:space="0" w:color="CCCCCC"/>
-              <w:start w:val="single" w:sz="2" w:space="0" w:color="CCCCCC"/>
-              <w:bottom w:val="single" w:sz="2" w:space="0" w:color="CCCCCC"/>
-              <w:end w:val="single" w:sz="2" w:space="0" w:color="CCCCCC"/>
+              <w:t>STT</w:t>
+            </w:r>
+          </w:p>
+        </w:tc>
+        <w:tc>
+          <w:tcPr>
+            <w:tcW w:w="3064" w:type="dxa"/>
+            <w:tcBorders>
+              <w:top w:val="single" w:sz="2" w:space="0" w:color="CCCCCC"/>
+              <w:left w:val="single" w:sz="2" w:space="0" w:color="CCCCCC"/>
+              <w:bottom w:val="single" w:sz="2" w:space="0" w:color="CCCCCC"/>
+              <w:right w:val="single" w:sz="2" w:space="0" w:color="CCCCCC"/>
             </w:tcBorders>
             <w:shd w:fill="D04A02" w:val="clear"/>
           </w:tcPr>
@@ -456,18 +491,18 @@
                 <w:sz w:val="18"/>
                 <w:szCs w:val="18"/>
               </w:rPr>
-              <w:t>STT</w:t>
-            </w:r>
-          </w:p>
-        </w:tc>
-        <w:tc>
-          <w:tcPr>
-            <w:tcW w:w="2600" w:type="dxa"/>
-            <w:tcBorders>
-              <w:top w:val="single" w:sz="2" w:space="0" w:color="CCCCCC"/>
-              <w:start w:val="single" w:sz="2" w:space="0" w:color="CCCCCC"/>
-              <w:bottom w:val="single" w:sz="2" w:space="0" w:color="CCCCCC"/>
-              <w:end w:val="single" w:sz="2" w:space="0" w:color="CCCCCC"/>
+              <w:t>LLM</w:t>
+            </w:r>
+          </w:p>
+        </w:tc>
+        <w:tc>
+          <w:tcPr>
+            <w:tcW w:w="1905" w:type="dxa"/>
+            <w:tcBorders>
+              <w:top w:val="single" w:sz="2" w:space="0" w:color="CCCCCC"/>
+              <w:left w:val="single" w:sz="2" w:space="0" w:color="CCCCCC"/>
+              <w:bottom w:val="single" w:sz="2" w:space="0" w:color="CCCCCC"/>
+              <w:right w:val="single" w:sz="2" w:space="0" w:color="CCCCCC"/>
             </w:tcBorders>
             <w:shd w:fill="D04A02" w:val="clear"/>
           </w:tcPr>
@@ -485,35 +520,6 @@
                 <w:sz w:val="18"/>
                 <w:szCs w:val="18"/>
               </w:rPr>
-              <w:t>LLM</w:t>
-            </w:r>
-          </w:p>
-        </w:tc>
-        <w:tc>
-          <w:tcPr>
-            <w:tcW w:w="1506" w:type="dxa"/>
-            <w:tcBorders>
-              <w:top w:val="single" w:sz="2" w:space="0" w:color="CCCCCC"/>
-              <w:start w:val="single" w:sz="2" w:space="0" w:color="CCCCCC"/>
-              <w:bottom w:val="single" w:sz="2" w:space="0" w:color="CCCCCC"/>
-              <w:end w:val="single" w:sz="2" w:space="0" w:color="CCCCCC"/>
-            </w:tcBorders>
-            <w:shd w:fill="D04A02" w:val="clear"/>
-          </w:tcPr>
-          <w:p>
-            <w:pPr>
-              <w:pStyle w:val="Normal"/>
-              <w:rPr/>
-            </w:pPr>
-            <w:r>
-              <w:rPr>
-                <w:rFonts w:eastAsia="DejaVu Serif" w:cs="DejaVu Serif"/>
-                <w:b/>
-                <w:bCs/>
-                <w:color w:val="FFFFFF"/>
-                <w:sz w:val="18"/>
-                <w:szCs w:val="18"/>
-              </w:rPr>
               <w:t>Type</w:t>
             </w:r>
           </w:p>
@@ -523,18 +529,18 @@
         <w:trPr/>
         <w:tc>
           <w:tcPr>
-            <w:tcW w:w="800" w:type="dxa"/>
-            <w:tcBorders>
-              <w:top w:val="single" w:sz="2" w:space="0" w:color="CCCCCC"/>
-              <w:start w:val="single" w:sz="2" w:space="0" w:color="CCCCCC"/>
-              <w:bottom w:val="single" w:sz="2" w:space="0" w:color="CCCCCC"/>
-              <w:end w:val="single" w:sz="2" w:space="0" w:color="CCCCCC"/>
-            </w:tcBorders>
-          </w:tcPr>
-          <w:p>
-            <w:pPr>
-              <w:pStyle w:val="Normal"/>
-              <w:jc w:val="start"/>
+            <w:tcW w:w="1189" w:type="dxa"/>
+            <w:tcBorders>
+              <w:top w:val="single" w:sz="2" w:space="0" w:color="CCCCCC"/>
+              <w:left w:val="single" w:sz="2" w:space="0" w:color="CCCCCC"/>
+              <w:bottom w:val="single" w:sz="2" w:space="0" w:color="CCCCCC"/>
+              <w:right w:val="single" w:sz="2" w:space="0" w:color="CCCCCC"/>
+            </w:tcBorders>
+          </w:tcPr>
+          <w:p>
+            <w:pPr>
+              <w:pStyle w:val="Normal"/>
+              <w:jc w:val="left"/>
               <w:rPr/>
             </w:pPr>
             <w:r>
@@ -550,47 +556,18 @@
         </w:tc>
         <w:tc>
           <w:tcPr>
-            <w:tcW w:w="2600" w:type="dxa"/>
-            <w:tcBorders>
-              <w:top w:val="single" w:sz="2" w:space="0" w:color="CCCCCC"/>
-              <w:start w:val="single" w:sz="2" w:space="0" w:color="CCCCCC"/>
-              <w:bottom w:val="single" w:sz="2" w:space="0" w:color="CCCCCC"/>
-              <w:end w:val="single" w:sz="2" w:space="0" w:color="CCCCCC"/>
-            </w:tcBorders>
-          </w:tcPr>
-          <w:p>
-            <w:pPr>
-              <w:pStyle w:val="Normal"/>
-              <w:jc w:val="start"/>
-              <w:rPr/>
-            </w:pPr>
-            <w:r>
-              <w:rPr>
-                <w:rFonts w:eastAsia="DejaVu Serif" w:cs="DejaVu Serif"/>
-                <w:b/>
-                <w:bCs/>
-                <w:color w:val="333333"/>
-                <w:sz w:val="18"/>
-                <w:szCs w:val="18"/>
-              </w:rPr>
-              <w:t>Assembly</w:t>
-            </w:r>
-          </w:p>
-        </w:tc>
-        <w:tc>
-          <w:tcPr>
-            <w:tcW w:w="2000" w:type="dxa"/>
-            <w:tcBorders>
-              <w:top w:val="single" w:sz="2" w:space="0" w:color="CCCCCC"/>
-              <w:start w:val="single" w:sz="2" w:space="0" w:color="CCCCCC"/>
-              <w:bottom w:val="single" w:sz="2" w:space="0" w:color="CCCCCC"/>
-              <w:end w:val="single" w:sz="2" w:space="0" w:color="CCCCCC"/>
-            </w:tcBorders>
-          </w:tcPr>
-          <w:p>
-            <w:pPr>
-              <w:pStyle w:val="Normal"/>
-              <w:jc w:val="start"/>
+            <w:tcW w:w="3348" w:type="dxa"/>
+            <w:tcBorders>
+              <w:top w:val="single" w:sz="2" w:space="0" w:color="CCCCCC"/>
+              <w:left w:val="single" w:sz="2" w:space="0" w:color="CCCCCC"/>
+              <w:bottom w:val="single" w:sz="2" w:space="0" w:color="CCCCCC"/>
+              <w:right w:val="single" w:sz="2" w:space="0" w:color="CCCCCC"/>
+            </w:tcBorders>
+          </w:tcPr>
+          <w:p>
+            <w:pPr>
+              <w:pStyle w:val="Normal"/>
+              <w:jc w:val="left"/>
               <w:rPr/>
             </w:pPr>
             <w:r>
@@ -606,18 +583,18 @@
         </w:tc>
         <w:tc>
           <w:tcPr>
-            <w:tcW w:w="2600" w:type="dxa"/>
-            <w:tcBorders>
-              <w:top w:val="single" w:sz="2" w:space="0" w:color="CCCCCC"/>
-              <w:start w:val="single" w:sz="2" w:space="0" w:color="CCCCCC"/>
-              <w:bottom w:val="single" w:sz="2" w:space="0" w:color="CCCCCC"/>
-              <w:end w:val="single" w:sz="2" w:space="0" w:color="CCCCCC"/>
-            </w:tcBorders>
-          </w:tcPr>
-          <w:p>
-            <w:pPr>
-              <w:pStyle w:val="Normal"/>
-              <w:jc w:val="start"/>
+            <w:tcW w:w="3064" w:type="dxa"/>
+            <w:tcBorders>
+              <w:top w:val="single" w:sz="2" w:space="0" w:color="CCCCCC"/>
+              <w:left w:val="single" w:sz="2" w:space="0" w:color="CCCCCC"/>
+              <w:bottom w:val="single" w:sz="2" w:space="0" w:color="CCCCCC"/>
+              <w:right w:val="single" w:sz="2" w:space="0" w:color="CCCCCC"/>
+            </w:tcBorders>
+          </w:tcPr>
+          <w:p>
+            <w:pPr>
+              <w:pStyle w:val="Normal"/>
+              <w:jc w:val="left"/>
               <w:rPr/>
             </w:pPr>
             <w:r>
@@ -633,18 +610,18 @@
         </w:tc>
         <w:tc>
           <w:tcPr>
-            <w:tcW w:w="1506" w:type="dxa"/>
-            <w:tcBorders>
-              <w:top w:val="single" w:sz="2" w:space="0" w:color="CCCCCC"/>
-              <w:start w:val="single" w:sz="2" w:space="0" w:color="CCCCCC"/>
-              <w:bottom w:val="single" w:sz="2" w:space="0" w:color="CCCCCC"/>
-              <w:end w:val="single" w:sz="2" w:space="0" w:color="CCCCCC"/>
-            </w:tcBorders>
-          </w:tcPr>
-          <w:p>
-            <w:pPr>
-              <w:pStyle w:val="Normal"/>
-              <w:jc w:val="start"/>
+            <w:tcW w:w="1905" w:type="dxa"/>
+            <w:tcBorders>
+              <w:top w:val="single" w:sz="2" w:space="0" w:color="CCCCCC"/>
+              <w:left w:val="single" w:sz="2" w:space="0" w:color="CCCCCC"/>
+              <w:bottom w:val="single" w:sz="2" w:space="0" w:color="CCCCCC"/>
+              <w:right w:val="single" w:sz="2" w:space="0" w:color="CCCCCC"/>
+            </w:tcBorders>
+          </w:tcPr>
+          <w:p>
+            <w:pPr>
+              <w:pStyle w:val="Normal"/>
+              <w:jc w:val="left"/>
               <w:rPr/>
             </w:pPr>
             <w:r>
@@ -672,18 +649,18 @@
         <w:trPr/>
         <w:tc>
           <w:tcPr>
-            <w:tcW w:w="800" w:type="dxa"/>
-            <w:tcBorders>
-              <w:top w:val="single" w:sz="2" w:space="0" w:color="CCCCCC"/>
-              <w:start w:val="single" w:sz="2" w:space="0" w:color="CCCCCC"/>
-              <w:bottom w:val="single" w:sz="2" w:space="0" w:color="CCCCCC"/>
-              <w:end w:val="single" w:sz="2" w:space="0" w:color="CCCCCC"/>
-            </w:tcBorders>
-          </w:tcPr>
-          <w:p>
-            <w:pPr>
-              <w:pStyle w:val="Normal"/>
-              <w:jc w:val="start"/>
+            <w:tcW w:w="1189" w:type="dxa"/>
+            <w:tcBorders>
+              <w:top w:val="single" w:sz="2" w:space="0" w:color="CCCCCC"/>
+              <w:left w:val="single" w:sz="2" w:space="0" w:color="CCCCCC"/>
+              <w:bottom w:val="single" w:sz="2" w:space="0" w:color="CCCCCC"/>
+              <w:right w:val="single" w:sz="2" w:space="0" w:color="CCCCCC"/>
+            </w:tcBorders>
+          </w:tcPr>
+          <w:p>
+            <w:pPr>
+              <w:pStyle w:val="Normal"/>
+              <w:jc w:val="left"/>
               <w:rPr/>
             </w:pPr>
             <w:r>
@@ -699,25 +676,23 @@
         </w:tc>
         <w:tc>
           <w:tcPr>
-            <w:tcW w:w="2600" w:type="dxa"/>
-            <w:tcBorders>
-              <w:top w:val="single" w:sz="2" w:space="0" w:color="CCCCCC"/>
-              <w:start w:val="single" w:sz="2" w:space="0" w:color="CCCCCC"/>
-              <w:bottom w:val="single" w:sz="2" w:space="0" w:color="CCCCCC"/>
-              <w:end w:val="single" w:sz="2" w:space="0" w:color="CCCCCC"/>
-            </w:tcBorders>
-          </w:tcPr>
-          <w:p>
-            <w:pPr>
-              <w:pStyle w:val="Normal"/>
-              <w:jc w:val="start"/>
-              <w:rPr/>
-            </w:pPr>
-            <w:r>
-              <w:rPr>
-                <w:rFonts w:eastAsia="DejaVu Serif" w:cs="DejaVu Serif"/>
-                <w:b/>
-                <w:bCs/>
+            <w:tcW w:w="3348" w:type="dxa"/>
+            <w:tcBorders>
+              <w:top w:val="single" w:sz="2" w:space="0" w:color="CCCCCC"/>
+              <w:left w:val="single" w:sz="2" w:space="0" w:color="CCCCCC"/>
+              <w:bottom w:val="single" w:sz="2" w:space="0" w:color="CCCCCC"/>
+              <w:right w:val="single" w:sz="2" w:space="0" w:color="CCCCCC"/>
+            </w:tcBorders>
+          </w:tcPr>
+          <w:p>
+            <w:pPr>
+              <w:pStyle w:val="Normal"/>
+              <w:jc w:val="left"/>
+              <w:rPr/>
+            </w:pPr>
+            <w:r>
+              <w:rPr>
+                <w:rFonts w:eastAsia="DejaVu Serif" w:cs="DejaVu Serif"/>
                 <w:color w:val="333333"/>
                 <w:sz w:val="18"/>
                 <w:szCs w:val="18"/>
@@ -728,45 +703,18 @@
         </w:tc>
         <w:tc>
           <w:tcPr>
-            <w:tcW w:w="2000" w:type="dxa"/>
-            <w:tcBorders>
-              <w:top w:val="single" w:sz="2" w:space="0" w:color="CCCCCC"/>
-              <w:start w:val="single" w:sz="2" w:space="0" w:color="CCCCCC"/>
-              <w:bottom w:val="single" w:sz="2" w:space="0" w:color="CCCCCC"/>
-              <w:end w:val="single" w:sz="2" w:space="0" w:color="CCCCCC"/>
-            </w:tcBorders>
-          </w:tcPr>
-          <w:p>
-            <w:pPr>
-              <w:pStyle w:val="Normal"/>
-              <w:jc w:val="start"/>
-              <w:rPr/>
-            </w:pPr>
-            <w:r>
-              <w:rPr>
-                <w:rFonts w:eastAsia="DejaVu Serif" w:cs="DejaVu Serif"/>
-                <w:color w:val="333333"/>
-                <w:sz w:val="18"/>
-                <w:szCs w:val="18"/>
-              </w:rPr>
-              <w:t>Speechmatics</w:t>
-            </w:r>
-          </w:p>
-        </w:tc>
-        <w:tc>
-          <w:tcPr>
-            <w:tcW w:w="2600" w:type="dxa"/>
-            <w:tcBorders>
-              <w:top w:val="single" w:sz="2" w:space="0" w:color="CCCCCC"/>
-              <w:start w:val="single" w:sz="2" w:space="0" w:color="CCCCCC"/>
-              <w:bottom w:val="single" w:sz="2" w:space="0" w:color="CCCCCC"/>
-              <w:end w:val="single" w:sz="2" w:space="0" w:color="CCCCCC"/>
-            </w:tcBorders>
-          </w:tcPr>
-          <w:p>
-            <w:pPr>
-              <w:pStyle w:val="Normal"/>
-              <w:jc w:val="start"/>
+            <w:tcW w:w="3064" w:type="dxa"/>
+            <w:tcBorders>
+              <w:top w:val="single" w:sz="2" w:space="0" w:color="CCCCCC"/>
+              <w:left w:val="single" w:sz="2" w:space="0" w:color="CCCCCC"/>
+              <w:bottom w:val="single" w:sz="2" w:space="0" w:color="CCCCCC"/>
+              <w:right w:val="single" w:sz="2" w:space="0" w:color="CCCCCC"/>
+            </w:tcBorders>
+          </w:tcPr>
+          <w:p>
+            <w:pPr>
+              <w:pStyle w:val="Normal"/>
+              <w:jc w:val="left"/>
               <w:rPr/>
             </w:pPr>
             <w:r>
@@ -782,18 +730,18 @@
         </w:tc>
         <w:tc>
           <w:tcPr>
-            <w:tcW w:w="1506" w:type="dxa"/>
-            <w:tcBorders>
-              <w:top w:val="single" w:sz="2" w:space="0" w:color="CCCCCC"/>
-              <w:start w:val="single" w:sz="2" w:space="0" w:color="CCCCCC"/>
-              <w:bottom w:val="single" w:sz="2" w:space="0" w:color="CCCCCC"/>
-              <w:end w:val="single" w:sz="2" w:space="0" w:color="CCCCCC"/>
-            </w:tcBorders>
-          </w:tcPr>
-          <w:p>
-            <w:pPr>
-              <w:pStyle w:val="Normal"/>
-              <w:jc w:val="start"/>
+            <w:tcW w:w="1905" w:type="dxa"/>
+            <w:tcBorders>
+              <w:top w:val="single" w:sz="2" w:space="0" w:color="CCCCCC"/>
+              <w:left w:val="single" w:sz="2" w:space="0" w:color="CCCCCC"/>
+              <w:bottom w:val="single" w:sz="2" w:space="0" w:color="CCCCCC"/>
+              <w:right w:val="single" w:sz="2" w:space="0" w:color="CCCCCC"/>
+            </w:tcBorders>
+          </w:tcPr>
+          <w:p>
+            <w:pPr>
+              <w:pStyle w:val="Normal"/>
+              <w:jc w:val="left"/>
               <w:rPr/>
             </w:pPr>
             <w:r>
@@ -821,19 +769,19 @@
         <w:trPr/>
         <w:tc>
           <w:tcPr>
-            <w:tcW w:w="800" w:type="dxa"/>
-            <w:tcBorders>
-              <w:top w:val="single" w:sz="2" w:space="0" w:color="CCCCCC"/>
-              <w:start w:val="single" w:sz="2" w:space="0" w:color="CCCCCC"/>
-              <w:bottom w:val="single" w:sz="2" w:space="0" w:color="CCCCCC"/>
-              <w:end w:val="single" w:sz="2" w:space="0" w:color="CCCCCC"/>
+            <w:tcW w:w="1189" w:type="dxa"/>
+            <w:tcBorders>
+              <w:top w:val="single" w:sz="2" w:space="0" w:color="CCCCCC"/>
+              <w:left w:val="single" w:sz="2" w:space="0" w:color="CCCCCC"/>
+              <w:bottom w:val="single" w:sz="2" w:space="0" w:color="CCCCCC"/>
+              <w:right w:val="single" w:sz="2" w:space="0" w:color="CCCCCC"/>
             </w:tcBorders>
             <w:shd w:fill="F5F5F5" w:val="clear"/>
           </w:tcPr>
           <w:p>
             <w:pPr>
               <w:pStyle w:val="Normal"/>
-              <w:jc w:val="start"/>
+              <w:jc w:val="left"/>
               <w:rPr/>
             </w:pPr>
             <w:r>
@@ -849,105 +797,75 @@
         </w:tc>
         <w:tc>
           <w:tcPr>
-            <w:tcW w:w="2600" w:type="dxa"/>
-            <w:tcBorders>
-              <w:top w:val="single" w:sz="2" w:space="0" w:color="CCCCCC"/>
-              <w:start w:val="single" w:sz="2" w:space="0" w:color="CCCCCC"/>
-              <w:bottom w:val="single" w:sz="2" w:space="0" w:color="CCCCCC"/>
-              <w:end w:val="single" w:sz="2" w:space="0" w:color="CCCCCC"/>
+            <w:tcW w:w="3348" w:type="dxa"/>
+            <w:tcBorders>
+              <w:top w:val="single" w:sz="2" w:space="0" w:color="CCCCCC"/>
+              <w:left w:val="single" w:sz="2" w:space="0" w:color="CCCCCC"/>
+              <w:bottom w:val="single" w:sz="2" w:space="0" w:color="CCCCCC"/>
+              <w:right w:val="single" w:sz="2" w:space="0" w:color="CCCCCC"/>
             </w:tcBorders>
             <w:shd w:fill="F5F5F5" w:val="clear"/>
           </w:tcPr>
           <w:p>
             <w:pPr>
               <w:pStyle w:val="Normal"/>
-              <w:jc w:val="start"/>
-              <w:rPr/>
-            </w:pPr>
-            <w:r>
-              <w:rPr>
-                <w:rFonts w:eastAsia="DejaVu Serif" w:cs="DejaVu Serif"/>
-                <w:b/>
-                <w:bCs/>
-                <w:color w:val="333333"/>
-                <w:sz w:val="18"/>
-                <w:szCs w:val="18"/>
-              </w:rPr>
-              <w:t>Sauerkraut</w:t>
-            </w:r>
-          </w:p>
-        </w:tc>
-        <w:tc>
-          <w:tcPr>
-            <w:tcW w:w="2000" w:type="dxa"/>
-            <w:tcBorders>
-              <w:top w:val="single" w:sz="2" w:space="0" w:color="CCCCCC"/>
-              <w:start w:val="single" w:sz="2" w:space="0" w:color="CCCCCC"/>
-              <w:bottom w:val="single" w:sz="2" w:space="0" w:color="CCCCCC"/>
-              <w:end w:val="single" w:sz="2" w:space="0" w:color="CCCCCC"/>
+              <w:jc w:val="left"/>
+              <w:rPr/>
+            </w:pPr>
+            <w:r>
+              <w:rPr>
+                <w:rFonts w:eastAsia="DejaVu Serif" w:cs="DejaVu Serif"/>
+                <w:color w:val="333333"/>
+                <w:sz w:val="18"/>
+                <w:szCs w:val="18"/>
+              </w:rPr>
+              <w:t>Whisper turbo</w:t>
+            </w:r>
+          </w:p>
+        </w:tc>
+        <w:tc>
+          <w:tcPr>
+            <w:tcW w:w="3064" w:type="dxa"/>
+            <w:tcBorders>
+              <w:top w:val="single" w:sz="2" w:space="0" w:color="CCCCCC"/>
+              <w:left w:val="single" w:sz="2" w:space="0" w:color="CCCCCC"/>
+              <w:bottom w:val="single" w:sz="2" w:space="0" w:color="CCCCCC"/>
+              <w:right w:val="single" w:sz="2" w:space="0" w:color="CCCCCC"/>
             </w:tcBorders>
             <w:shd w:fill="F5F5F5" w:val="clear"/>
           </w:tcPr>
           <w:p>
             <w:pPr>
               <w:pStyle w:val="Normal"/>
-              <w:jc w:val="start"/>
-              <w:rPr/>
-            </w:pPr>
-            <w:r>
-              <w:rPr>
-                <w:rFonts w:eastAsia="DejaVu Serif" w:cs="DejaVu Serif"/>
-                <w:color w:val="333333"/>
-                <w:sz w:val="18"/>
-                <w:szCs w:val="18"/>
-              </w:rPr>
-              <w:t>Whisper turbo</w:t>
-            </w:r>
-          </w:p>
-        </w:tc>
-        <w:tc>
-          <w:tcPr>
-            <w:tcW w:w="2600" w:type="dxa"/>
-            <w:tcBorders>
-              <w:top w:val="single" w:sz="2" w:space="0" w:color="CCCCCC"/>
-              <w:start w:val="single" w:sz="2" w:space="0" w:color="CCCCCC"/>
-              <w:bottom w:val="single" w:sz="2" w:space="0" w:color="CCCCCC"/>
-              <w:end w:val="single" w:sz="2" w:space="0" w:color="CCCCCC"/>
+              <w:jc w:val="left"/>
+              <w:rPr/>
+            </w:pPr>
+            <w:r>
+              <w:rPr>
+                <w:rFonts w:eastAsia="DejaVu Serif" w:cs="DejaVu Serif"/>
+                <w:color w:val="333333"/>
+                <w:sz w:val="18"/>
+                <w:szCs w:val="18"/>
+              </w:rPr>
+              <w:t>SauerkrautLM 8B</w:t>
+            </w:r>
+          </w:p>
+        </w:tc>
+        <w:tc>
+          <w:tcPr>
+            <w:tcW w:w="1905" w:type="dxa"/>
+            <w:tcBorders>
+              <w:top w:val="single" w:sz="2" w:space="0" w:color="CCCCCC"/>
+              <w:left w:val="single" w:sz="2" w:space="0" w:color="CCCCCC"/>
+              <w:bottom w:val="single" w:sz="2" w:space="0" w:color="CCCCCC"/>
+              <w:right w:val="single" w:sz="2" w:space="0" w:color="CCCCCC"/>
             </w:tcBorders>
             <w:shd w:fill="F5F5F5" w:val="clear"/>
           </w:tcPr>
           <w:p>
             <w:pPr>
               <w:pStyle w:val="Normal"/>
-              <w:jc w:val="start"/>
-              <w:rPr/>
-            </w:pPr>
-            <w:r>
-              <w:rPr>
-                <w:rFonts w:eastAsia="DejaVu Serif" w:cs="DejaVu Serif"/>
-                <w:color w:val="333333"/>
-                <w:sz w:val="18"/>
-                <w:szCs w:val="18"/>
-              </w:rPr>
-              <w:t>SauerkrautLM 8B</w:t>
-            </w:r>
-          </w:p>
-        </w:tc>
-        <w:tc>
-          <w:tcPr>
-            <w:tcW w:w="1506" w:type="dxa"/>
-            <w:tcBorders>
-              <w:top w:val="single" w:sz="2" w:space="0" w:color="CCCCCC"/>
-              <w:start w:val="single" w:sz="2" w:space="0" w:color="CCCCCC"/>
-              <w:bottom w:val="single" w:sz="2" w:space="0" w:color="CCCCCC"/>
-              <w:end w:val="single" w:sz="2" w:space="0" w:color="CCCCCC"/>
-            </w:tcBorders>
-            <w:shd w:fill="F5F5F5" w:val="clear"/>
-          </w:tcPr>
-          <w:p>
-            <w:pPr>
-              <w:pStyle w:val="Normal"/>
-              <w:jc w:val="start"/>
+              <w:jc w:val="left"/>
               <w:rPr/>
             </w:pPr>
             <w:r>
@@ -975,19 +893,19 @@
         <w:trPr/>
         <w:tc>
           <w:tcPr>
-            <w:tcW w:w="800" w:type="dxa"/>
-            <w:tcBorders>
-              <w:top w:val="single" w:sz="2" w:space="0" w:color="CCCCCC"/>
-              <w:start w:val="single" w:sz="2" w:space="0" w:color="CCCCCC"/>
-              <w:bottom w:val="single" w:sz="2" w:space="0" w:color="CCCCCC"/>
-              <w:end w:val="single" w:sz="2" w:space="0" w:color="CCCCCC"/>
+            <w:tcW w:w="1189" w:type="dxa"/>
+            <w:tcBorders>
+              <w:top w:val="single" w:sz="2" w:space="0" w:color="CCCCCC"/>
+              <w:left w:val="single" w:sz="2" w:space="0" w:color="CCCCCC"/>
+              <w:bottom w:val="single" w:sz="2" w:space="0" w:color="CCCCCC"/>
+              <w:right w:val="single" w:sz="2" w:space="0" w:color="CCCCCC"/>
             </w:tcBorders>
             <w:shd w:fill="F5F5F5" w:val="clear"/>
           </w:tcPr>
           <w:p>
             <w:pPr>
               <w:pStyle w:val="Normal"/>
-              <w:jc w:val="start"/>
+              <w:jc w:val="left"/>
               <w:rPr/>
             </w:pPr>
             <w:r>
@@ -1003,105 +921,75 @@
         </w:tc>
         <w:tc>
           <w:tcPr>
-            <w:tcW w:w="2600" w:type="dxa"/>
-            <w:tcBorders>
-              <w:top w:val="single" w:sz="2" w:space="0" w:color="CCCCCC"/>
-              <w:start w:val="single" w:sz="2" w:space="0" w:color="CCCCCC"/>
-              <w:bottom w:val="single" w:sz="2" w:space="0" w:color="CCCCCC"/>
-              <w:end w:val="single" w:sz="2" w:space="0" w:color="CCCCCC"/>
+            <w:tcW w:w="3348" w:type="dxa"/>
+            <w:tcBorders>
+              <w:top w:val="single" w:sz="2" w:space="0" w:color="CCCCCC"/>
+              <w:left w:val="single" w:sz="2" w:space="0" w:color="CCCCCC"/>
+              <w:bottom w:val="single" w:sz="2" w:space="0" w:color="CCCCCC"/>
+              <w:right w:val="single" w:sz="2" w:space="0" w:color="CCCCCC"/>
             </w:tcBorders>
             <w:shd w:fill="F5F5F5" w:val="clear"/>
           </w:tcPr>
           <w:p>
             <w:pPr>
               <w:pStyle w:val="Normal"/>
-              <w:jc w:val="start"/>
-              <w:rPr/>
-            </w:pPr>
-            <w:r>
-              <w:rPr>
-                <w:rFonts w:eastAsia="DejaVu Serif" w:cs="DejaVu Serif"/>
-                <w:b/>
-                <w:bCs/>
-                <w:color w:val="333333"/>
-                <w:sz w:val="18"/>
-                <w:szCs w:val="18"/>
-              </w:rPr>
-              <w:t>Llama</w:t>
-            </w:r>
-          </w:p>
-        </w:tc>
-        <w:tc>
-          <w:tcPr>
-            <w:tcW w:w="2000" w:type="dxa"/>
-            <w:tcBorders>
-              <w:top w:val="single" w:sz="2" w:space="0" w:color="CCCCCC"/>
-              <w:start w:val="single" w:sz="2" w:space="0" w:color="CCCCCC"/>
-              <w:bottom w:val="single" w:sz="2" w:space="0" w:color="CCCCCC"/>
-              <w:end w:val="single" w:sz="2" w:space="0" w:color="CCCCCC"/>
+              <w:jc w:val="left"/>
+              <w:rPr/>
+            </w:pPr>
+            <w:r>
+              <w:rPr>
+                <w:rFonts w:eastAsia="DejaVu Serif" w:cs="DejaVu Serif"/>
+                <w:color w:val="333333"/>
+                <w:sz w:val="18"/>
+                <w:szCs w:val="18"/>
+              </w:rPr>
+              <w:t>Whisper turbo</w:t>
+            </w:r>
+          </w:p>
+        </w:tc>
+        <w:tc>
+          <w:tcPr>
+            <w:tcW w:w="3064" w:type="dxa"/>
+            <w:tcBorders>
+              <w:top w:val="single" w:sz="2" w:space="0" w:color="CCCCCC"/>
+              <w:left w:val="single" w:sz="2" w:space="0" w:color="CCCCCC"/>
+              <w:bottom w:val="single" w:sz="2" w:space="0" w:color="CCCCCC"/>
+              <w:right w:val="single" w:sz="2" w:space="0" w:color="CCCCCC"/>
             </w:tcBorders>
             <w:shd w:fill="F5F5F5" w:val="clear"/>
           </w:tcPr>
           <w:p>
             <w:pPr>
               <w:pStyle w:val="Normal"/>
-              <w:jc w:val="start"/>
-              <w:rPr/>
-            </w:pPr>
-            <w:r>
-              <w:rPr>
-                <w:rFonts w:eastAsia="DejaVu Serif" w:cs="DejaVu Serif"/>
-                <w:color w:val="333333"/>
-                <w:sz w:val="18"/>
-                <w:szCs w:val="18"/>
-              </w:rPr>
-              <w:t>Whisper turbo</w:t>
-            </w:r>
-          </w:p>
-        </w:tc>
-        <w:tc>
-          <w:tcPr>
-            <w:tcW w:w="2600" w:type="dxa"/>
-            <w:tcBorders>
-              <w:top w:val="single" w:sz="2" w:space="0" w:color="CCCCCC"/>
-              <w:start w:val="single" w:sz="2" w:space="0" w:color="CCCCCC"/>
-              <w:bottom w:val="single" w:sz="2" w:space="0" w:color="CCCCCC"/>
-              <w:end w:val="single" w:sz="2" w:space="0" w:color="CCCCCC"/>
+              <w:jc w:val="left"/>
+              <w:rPr/>
+            </w:pPr>
+            <w:r>
+              <w:rPr>
+                <w:rFonts w:eastAsia="DejaVu Serif" w:cs="DejaVu Serif"/>
+                <w:color w:val="333333"/>
+                <w:sz w:val="18"/>
+                <w:szCs w:val="18"/>
+              </w:rPr>
+              <w:t>Llama 3.2 3B</w:t>
+            </w:r>
+          </w:p>
+        </w:tc>
+        <w:tc>
+          <w:tcPr>
+            <w:tcW w:w="1905" w:type="dxa"/>
+            <w:tcBorders>
+              <w:top w:val="single" w:sz="2" w:space="0" w:color="CCCCCC"/>
+              <w:left w:val="single" w:sz="2" w:space="0" w:color="CCCCCC"/>
+              <w:bottom w:val="single" w:sz="2" w:space="0" w:color="CCCCCC"/>
+              <w:right w:val="single" w:sz="2" w:space="0" w:color="CCCCCC"/>
             </w:tcBorders>
             <w:shd w:fill="F5F5F5" w:val="clear"/>
           </w:tcPr>
           <w:p>
             <w:pPr>
               <w:pStyle w:val="Normal"/>
-              <w:jc w:val="start"/>
-              <w:rPr/>
-            </w:pPr>
-            <w:r>
-              <w:rPr>
-                <w:rFonts w:eastAsia="DejaVu Serif" w:cs="DejaVu Serif"/>
-                <w:color w:val="333333"/>
-                <w:sz w:val="18"/>
-                <w:szCs w:val="18"/>
-              </w:rPr>
-              <w:t>Llama 3.2 3B</w:t>
-            </w:r>
-          </w:p>
-        </w:tc>
-        <w:tc>
-          <w:tcPr>
-            <w:tcW w:w="1506" w:type="dxa"/>
-            <w:tcBorders>
-              <w:top w:val="single" w:sz="2" w:space="0" w:color="CCCCCC"/>
-              <w:start w:val="single" w:sz="2" w:space="0" w:color="CCCCCC"/>
-              <w:bottom w:val="single" w:sz="2" w:space="0" w:color="CCCCCC"/>
-              <w:end w:val="single" w:sz="2" w:space="0" w:color="CCCCCC"/>
-            </w:tcBorders>
-            <w:shd w:fill="F5F5F5" w:val="clear"/>
-          </w:tcPr>
-          <w:p>
-            <w:pPr>
-              <w:pStyle w:val="Normal"/>
-              <w:jc w:val="start"/>
+              <w:jc w:val="left"/>
               <w:rPr/>
             </w:pPr>
             <w:r>
@@ -1129,19 +1017,19 @@
         <w:trPr/>
         <w:tc>
           <w:tcPr>
-            <w:tcW w:w="800" w:type="dxa"/>
-            <w:tcBorders>
-              <w:top w:val="single" w:sz="2" w:space="0" w:color="CCCCCC"/>
-              <w:start w:val="single" w:sz="2" w:space="0" w:color="CCCCCC"/>
-              <w:bottom w:val="single" w:sz="2" w:space="0" w:color="CCCCCC"/>
-              <w:end w:val="single" w:sz="2" w:space="0" w:color="CCCCCC"/>
+            <w:tcW w:w="1189" w:type="dxa"/>
+            <w:tcBorders>
+              <w:top w:val="single" w:sz="2" w:space="0" w:color="CCCCCC"/>
+              <w:left w:val="single" w:sz="2" w:space="0" w:color="CCCCCC"/>
+              <w:bottom w:val="single" w:sz="2" w:space="0" w:color="CCCCCC"/>
+              <w:right w:val="single" w:sz="2" w:space="0" w:color="CCCCCC"/>
             </w:tcBorders>
             <w:shd w:fill="F5F5F5" w:val="clear"/>
           </w:tcPr>
           <w:p>
             <w:pPr>
               <w:pStyle w:val="Normal"/>
-              <w:jc w:val="start"/>
+              <w:jc w:val="left"/>
               <w:rPr/>
             </w:pPr>
             <w:r>
@@ -1157,105 +1045,75 @@
         </w:tc>
         <w:tc>
           <w:tcPr>
-            <w:tcW w:w="2600" w:type="dxa"/>
-            <w:tcBorders>
-              <w:top w:val="single" w:sz="2" w:space="0" w:color="CCCCCC"/>
-              <w:start w:val="single" w:sz="2" w:space="0" w:color="CCCCCC"/>
-              <w:bottom w:val="single" w:sz="2" w:space="0" w:color="CCCCCC"/>
-              <w:end w:val="single" w:sz="2" w:space="0" w:color="CCCCCC"/>
+            <w:tcW w:w="3348" w:type="dxa"/>
+            <w:tcBorders>
+              <w:top w:val="single" w:sz="2" w:space="0" w:color="CCCCCC"/>
+              <w:left w:val="single" w:sz="2" w:space="0" w:color="CCCCCC"/>
+              <w:bottom w:val="single" w:sz="2" w:space="0" w:color="CCCCCC"/>
+              <w:right w:val="single" w:sz="2" w:space="0" w:color="CCCCCC"/>
             </w:tcBorders>
             <w:shd w:fill="F5F5F5" w:val="clear"/>
           </w:tcPr>
           <w:p>
             <w:pPr>
               <w:pStyle w:val="Normal"/>
-              <w:jc w:val="start"/>
-              <w:rPr/>
-            </w:pPr>
-            <w:r>
-              <w:rPr>
-                <w:rFonts w:eastAsia="DejaVu Serif" w:cs="DejaVu Serif"/>
-                <w:b/>
-                <w:bCs/>
-                <w:color w:val="333333"/>
-                <w:sz w:val="18"/>
-                <w:szCs w:val="18"/>
-              </w:rPr>
-              <w:t>Gemma</w:t>
-            </w:r>
-          </w:p>
-        </w:tc>
-        <w:tc>
-          <w:tcPr>
-            <w:tcW w:w="2000" w:type="dxa"/>
-            <w:tcBorders>
-              <w:top w:val="single" w:sz="2" w:space="0" w:color="CCCCCC"/>
-              <w:start w:val="single" w:sz="2" w:space="0" w:color="CCCCCC"/>
-              <w:bottom w:val="single" w:sz="2" w:space="0" w:color="CCCCCC"/>
-              <w:end w:val="single" w:sz="2" w:space="0" w:color="CCCCCC"/>
+              <w:jc w:val="left"/>
+              <w:rPr/>
+            </w:pPr>
+            <w:r>
+              <w:rPr>
+                <w:rFonts w:eastAsia="DejaVu Serif" w:cs="DejaVu Serif"/>
+                <w:color w:val="333333"/>
+                <w:sz w:val="18"/>
+                <w:szCs w:val="18"/>
+              </w:rPr>
+              <w:t>Whisper turbo</w:t>
+            </w:r>
+          </w:p>
+        </w:tc>
+        <w:tc>
+          <w:tcPr>
+            <w:tcW w:w="3064" w:type="dxa"/>
+            <w:tcBorders>
+              <w:top w:val="single" w:sz="2" w:space="0" w:color="CCCCCC"/>
+              <w:left w:val="single" w:sz="2" w:space="0" w:color="CCCCCC"/>
+              <w:bottom w:val="single" w:sz="2" w:space="0" w:color="CCCCCC"/>
+              <w:right w:val="single" w:sz="2" w:space="0" w:color="CCCCCC"/>
             </w:tcBorders>
             <w:shd w:fill="F5F5F5" w:val="clear"/>
           </w:tcPr>
           <w:p>
             <w:pPr>
               <w:pStyle w:val="Normal"/>
-              <w:jc w:val="start"/>
-              <w:rPr/>
-            </w:pPr>
-            <w:r>
-              <w:rPr>
-                <w:rFonts w:eastAsia="DejaVu Serif" w:cs="DejaVu Serif"/>
-                <w:color w:val="333333"/>
-                <w:sz w:val="18"/>
-                <w:szCs w:val="18"/>
-              </w:rPr>
-              <w:t>Whisper turbo</w:t>
-            </w:r>
-          </w:p>
-        </w:tc>
-        <w:tc>
-          <w:tcPr>
-            <w:tcW w:w="2600" w:type="dxa"/>
-            <w:tcBorders>
-              <w:top w:val="single" w:sz="2" w:space="0" w:color="CCCCCC"/>
-              <w:start w:val="single" w:sz="2" w:space="0" w:color="CCCCCC"/>
-              <w:bottom w:val="single" w:sz="2" w:space="0" w:color="CCCCCC"/>
-              <w:end w:val="single" w:sz="2" w:space="0" w:color="CCCCCC"/>
+              <w:jc w:val="left"/>
+              <w:rPr/>
+            </w:pPr>
+            <w:r>
+              <w:rPr>
+                <w:rFonts w:eastAsia="DejaVu Serif" w:cs="DejaVu Serif"/>
+                <w:color w:val="333333"/>
+                <w:sz w:val="18"/>
+                <w:szCs w:val="18"/>
+              </w:rPr>
+              <w:t>Gemma 4 4B</w:t>
+            </w:r>
+          </w:p>
+        </w:tc>
+        <w:tc>
+          <w:tcPr>
+            <w:tcW w:w="1905" w:type="dxa"/>
+            <w:tcBorders>
+              <w:top w:val="single" w:sz="2" w:space="0" w:color="CCCCCC"/>
+              <w:left w:val="single" w:sz="2" w:space="0" w:color="CCCCCC"/>
+              <w:bottom w:val="single" w:sz="2" w:space="0" w:color="CCCCCC"/>
+              <w:right w:val="single" w:sz="2" w:space="0" w:color="CCCCCC"/>
             </w:tcBorders>
             <w:shd w:fill="F5F5F5" w:val="clear"/>
           </w:tcPr>
           <w:p>
             <w:pPr>
               <w:pStyle w:val="Normal"/>
-              <w:jc w:val="start"/>
-              <w:rPr/>
-            </w:pPr>
-            <w:r>
-              <w:rPr>
-                <w:rFonts w:eastAsia="DejaVu Serif" w:cs="DejaVu Serif"/>
-                <w:color w:val="333333"/>
-                <w:sz w:val="18"/>
-                <w:szCs w:val="18"/>
-              </w:rPr>
-              <w:t>Gemma 4 4B</w:t>
-            </w:r>
-          </w:p>
-        </w:tc>
-        <w:tc>
-          <w:tcPr>
-            <w:tcW w:w="1506" w:type="dxa"/>
-            <w:tcBorders>
-              <w:top w:val="single" w:sz="2" w:space="0" w:color="CCCCCC"/>
-              <w:start w:val="single" w:sz="2" w:space="0" w:color="CCCCCC"/>
-              <w:bottom w:val="single" w:sz="2" w:space="0" w:color="CCCCCC"/>
-              <w:end w:val="single" w:sz="2" w:space="0" w:color="CCCCCC"/>
-            </w:tcBorders>
-            <w:shd w:fill="F5F5F5" w:val="clear"/>
-          </w:tcPr>
-          <w:p>
-            <w:pPr>
-              <w:pStyle w:val="Normal"/>
-              <w:jc w:val="start"/>
+              <w:jc w:val="left"/>
               <w:rPr/>
             </w:pPr>
             <w:r>
@@ -1284,8 +1142,13 @@
       <w:pPr>
         <w:pStyle w:val="Normal"/>
         <w:spacing w:before="0" w:after="60"/>
-        <w:jc w:val="start"/>
-        <w:rPr/>
+        <w:jc w:val="left"/>
+        <w:rPr>
+          <w:rFonts w:eastAsia="DejaVu Serif" w:cs="DejaVu Serif"/>
+          <w:color w:val="333333"/>
+          <w:sz w:val="20"/>
+          <w:szCs w:val="20"/>
+        </w:rPr>
       </w:pPr>
       <w:r>
         <w:rPr>
@@ -1294,7 +1157,46 @@
           <w:sz w:val="20"/>
           <w:szCs w:val="20"/>
         </w:rPr>
-        <w:t>Hardware constraint: local models ran on a consumer laptop (AMD iGPU, 16 GB shared RAM). Larger models (Whisper large-v3, SauerkrautLM 70B) exceeded available resources.</w:t>
+      </w:r>
+    </w:p>
+    <w:p>
+      <w:pPr>
+        <w:pStyle w:val="Normal"/>
+        <w:spacing w:before="0" w:after="60"/>
+        <w:jc w:val="left"/>
+        <w:rPr>
+          <w:rFonts w:eastAsia="DejaVu Serif" w:cs="DejaVu Serif"/>
+          <w:color w:val="333333"/>
+          <w:sz w:val="20"/>
+          <w:szCs w:val="20"/>
+        </w:rPr>
+      </w:pPr>
+      <w:r>
+        <w:rPr>
+          <w:rFonts w:eastAsia="DejaVu Serif" w:cs="DejaVu Serif"/>
+          <w:color w:val="333333"/>
+          <w:sz w:val="20"/>
+          <w:szCs w:val="20"/>
+        </w:rPr>
+        <w:t xml:space="preserve">Hardware constraint: local models ran on a consumer laptop (AMD </w:t>
+      </w:r>
+      <w:r>
+        <w:rPr>
+          <w:rFonts w:eastAsia="DejaVu Serif" w:cs="DejaVu Serif"/>
+          <w:color w:val="333333"/>
+          <w:sz w:val="20"/>
+          <w:szCs w:val="20"/>
+        </w:rPr>
+        <w:t>CPU</w:t>
+      </w:r>
+      <w:r>
+        <w:rPr>
+          <w:rFonts w:eastAsia="DejaVu Serif" w:cs="DejaVu Serif"/>
+          <w:color w:val="333333"/>
+          <w:sz w:val="20"/>
+          <w:szCs w:val="20"/>
+        </w:rPr>
+        <w:t>, 16 GB RAM). Larger models (Whisper large-v3, SauerkrautLM 70B) exceeded available resources.</w:t>
       </w:r>
     </w:p>
     <w:p>
@@ -1322,7 +1224,7 @@
       <w:pPr>
         <w:pStyle w:val="Normal"/>
         <w:spacing w:before="0" w:after="120"/>
-        <w:jc w:val="start"/>
+        <w:jc w:val="left"/>
         <w:rPr/>
       </w:pPr>
       <w:r>
@@ -1359,7 +1261,7 @@
           <w:sz w:val="20"/>
           <w:szCs w:val="20"/>
         </w:rPr>
-        <w:t>OriginalDC (clean dictation), Laptop-Middle, Laptop-Doctor</w:t>
+        <w:t>Original (clean dictation), Laptop-Middle, Laptop-Doctor</w:t>
       </w:r>
     </w:p>
     <w:p>
@@ -1496,11 +1398,22 @@
       <w:r>
         <w:rPr>
           <w:rFonts w:eastAsia="DejaVu Serif" w:cs="DejaVu Serif"/>
+          <w:b w:val="false"/>
+          <w:bCs w:val="false"/>
           <w:color w:val="555555"/>
           <w:sz w:val="20"/>
           <w:szCs w:val="20"/>
         </w:rPr>
-        <w:t>RAW STT output vs. manual ground truth. Measures transcription accuracy through insertions, deletions, and substitutions.</w:t>
+        <w:t>manual ground truth</w:t>
+      </w:r>
+      <w:r>
+        <w:rPr>
+          <w:rFonts w:eastAsia="DejaVu Serif" w:cs="DejaVu Serif"/>
+          <w:color w:val="555555"/>
+          <w:sz w:val="20"/>
+          <w:szCs w:val="20"/>
+        </w:rPr>
+        <w:t xml:space="preserve"> vs. RAW STT output. Measures transcription accuracy through insertions, deletions, and substitutions.</w:t>
       </w:r>
     </w:p>
     <w:p>
@@ -1561,6 +1474,21 @@
       <w:pPr>
         <w:pStyle w:val="Normal"/>
         <w:spacing w:before="0" w:after="80"/>
+        <w:rPr>
+          <w:color w:val="666666"/>
+        </w:rPr>
+      </w:pPr>
+      <w:r>
+        <w:rPr>
+          <w:color w:val="666666"/>
+        </w:rPr>
+        <w:t>SOAP is the standard format for medical documentation: Subjective, Objective, Assessment, Plan. Each section covers a different part of the consultation, from the patient's own description to the treatment plan.</w:t>
+      </w:r>
+    </w:p>
+    <w:p>
+      <w:pPr>
+        <w:pStyle w:val="Normal"/>
+        <w:spacing w:before="0" w:after="80"/>
         <w:rPr/>
       </w:pPr>
       <w:r>
@@ -1571,7 +1499,7 @@
       <w:pPr>
         <w:pStyle w:val="Normal"/>
         <w:spacing w:before="0" w:after="120"/>
-        <w:jc w:val="start"/>
+        <w:jc w:val="left"/>
         <w:rPr/>
       </w:pPr>
       <w:r>
@@ -1581,7 +1509,13 @@
           <w:sz w:val="20"/>
           <w:szCs w:val="20"/>
         </w:rPr>
-        <w:t>Why Claude-as-Judge? 55 runs × 4 sections = 220 evaluations — too many for manual scoring in the seminar timeframe, and script-based evaluation cannot assess medical semantic correctness. Claude provides consistent, reproducible scoring with a documented evaluation prompt.</w:t>
+        <w:t xml:space="preserve">Why Claude-as-Judge? 55 runs × 4 sections = 220 evaluations — too many for manual scoring in the timeframe, and script-based evaluation cannot assess medical semantic correctness. Claude provides consistent scoring with a documented evaluation prompt. </w:t>
+      </w:r>
+      <w:r>
+        <w:rPr>
+          <w:color w:val="666666"/>
+        </w:rPr>
+        <w:t>Claude was not used as a model in our pipeline, which eliminates any self-evaluation bias. Had we used GPT-4o as the judge, it would likely have favored its own outputs.</w:t>
       </w:r>
     </w:p>
     <w:p>
@@ -1626,14 +1560,14 @@
     <w:tbl>
       <w:tblPr>
         <w:tblW w:w="9506" w:type="dxa"/>
-        <w:jc w:val="start"/>
+        <w:jc w:val="left"/>
         <w:tblInd w:w="101" w:type="dxa"/>
         <w:tblLayout w:type="fixed"/>
         <w:tblCellMar>
           <w:top w:w="60" w:type="dxa"/>
-          <w:start w:w="100" w:type="dxa"/>
+          <w:left w:w="100" w:type="dxa"/>
           <w:bottom w:w="60" w:type="dxa"/>
-          <w:end w:w="100" w:type="dxa"/>
+          <w:right w:w="100" w:type="dxa"/>
         </w:tblCellMar>
       </w:tblPr>
       <w:tblGrid>
@@ -1648,9 +1582,9 @@
             <w:tcW w:w="4000" w:type="dxa"/>
             <w:tcBorders>
               <w:top w:val="single" w:sz="2" w:space="0" w:color="CCCCCC"/>
-              <w:start w:val="single" w:sz="2" w:space="0" w:color="CCCCCC"/>
-              <w:bottom w:val="single" w:sz="2" w:space="0" w:color="CCCCCC"/>
-              <w:end w:val="single" w:sz="2" w:space="0" w:color="CCCCCC"/>
+              <w:left w:val="single" w:sz="2" w:space="0" w:color="CCCCCC"/>
+              <w:bottom w:val="single" w:sz="2" w:space="0" w:color="CCCCCC"/>
+              <w:right w:val="single" w:sz="2" w:space="0" w:color="CCCCCC"/>
             </w:tcBorders>
             <w:shd w:fill="D04A02" w:val="clear"/>
           </w:tcPr>
@@ -1677,9 +1611,9 @@
             <w:tcW w:w="2753" w:type="dxa"/>
             <w:tcBorders>
               <w:top w:val="single" w:sz="2" w:space="0" w:color="CCCCCC"/>
-              <w:start w:val="single" w:sz="2" w:space="0" w:color="CCCCCC"/>
-              <w:bottom w:val="single" w:sz="2" w:space="0" w:color="CCCCCC"/>
-              <w:end w:val="single" w:sz="2" w:space="0" w:color="CCCCCC"/>
+              <w:left w:val="single" w:sz="2" w:space="0" w:color="CCCCCC"/>
+              <w:bottom w:val="single" w:sz="2" w:space="0" w:color="CCCCCC"/>
+              <w:right w:val="single" w:sz="2" w:space="0" w:color="CCCCCC"/>
             </w:tcBorders>
             <w:shd w:fill="D04A02" w:val="clear"/>
           </w:tcPr>
@@ -1706,9 +1640,9 @@
             <w:tcW w:w="2753" w:type="dxa"/>
             <w:tcBorders>
               <w:top w:val="single" w:sz="2" w:space="0" w:color="CCCCCC"/>
-              <w:start w:val="single" w:sz="2" w:space="0" w:color="CCCCCC"/>
-              <w:bottom w:val="single" w:sz="2" w:space="0" w:color="CCCCCC"/>
-              <w:end w:val="single" w:sz="2" w:space="0" w:color="CCCCCC"/>
+              <w:left w:val="single" w:sz="2" w:space="0" w:color="CCCCCC"/>
+              <w:bottom w:val="single" w:sz="2" w:space="0" w:color="CCCCCC"/>
+              <w:right w:val="single" w:sz="2" w:space="0" w:color="CCCCCC"/>
             </w:tcBorders>
             <w:shd w:fill="D04A02" w:val="clear"/>
           </w:tcPr>
@@ -1738,15 +1672,15 @@
             <w:tcW w:w="4000" w:type="dxa"/>
             <w:tcBorders>
               <w:top w:val="single" w:sz="2" w:space="0" w:color="CCCCCC"/>
-              <w:start w:val="single" w:sz="2" w:space="0" w:color="CCCCCC"/>
-              <w:bottom w:val="single" w:sz="2" w:space="0" w:color="CCCCCC"/>
-              <w:end w:val="single" w:sz="2" w:space="0" w:color="CCCCCC"/>
-            </w:tcBorders>
-          </w:tcPr>
-          <w:p>
-            <w:pPr>
-              <w:pStyle w:val="Normal"/>
-              <w:jc w:val="start"/>
+              <w:left w:val="single" w:sz="2" w:space="0" w:color="CCCCCC"/>
+              <w:bottom w:val="single" w:sz="2" w:space="0" w:color="CCCCCC"/>
+              <w:right w:val="single" w:sz="2" w:space="0" w:color="CCCCCC"/>
+            </w:tcBorders>
+          </w:tcPr>
+          <w:p>
+            <w:pPr>
+              <w:pStyle w:val="Normal"/>
+              <w:jc w:val="left"/>
               <w:rPr/>
             </w:pPr>
             <w:r>
@@ -1767,15 +1701,15 @@
             <w:tcW w:w="2753" w:type="dxa"/>
             <w:tcBorders>
               <w:top w:val="single" w:sz="2" w:space="0" w:color="CCCCCC"/>
-              <w:start w:val="single" w:sz="2" w:space="0" w:color="CCCCCC"/>
-              <w:bottom w:val="single" w:sz="2" w:space="0" w:color="CCCCCC"/>
-              <w:end w:val="single" w:sz="2" w:space="0" w:color="CCCCCC"/>
-            </w:tcBorders>
-          </w:tcPr>
-          <w:p>
-            <w:pPr>
-              <w:pStyle w:val="Normal"/>
-              <w:jc w:val="start"/>
+              <w:left w:val="single" w:sz="2" w:space="0" w:color="CCCCCC"/>
+              <w:bottom w:val="single" w:sz="2" w:space="0" w:color="CCCCCC"/>
+              <w:right w:val="single" w:sz="2" w:space="0" w:color="CCCCCC"/>
+            </w:tcBorders>
+          </w:tcPr>
+          <w:p>
+            <w:pPr>
+              <w:pStyle w:val="Normal"/>
+              <w:jc w:val="left"/>
               <w:rPr/>
             </w:pPr>
             <w:r>
@@ -1796,15 +1730,15 @@
             <w:tcW w:w="2753" w:type="dxa"/>
             <w:tcBorders>
               <w:top w:val="single" w:sz="2" w:space="0" w:color="CCCCCC"/>
-              <w:start w:val="single" w:sz="2" w:space="0" w:color="CCCCCC"/>
-              <w:bottom w:val="single" w:sz="2" w:space="0" w:color="CCCCCC"/>
-              <w:end w:val="single" w:sz="2" w:space="0" w:color="CCCCCC"/>
-            </w:tcBorders>
-          </w:tcPr>
-          <w:p>
-            <w:pPr>
-              <w:pStyle w:val="Normal"/>
-              <w:jc w:val="start"/>
+              <w:left w:val="single" w:sz="2" w:space="0" w:color="CCCCCC"/>
+              <w:bottom w:val="single" w:sz="2" w:space="0" w:color="CCCCCC"/>
+              <w:right w:val="single" w:sz="2" w:space="0" w:color="CCCCCC"/>
+            </w:tcBorders>
+          </w:tcPr>
+          <w:p>
+            <w:pPr>
+              <w:pStyle w:val="Normal"/>
+              <w:jc w:val="left"/>
               <w:rPr/>
             </w:pPr>
             <w:r>
@@ -1835,15 +1769,15 @@
             <w:tcW w:w="4000" w:type="dxa"/>
             <w:tcBorders>
               <w:top w:val="single" w:sz="2" w:space="0" w:color="CCCCCC"/>
-              <w:start w:val="single" w:sz="2" w:space="0" w:color="CCCCCC"/>
-              <w:bottom w:val="single" w:sz="2" w:space="0" w:color="CCCCCC"/>
-              <w:end w:val="single" w:sz="2" w:space="0" w:color="CCCCCC"/>
-            </w:tcBorders>
-          </w:tcPr>
-          <w:p>
-            <w:pPr>
-              <w:pStyle w:val="Normal"/>
-              <w:jc w:val="start"/>
+              <w:left w:val="single" w:sz="2" w:space="0" w:color="CCCCCC"/>
+              <w:bottom w:val="single" w:sz="2" w:space="0" w:color="CCCCCC"/>
+              <w:right w:val="single" w:sz="2" w:space="0" w:color="CCCCCC"/>
+            </w:tcBorders>
+          </w:tcPr>
+          <w:p>
+            <w:pPr>
+              <w:pStyle w:val="Normal"/>
+              <w:jc w:val="left"/>
               <w:rPr/>
             </w:pPr>
             <w:r>
@@ -1864,15 +1798,15 @@
             <w:tcW w:w="2753" w:type="dxa"/>
             <w:tcBorders>
               <w:top w:val="single" w:sz="2" w:space="0" w:color="CCCCCC"/>
-              <w:start w:val="single" w:sz="2" w:space="0" w:color="CCCCCC"/>
-              <w:bottom w:val="single" w:sz="2" w:space="0" w:color="CCCCCC"/>
-              <w:end w:val="single" w:sz="2" w:space="0" w:color="CCCCCC"/>
-            </w:tcBorders>
-          </w:tcPr>
-          <w:p>
-            <w:pPr>
-              <w:pStyle w:val="Normal"/>
-              <w:jc w:val="start"/>
+              <w:left w:val="single" w:sz="2" w:space="0" w:color="CCCCCC"/>
+              <w:bottom w:val="single" w:sz="2" w:space="0" w:color="CCCCCC"/>
+              <w:right w:val="single" w:sz="2" w:space="0" w:color="CCCCCC"/>
+            </w:tcBorders>
+          </w:tcPr>
+          <w:p>
+            <w:pPr>
+              <w:pStyle w:val="Normal"/>
+              <w:jc w:val="left"/>
               <w:rPr/>
             </w:pPr>
             <w:r>
@@ -1891,15 +1825,15 @@
             <w:tcW w:w="2753" w:type="dxa"/>
             <w:tcBorders>
               <w:top w:val="single" w:sz="2" w:space="0" w:color="CCCCCC"/>
-              <w:start w:val="single" w:sz="2" w:space="0" w:color="CCCCCC"/>
-              <w:bottom w:val="single" w:sz="2" w:space="0" w:color="CCCCCC"/>
-              <w:end w:val="single" w:sz="2" w:space="0" w:color="CCCCCC"/>
-            </w:tcBorders>
-          </w:tcPr>
-          <w:p>
-            <w:pPr>
-              <w:pStyle w:val="Normal"/>
-              <w:jc w:val="start"/>
+              <w:left w:val="single" w:sz="2" w:space="0" w:color="CCCCCC"/>
+              <w:bottom w:val="single" w:sz="2" w:space="0" w:color="CCCCCC"/>
+              <w:right w:val="single" w:sz="2" w:space="0" w:color="CCCCCC"/>
+            </w:tcBorders>
+          </w:tcPr>
+          <w:p>
+            <w:pPr>
+              <w:pStyle w:val="Normal"/>
+              <w:jc w:val="left"/>
               <w:rPr/>
             </w:pPr>
             <w:r>
@@ -1930,15 +1864,15 @@
             <w:tcW w:w="4000" w:type="dxa"/>
             <w:tcBorders>
               <w:top w:val="single" w:sz="2" w:space="0" w:color="CCCCCC"/>
-              <w:start w:val="single" w:sz="2" w:space="0" w:color="CCCCCC"/>
-              <w:bottom w:val="single" w:sz="2" w:space="0" w:color="CCCCCC"/>
-              <w:end w:val="single" w:sz="2" w:space="0" w:color="CCCCCC"/>
-            </w:tcBorders>
-          </w:tcPr>
-          <w:p>
-            <w:pPr>
-              <w:pStyle w:val="Normal"/>
-              <w:jc w:val="start"/>
+              <w:left w:val="single" w:sz="2" w:space="0" w:color="CCCCCC"/>
+              <w:bottom w:val="single" w:sz="2" w:space="0" w:color="CCCCCC"/>
+              <w:right w:val="single" w:sz="2" w:space="0" w:color="CCCCCC"/>
+            </w:tcBorders>
+          </w:tcPr>
+          <w:p>
+            <w:pPr>
+              <w:pStyle w:val="Normal"/>
+              <w:jc w:val="left"/>
               <w:rPr/>
             </w:pPr>
             <w:r>
@@ -1959,15 +1893,15 @@
             <w:tcW w:w="2753" w:type="dxa"/>
             <w:tcBorders>
               <w:top w:val="single" w:sz="2" w:space="0" w:color="CCCCCC"/>
-              <w:start w:val="single" w:sz="2" w:space="0" w:color="CCCCCC"/>
-              <w:bottom w:val="single" w:sz="2" w:space="0" w:color="CCCCCC"/>
-              <w:end w:val="single" w:sz="2" w:space="0" w:color="CCCCCC"/>
-            </w:tcBorders>
-          </w:tcPr>
-          <w:p>
-            <w:pPr>
-              <w:pStyle w:val="Normal"/>
-              <w:jc w:val="start"/>
+              <w:left w:val="single" w:sz="2" w:space="0" w:color="CCCCCC"/>
+              <w:bottom w:val="single" w:sz="2" w:space="0" w:color="CCCCCC"/>
+              <w:right w:val="single" w:sz="2" w:space="0" w:color="CCCCCC"/>
+            </w:tcBorders>
+          </w:tcPr>
+          <w:p>
+            <w:pPr>
+              <w:pStyle w:val="Normal"/>
+              <w:jc w:val="left"/>
               <w:rPr/>
             </w:pPr>
             <w:r>
@@ -1986,15 +1920,15 @@
             <w:tcW w:w="2753" w:type="dxa"/>
             <w:tcBorders>
               <w:top w:val="single" w:sz="2" w:space="0" w:color="CCCCCC"/>
-              <w:start w:val="single" w:sz="2" w:space="0" w:color="CCCCCC"/>
-              <w:bottom w:val="single" w:sz="2" w:space="0" w:color="CCCCCC"/>
-              <w:end w:val="single" w:sz="2" w:space="0" w:color="CCCCCC"/>
-            </w:tcBorders>
-          </w:tcPr>
-          <w:p>
-            <w:pPr>
-              <w:pStyle w:val="Normal"/>
-              <w:jc w:val="start"/>
+              <w:left w:val="single" w:sz="2" w:space="0" w:color="CCCCCC"/>
+              <w:bottom w:val="single" w:sz="2" w:space="0" w:color="CCCCCC"/>
+              <w:right w:val="single" w:sz="2" w:space="0" w:color="CCCCCC"/>
+            </w:tcBorders>
+          </w:tcPr>
+          <w:p>
+            <w:pPr>
+              <w:pStyle w:val="Normal"/>
+              <w:jc w:val="left"/>
               <w:rPr/>
             </w:pPr>
             <w:r>
@@ -2022,9 +1956,14 @@
     <w:p>
       <w:pPr>
         <w:pStyle w:val="Normal"/>
-        <w:spacing w:before="0" w:after="160"/>
-        <w:jc w:val="start"/>
-        <w:rPr/>
+        <w:spacing w:lineRule="auto" w:line="240" w:before="0" w:after="160"/>
+        <w:jc w:val="left"/>
+        <w:rPr>
+          <w:rFonts w:eastAsia="DejaVu Serif" w:cs="DejaVu Serif"/>
+          <w:color w:val="333333"/>
+          <w:sz w:val="20"/>
+          <w:szCs w:val="20"/>
+        </w:rPr>
       </w:pPr>
       <w:r>
         <w:rPr>
@@ -2033,7 +1972,44 @@
           <w:sz w:val="20"/>
           <w:szCs w:val="20"/>
         </w:rPr>
-        <w:t>Critical finding: In the White Noise scenario, all models collapse — Assembly reaches 33%, Whisper-local 41%. Microphone quality sets the floor.</w:t>
+        <w:br/>
+        <w:t>Critical finding: In the White Noise scenario, all models collapse — Assembly reaches 33.</w:t>
+      </w:r>
+      <w:r>
+        <w:rPr>
+          <w:rFonts w:eastAsia="DejaVu Serif" w:cs="DejaVu Serif"/>
+          <w:color w:val="333333"/>
+          <w:sz w:val="20"/>
+          <w:szCs w:val="20"/>
+        </w:rPr>
+        <w:t>2</w:t>
+      </w:r>
+      <w:r>
+        <w:rPr>
+          <w:rFonts w:eastAsia="DejaVu Serif" w:cs="DejaVu Serif"/>
+          <w:color w:val="333333"/>
+          <w:sz w:val="20"/>
+          <w:szCs w:val="20"/>
+        </w:rPr>
+        <w:t xml:space="preserve">%, </w:t>
+      </w:r>
+      <w:r>
+        <w:rPr>
+          <w:rFonts w:eastAsia="DejaVu Serif" w:cs="DejaVu Serif"/>
+          <w:color w:val="333333"/>
+          <w:sz w:val="20"/>
+          <w:szCs w:val="20"/>
+        </w:rPr>
+        <w:t>Speechmatics 30.6% and</w:t>
+      </w:r>
+      <w:r>
+        <w:rPr>
+          <w:rFonts w:eastAsia="DejaVu Serif" w:cs="DejaVu Serif"/>
+          <w:color w:val="333333"/>
+          <w:sz w:val="20"/>
+          <w:szCs w:val="20"/>
+        </w:rPr>
+        <w:t xml:space="preserve"> Whisper-local 41%. Microphone quality sets the floor.</w:t>
       </w:r>
     </w:p>
     <w:p>
@@ -2057,14 +2033,14 @@
     <w:tbl>
       <w:tblPr>
         <w:tblW w:w="9506" w:type="dxa"/>
-        <w:jc w:val="start"/>
+        <w:jc w:val="left"/>
         <w:tblInd w:w="101" w:type="dxa"/>
         <w:tblLayout w:type="fixed"/>
         <w:tblCellMar>
           <w:top w:w="60" w:type="dxa"/>
-          <w:start w:w="100" w:type="dxa"/>
+          <w:left w:w="100" w:type="dxa"/>
           <w:bottom w:w="60" w:type="dxa"/>
-          <w:end w:w="100" w:type="dxa"/>
+          <w:right w:w="100" w:type="dxa"/>
         </w:tblCellMar>
       </w:tblPr>
       <w:tblGrid>
@@ -2079,9 +2055,9 @@
             <w:tcW w:w="4000" w:type="dxa"/>
             <w:tcBorders>
               <w:top w:val="single" w:sz="2" w:space="0" w:color="CCCCCC"/>
-              <w:start w:val="single" w:sz="2" w:space="0" w:color="CCCCCC"/>
-              <w:bottom w:val="single" w:sz="2" w:space="0" w:color="CCCCCC"/>
-              <w:end w:val="single" w:sz="2" w:space="0" w:color="CCCCCC"/>
+              <w:left w:val="single" w:sz="2" w:space="0" w:color="CCCCCC"/>
+              <w:bottom w:val="single" w:sz="2" w:space="0" w:color="CCCCCC"/>
+              <w:right w:val="single" w:sz="2" w:space="0" w:color="CCCCCC"/>
             </w:tcBorders>
             <w:shd w:fill="D04A02" w:val="clear"/>
           </w:tcPr>
@@ -2108,9 +2084,9 @@
             <w:tcW w:w="2753" w:type="dxa"/>
             <w:tcBorders>
               <w:top w:val="single" w:sz="2" w:space="0" w:color="CCCCCC"/>
-              <w:start w:val="single" w:sz="2" w:space="0" w:color="CCCCCC"/>
-              <w:bottom w:val="single" w:sz="2" w:space="0" w:color="CCCCCC"/>
-              <w:end w:val="single" w:sz="2" w:space="0" w:color="CCCCCC"/>
+              <w:left w:val="single" w:sz="2" w:space="0" w:color="CCCCCC"/>
+              <w:bottom w:val="single" w:sz="2" w:space="0" w:color="CCCCCC"/>
+              <w:right w:val="single" w:sz="2" w:space="0" w:color="CCCCCC"/>
             </w:tcBorders>
             <w:shd w:fill="D04A02" w:val="clear"/>
           </w:tcPr>
@@ -2137,9 +2113,9 @@
             <w:tcW w:w="2753" w:type="dxa"/>
             <w:tcBorders>
               <w:top w:val="single" w:sz="2" w:space="0" w:color="CCCCCC"/>
-              <w:start w:val="single" w:sz="2" w:space="0" w:color="CCCCCC"/>
-              <w:bottom w:val="single" w:sz="2" w:space="0" w:color="CCCCCC"/>
-              <w:end w:val="single" w:sz="2" w:space="0" w:color="CCCCCC"/>
+              <w:left w:val="single" w:sz="2" w:space="0" w:color="CCCCCC"/>
+              <w:bottom w:val="single" w:sz="2" w:space="0" w:color="CCCCCC"/>
+              <w:right w:val="single" w:sz="2" w:space="0" w:color="CCCCCC"/>
             </w:tcBorders>
             <w:shd w:fill="D04A02" w:val="clear"/>
           </w:tcPr>
@@ -2169,15 +2145,15 @@
             <w:tcW w:w="4000" w:type="dxa"/>
             <w:tcBorders>
               <w:top w:val="single" w:sz="2" w:space="0" w:color="CCCCCC"/>
-              <w:start w:val="single" w:sz="2" w:space="0" w:color="CCCCCC"/>
-              <w:bottom w:val="single" w:sz="2" w:space="0" w:color="CCCCCC"/>
-              <w:end w:val="single" w:sz="2" w:space="0" w:color="CCCCCC"/>
-            </w:tcBorders>
-          </w:tcPr>
-          <w:p>
-            <w:pPr>
-              <w:pStyle w:val="Normal"/>
-              <w:jc w:val="start"/>
+              <w:left w:val="single" w:sz="2" w:space="0" w:color="CCCCCC"/>
+              <w:bottom w:val="single" w:sz="2" w:space="0" w:color="CCCCCC"/>
+              <w:right w:val="single" w:sz="2" w:space="0" w:color="CCCCCC"/>
+            </w:tcBorders>
+          </w:tcPr>
+          <w:p>
+            <w:pPr>
+              <w:pStyle w:val="Normal"/>
+              <w:jc w:val="left"/>
               <w:rPr/>
             </w:pPr>
             <w:r>
@@ -2198,15 +2174,15 @@
             <w:tcW w:w="2753" w:type="dxa"/>
             <w:tcBorders>
               <w:top w:val="single" w:sz="2" w:space="0" w:color="CCCCCC"/>
-              <w:start w:val="single" w:sz="2" w:space="0" w:color="CCCCCC"/>
-              <w:bottom w:val="single" w:sz="2" w:space="0" w:color="CCCCCC"/>
-              <w:end w:val="single" w:sz="2" w:space="0" w:color="CCCCCC"/>
-            </w:tcBorders>
-          </w:tcPr>
-          <w:p>
-            <w:pPr>
-              <w:pStyle w:val="Normal"/>
-              <w:jc w:val="start"/>
+              <w:left w:val="single" w:sz="2" w:space="0" w:color="CCCCCC"/>
+              <w:bottom w:val="single" w:sz="2" w:space="0" w:color="CCCCCC"/>
+              <w:right w:val="single" w:sz="2" w:space="0" w:color="CCCCCC"/>
+            </w:tcBorders>
+          </w:tcPr>
+          <w:p>
+            <w:pPr>
+              <w:pStyle w:val="Normal"/>
+              <w:jc w:val="left"/>
               <w:rPr/>
             </w:pPr>
             <w:r>
@@ -2227,15 +2203,15 @@
             <w:tcW w:w="2753" w:type="dxa"/>
             <w:tcBorders>
               <w:top w:val="single" w:sz="2" w:space="0" w:color="CCCCCC"/>
-              <w:start w:val="single" w:sz="2" w:space="0" w:color="CCCCCC"/>
-              <w:bottom w:val="single" w:sz="2" w:space="0" w:color="CCCCCC"/>
-              <w:end w:val="single" w:sz="2" w:space="0" w:color="CCCCCC"/>
-            </w:tcBorders>
-          </w:tcPr>
-          <w:p>
-            <w:pPr>
-              <w:pStyle w:val="Normal"/>
-              <w:jc w:val="start"/>
+              <w:left w:val="single" w:sz="2" w:space="0" w:color="CCCCCC"/>
+              <w:bottom w:val="single" w:sz="2" w:space="0" w:color="CCCCCC"/>
+              <w:right w:val="single" w:sz="2" w:space="0" w:color="CCCCCC"/>
+            </w:tcBorders>
+          </w:tcPr>
+          <w:p>
+            <w:pPr>
+              <w:pStyle w:val="Normal"/>
+              <w:jc w:val="left"/>
               <w:rPr/>
             </w:pPr>
             <w:r>
@@ -2266,15 +2242,15 @@
             <w:tcW w:w="4000" w:type="dxa"/>
             <w:tcBorders>
               <w:top w:val="single" w:sz="2" w:space="0" w:color="CCCCCC"/>
-              <w:start w:val="single" w:sz="2" w:space="0" w:color="CCCCCC"/>
-              <w:bottom w:val="single" w:sz="2" w:space="0" w:color="CCCCCC"/>
-              <w:end w:val="single" w:sz="2" w:space="0" w:color="CCCCCC"/>
-            </w:tcBorders>
-          </w:tcPr>
-          <w:p>
-            <w:pPr>
-              <w:pStyle w:val="Normal"/>
-              <w:jc w:val="start"/>
+              <w:left w:val="single" w:sz="2" w:space="0" w:color="CCCCCC"/>
+              <w:bottom w:val="single" w:sz="2" w:space="0" w:color="CCCCCC"/>
+              <w:right w:val="single" w:sz="2" w:space="0" w:color="CCCCCC"/>
+            </w:tcBorders>
+          </w:tcPr>
+          <w:p>
+            <w:pPr>
+              <w:pStyle w:val="Normal"/>
+              <w:jc w:val="left"/>
               <w:rPr/>
             </w:pPr>
             <w:r>
@@ -2293,15 +2269,15 @@
             <w:tcW w:w="2753" w:type="dxa"/>
             <w:tcBorders>
               <w:top w:val="single" w:sz="2" w:space="0" w:color="CCCCCC"/>
-              <w:start w:val="single" w:sz="2" w:space="0" w:color="CCCCCC"/>
-              <w:bottom w:val="single" w:sz="2" w:space="0" w:color="CCCCCC"/>
-              <w:end w:val="single" w:sz="2" w:space="0" w:color="CCCCCC"/>
-            </w:tcBorders>
-          </w:tcPr>
-          <w:p>
-            <w:pPr>
-              <w:pStyle w:val="Normal"/>
-              <w:jc w:val="start"/>
+              <w:left w:val="single" w:sz="2" w:space="0" w:color="CCCCCC"/>
+              <w:bottom w:val="single" w:sz="2" w:space="0" w:color="CCCCCC"/>
+              <w:right w:val="single" w:sz="2" w:space="0" w:color="CCCCCC"/>
+            </w:tcBorders>
+          </w:tcPr>
+          <w:p>
+            <w:pPr>
+              <w:pStyle w:val="Normal"/>
+              <w:jc w:val="left"/>
               <w:rPr/>
             </w:pPr>
             <w:r>
@@ -2320,15 +2296,15 @@
             <w:tcW w:w="2753" w:type="dxa"/>
             <w:tcBorders>
               <w:top w:val="single" w:sz="2" w:space="0" w:color="CCCCCC"/>
-              <w:start w:val="single" w:sz="2" w:space="0" w:color="CCCCCC"/>
-              <w:bottom w:val="single" w:sz="2" w:space="0" w:color="CCCCCC"/>
-              <w:end w:val="single" w:sz="2" w:space="0" w:color="CCCCCC"/>
-            </w:tcBorders>
-          </w:tcPr>
-          <w:p>
-            <w:pPr>
-              <w:pStyle w:val="Normal"/>
-              <w:jc w:val="start"/>
+              <w:left w:val="single" w:sz="2" w:space="0" w:color="CCCCCC"/>
+              <w:bottom w:val="single" w:sz="2" w:space="0" w:color="CCCCCC"/>
+              <w:right w:val="single" w:sz="2" w:space="0" w:color="CCCCCC"/>
+            </w:tcBorders>
+          </w:tcPr>
+          <w:p>
+            <w:pPr>
+              <w:pStyle w:val="Normal"/>
+              <w:jc w:val="left"/>
               <w:rPr/>
             </w:pPr>
             <w:r>
@@ -2359,15 +2335,15 @@
             <w:tcW w:w="4000" w:type="dxa"/>
             <w:tcBorders>
               <w:top w:val="single" w:sz="2" w:space="0" w:color="CCCCCC"/>
-              <w:start w:val="single" w:sz="2" w:space="0" w:color="CCCCCC"/>
-              <w:bottom w:val="single" w:sz="2" w:space="0" w:color="CCCCCC"/>
-              <w:end w:val="single" w:sz="2" w:space="0" w:color="CCCCCC"/>
-            </w:tcBorders>
-          </w:tcPr>
-          <w:p>
-            <w:pPr>
-              <w:pStyle w:val="Normal"/>
-              <w:jc w:val="start"/>
+              <w:left w:val="single" w:sz="2" w:space="0" w:color="CCCCCC"/>
+              <w:bottom w:val="single" w:sz="2" w:space="0" w:color="CCCCCC"/>
+              <w:right w:val="single" w:sz="2" w:space="0" w:color="CCCCCC"/>
+            </w:tcBorders>
+          </w:tcPr>
+          <w:p>
+            <w:pPr>
+              <w:pStyle w:val="Normal"/>
+              <w:jc w:val="left"/>
               <w:rPr/>
             </w:pPr>
             <w:r>
@@ -2386,15 +2362,15 @@
             <w:tcW w:w="2753" w:type="dxa"/>
             <w:tcBorders>
               <w:top w:val="single" w:sz="2" w:space="0" w:color="CCCCCC"/>
-              <w:start w:val="single" w:sz="2" w:space="0" w:color="CCCCCC"/>
-              <w:bottom w:val="single" w:sz="2" w:space="0" w:color="CCCCCC"/>
-              <w:end w:val="single" w:sz="2" w:space="0" w:color="CCCCCC"/>
-            </w:tcBorders>
-          </w:tcPr>
-          <w:p>
-            <w:pPr>
-              <w:pStyle w:val="Normal"/>
-              <w:jc w:val="start"/>
+              <w:left w:val="single" w:sz="2" w:space="0" w:color="CCCCCC"/>
+              <w:bottom w:val="single" w:sz="2" w:space="0" w:color="CCCCCC"/>
+              <w:right w:val="single" w:sz="2" w:space="0" w:color="CCCCCC"/>
+            </w:tcBorders>
+          </w:tcPr>
+          <w:p>
+            <w:pPr>
+              <w:pStyle w:val="Normal"/>
+              <w:jc w:val="left"/>
               <w:rPr/>
             </w:pPr>
             <w:r>
@@ -2413,15 +2389,15 @@
             <w:tcW w:w="2753" w:type="dxa"/>
             <w:tcBorders>
               <w:top w:val="single" w:sz="2" w:space="0" w:color="CCCCCC"/>
-              <w:start w:val="single" w:sz="2" w:space="0" w:color="CCCCCC"/>
-              <w:bottom w:val="single" w:sz="2" w:space="0" w:color="CCCCCC"/>
-              <w:end w:val="single" w:sz="2" w:space="0" w:color="CCCCCC"/>
-            </w:tcBorders>
-          </w:tcPr>
-          <w:p>
-            <w:pPr>
-              <w:pStyle w:val="Normal"/>
-              <w:jc w:val="start"/>
+              <w:left w:val="single" w:sz="2" w:space="0" w:color="CCCCCC"/>
+              <w:bottom w:val="single" w:sz="2" w:space="0" w:color="CCCCCC"/>
+              <w:right w:val="single" w:sz="2" w:space="0" w:color="CCCCCC"/>
+            </w:tcBorders>
+          </w:tcPr>
+          <w:p>
+            <w:pPr>
+              <w:pStyle w:val="Normal"/>
+              <w:jc w:val="left"/>
               <w:rPr/>
             </w:pPr>
             <w:r>
@@ -2452,15 +2428,15 @@
             <w:tcW w:w="4000" w:type="dxa"/>
             <w:tcBorders>
               <w:top w:val="single" w:sz="2" w:space="0" w:color="CCCCCC"/>
-              <w:start w:val="single" w:sz="2" w:space="0" w:color="CCCCCC"/>
-              <w:bottom w:val="single" w:sz="2" w:space="0" w:color="CCCCCC"/>
-              <w:end w:val="single" w:sz="2" w:space="0" w:color="CCCCCC"/>
-            </w:tcBorders>
-          </w:tcPr>
-          <w:p>
-            <w:pPr>
-              <w:pStyle w:val="Normal"/>
-              <w:jc w:val="start"/>
+              <w:left w:val="single" w:sz="2" w:space="0" w:color="CCCCCC"/>
+              <w:bottom w:val="single" w:sz="2" w:space="0" w:color="CCCCCC"/>
+              <w:right w:val="single" w:sz="2" w:space="0" w:color="CCCCCC"/>
+            </w:tcBorders>
+          </w:tcPr>
+          <w:p>
+            <w:pPr>
+              <w:pStyle w:val="Normal"/>
+              <w:jc w:val="left"/>
               <w:rPr/>
             </w:pPr>
             <w:r>
@@ -2479,15 +2455,15 @@
             <w:tcW w:w="2753" w:type="dxa"/>
             <w:tcBorders>
               <w:top w:val="single" w:sz="2" w:space="0" w:color="CCCCCC"/>
-              <w:start w:val="single" w:sz="2" w:space="0" w:color="CCCCCC"/>
-              <w:bottom w:val="single" w:sz="2" w:space="0" w:color="CCCCCC"/>
-              <w:end w:val="single" w:sz="2" w:space="0" w:color="CCCCCC"/>
-            </w:tcBorders>
-          </w:tcPr>
-          <w:p>
-            <w:pPr>
-              <w:pStyle w:val="Normal"/>
-              <w:jc w:val="start"/>
+              <w:left w:val="single" w:sz="2" w:space="0" w:color="CCCCCC"/>
+              <w:bottom w:val="single" w:sz="2" w:space="0" w:color="CCCCCC"/>
+              <w:right w:val="single" w:sz="2" w:space="0" w:color="CCCCCC"/>
+            </w:tcBorders>
+          </w:tcPr>
+          <w:p>
+            <w:pPr>
+              <w:pStyle w:val="Normal"/>
+              <w:jc w:val="left"/>
               <w:rPr/>
             </w:pPr>
             <w:r>
@@ -2506,15 +2482,15 @@
             <w:tcW w:w="2753" w:type="dxa"/>
             <w:tcBorders>
               <w:top w:val="single" w:sz="2" w:space="0" w:color="CCCCCC"/>
-              <w:start w:val="single" w:sz="2" w:space="0" w:color="CCCCCC"/>
-              <w:bottom w:val="single" w:sz="2" w:space="0" w:color="CCCCCC"/>
-              <w:end w:val="single" w:sz="2" w:space="0" w:color="CCCCCC"/>
-            </w:tcBorders>
-          </w:tcPr>
-          <w:p>
-            <w:pPr>
-              <w:pStyle w:val="Normal"/>
-              <w:jc w:val="start"/>
+              <w:left w:val="single" w:sz="2" w:space="0" w:color="CCCCCC"/>
+              <w:bottom w:val="single" w:sz="2" w:space="0" w:color="CCCCCC"/>
+              <w:right w:val="single" w:sz="2" w:space="0" w:color="CCCCCC"/>
+            </w:tcBorders>
+          </w:tcPr>
+          <w:p>
+            <w:pPr>
+              <w:pStyle w:val="Normal"/>
+              <w:jc w:val="left"/>
               <w:rPr/>
             </w:pPr>
             <w:r>
@@ -2543,7 +2519,7 @@
       <w:pPr>
         <w:pStyle w:val="Normal"/>
         <w:spacing w:before="0" w:after="160"/>
-        <w:jc w:val="start"/>
+        <w:jc w:val="left"/>
         <w:rPr/>
       </w:pPr>
       <w:r>
@@ -2553,6 +2529,7 @@
           <w:sz w:val="20"/>
           <w:szCs w:val="20"/>
         </w:rPr>
+        <w:br/>
         <w:t>The Anamnese Catastrophe: SauerkrautLM reduced a 19-minute conversation (2,269 words) to just 152 words — a 93% silent content loss. All local models struggle severely with long conversations due to limited context windows.</w:t>
       </w:r>
     </w:p>
@@ -2577,23 +2554,23 @@
     <w:tbl>
       <w:tblPr>
         <w:tblW w:w="9506" w:type="dxa"/>
-        <w:jc w:val="start"/>
+        <w:jc w:val="left"/>
         <w:tblInd w:w="101" w:type="dxa"/>
         <w:tblLayout w:type="fixed"/>
         <w:tblCellMar>
           <w:top w:w="60" w:type="dxa"/>
-          <w:start w:w="100" w:type="dxa"/>
+          <w:left w:w="100" w:type="dxa"/>
           <w:bottom w:w="60" w:type="dxa"/>
-          <w:end w:w="100" w:type="dxa"/>
+          <w:right w:w="100" w:type="dxa"/>
         </w:tblCellMar>
       </w:tblPr>
       <w:tblGrid>
         <w:gridCol w:w="3000"/>
         <w:gridCol w:w="1599"/>
-        <w:gridCol w:w="1200"/>
-        <w:gridCol w:w="1201"/>
         <w:gridCol w:w="1199"/>
-        <w:gridCol w:w="1307"/>
+        <w:gridCol w:w="1202"/>
+        <w:gridCol w:w="1198"/>
+        <w:gridCol w:w="1308"/>
       </w:tblGrid>
       <w:tr>
         <w:trPr/>
@@ -2602,9 +2579,9 @@
             <w:tcW w:w="3000" w:type="dxa"/>
             <w:tcBorders>
               <w:top w:val="single" w:sz="2" w:space="0" w:color="CCCCCC"/>
-              <w:start w:val="single" w:sz="2" w:space="0" w:color="CCCCCC"/>
-              <w:bottom w:val="single" w:sz="2" w:space="0" w:color="CCCCCC"/>
-              <w:end w:val="single" w:sz="2" w:space="0" w:color="CCCCCC"/>
+              <w:left w:val="single" w:sz="2" w:space="0" w:color="CCCCCC"/>
+              <w:bottom w:val="single" w:sz="2" w:space="0" w:color="CCCCCC"/>
+              <w:right w:val="single" w:sz="2" w:space="0" w:color="CCCCCC"/>
             </w:tcBorders>
             <w:shd w:fill="D04A02" w:val="clear"/>
           </w:tcPr>
@@ -2631,9 +2608,9 @@
             <w:tcW w:w="1599" w:type="dxa"/>
             <w:tcBorders>
               <w:top w:val="single" w:sz="2" w:space="0" w:color="CCCCCC"/>
-              <w:start w:val="single" w:sz="2" w:space="0" w:color="CCCCCC"/>
-              <w:bottom w:val="single" w:sz="2" w:space="0" w:color="CCCCCC"/>
-              <w:end w:val="single" w:sz="2" w:space="0" w:color="CCCCCC"/>
+              <w:left w:val="single" w:sz="2" w:space="0" w:color="CCCCCC"/>
+              <w:bottom w:val="single" w:sz="2" w:space="0" w:color="CCCCCC"/>
+              <w:right w:val="single" w:sz="2" w:space="0" w:color="CCCCCC"/>
             </w:tcBorders>
             <w:shd w:fill="D04A02" w:val="clear"/>
           </w:tcPr>
@@ -2657,12 +2634,12 @@
         </w:tc>
         <w:tc>
           <w:tcPr>
-            <w:tcW w:w="1200" w:type="dxa"/>
-            <w:tcBorders>
-              <w:top w:val="single" w:sz="2" w:space="0" w:color="CCCCCC"/>
-              <w:start w:val="single" w:sz="2" w:space="0" w:color="CCCCCC"/>
-              <w:bottom w:val="single" w:sz="2" w:space="0" w:color="CCCCCC"/>
-              <w:end w:val="single" w:sz="2" w:space="0" w:color="CCCCCC"/>
+            <w:tcW w:w="1199" w:type="dxa"/>
+            <w:tcBorders>
+              <w:top w:val="single" w:sz="2" w:space="0" w:color="CCCCCC"/>
+              <w:left w:val="single" w:sz="2" w:space="0" w:color="CCCCCC"/>
+              <w:bottom w:val="single" w:sz="2" w:space="0" w:color="CCCCCC"/>
+              <w:right w:val="single" w:sz="2" w:space="0" w:color="CCCCCC"/>
             </w:tcBorders>
             <w:shd w:fill="D04A02" w:val="clear"/>
           </w:tcPr>
@@ -2680,7 +2657,7 @@
                 <w:sz w:val="18"/>
                 <w:szCs w:val="18"/>
               </w:rPr>
-              <w:t xml:space="preserve">✓ </w:t>
+              <w:t>+</w:t>
             </w:r>
             <w:r>
               <w:rPr>
@@ -2691,26 +2668,8 @@
                 <w:sz w:val="18"/>
                 <w:szCs w:val="18"/>
               </w:rPr>
-              <w:t>(7+)</w:t>
-            </w:r>
-          </w:p>
-        </w:tc>
-        <w:tc>
-          <w:tcPr>
-            <w:tcW w:w="1201" w:type="dxa"/>
-            <w:tcBorders>
-              <w:top w:val="single" w:sz="2" w:space="0" w:color="CCCCCC"/>
-              <w:start w:val="single" w:sz="2" w:space="0" w:color="CCCCCC"/>
-              <w:bottom w:val="single" w:sz="2" w:space="0" w:color="CCCCCC"/>
-              <w:end w:val="single" w:sz="2" w:space="0" w:color="CCCCCC"/>
-            </w:tcBorders>
-            <w:shd w:fill="D04A02" w:val="clear"/>
-          </w:tcPr>
-          <w:p>
-            <w:pPr>
-              <w:pStyle w:val="Normal"/>
-              <w:rPr/>
-            </w:pPr>
+              <w:t xml:space="preserve"> (</w:t>
+            </w:r>
             <w:r>
               <w:rPr>
                 <w:rFonts w:eastAsia="DejaVu Serif" w:cs="DejaVu Serif"/>
@@ -2720,7 +2679,7 @@
                 <w:sz w:val="18"/>
                 <w:szCs w:val="18"/>
               </w:rPr>
-              <w:t xml:space="preserve">⚠ </w:t>
+              <w:t>6</w:t>
             </w:r>
             <w:r>
               <w:rPr>
@@ -2731,18 +2690,18 @@
                 <w:sz w:val="18"/>
                 <w:szCs w:val="18"/>
               </w:rPr>
-              <w:t>(3–6)</w:t>
-            </w:r>
-          </w:p>
-        </w:tc>
-        <w:tc>
-          <w:tcPr>
-            <w:tcW w:w="1199" w:type="dxa"/>
-            <w:tcBorders>
-              <w:top w:val="single" w:sz="2" w:space="0" w:color="CCCCCC"/>
-              <w:start w:val="single" w:sz="2" w:space="0" w:color="CCCCCC"/>
-              <w:bottom w:val="single" w:sz="2" w:space="0" w:color="CCCCCC"/>
-              <w:end w:val="single" w:sz="2" w:space="0" w:color="CCCCCC"/>
+              <w:t>+)</w:t>
+            </w:r>
+          </w:p>
+        </w:tc>
+        <w:tc>
+          <w:tcPr>
+            <w:tcW w:w="1202" w:type="dxa"/>
+            <w:tcBorders>
+              <w:top w:val="single" w:sz="2" w:space="0" w:color="CCCCCC"/>
+              <w:left w:val="single" w:sz="2" w:space="0" w:color="CCCCCC"/>
+              <w:bottom w:val="single" w:sz="2" w:space="0" w:color="CCCCCC"/>
+              <w:right w:val="single" w:sz="2" w:space="0" w:color="CCCCCC"/>
             </w:tcBorders>
             <w:shd w:fill="D04A02" w:val="clear"/>
           </w:tcPr>
@@ -2760,7 +2719,7 @@
                 <w:sz w:val="18"/>
                 <w:szCs w:val="18"/>
               </w:rPr>
-              <w:t xml:space="preserve">✗ </w:t>
+              <w:t>o</w:t>
             </w:r>
             <w:r>
               <w:rPr>
@@ -2771,18 +2730,18 @@
                 <w:sz w:val="18"/>
                 <w:szCs w:val="18"/>
               </w:rPr>
-              <w:t>(0–3)</w:t>
-            </w:r>
-          </w:p>
-        </w:tc>
-        <w:tc>
-          <w:tcPr>
-            <w:tcW w:w="1307" w:type="dxa"/>
-            <w:tcBorders>
-              <w:top w:val="single" w:sz="2" w:space="0" w:color="CCCCCC"/>
-              <w:start w:val="single" w:sz="2" w:space="0" w:color="CCCCCC"/>
-              <w:bottom w:val="single" w:sz="2" w:space="0" w:color="CCCCCC"/>
-              <w:end w:val="single" w:sz="2" w:space="0" w:color="CCCCCC"/>
+              <w:t xml:space="preserve"> (3–6)</w:t>
+            </w:r>
+          </w:p>
+        </w:tc>
+        <w:tc>
+          <w:tcPr>
+            <w:tcW w:w="1198" w:type="dxa"/>
+            <w:tcBorders>
+              <w:top w:val="single" w:sz="2" w:space="0" w:color="CCCCCC"/>
+              <w:left w:val="single" w:sz="2" w:space="0" w:color="CCCCCC"/>
+              <w:bottom w:val="single" w:sz="2" w:space="0" w:color="CCCCCC"/>
+              <w:right w:val="single" w:sz="2" w:space="0" w:color="CCCCCC"/>
             </w:tcBorders>
             <w:shd w:fill="D04A02" w:val="clear"/>
           </w:tcPr>
@@ -2800,6 +2759,35 @@
                 <w:sz w:val="18"/>
                 <w:szCs w:val="18"/>
               </w:rPr>
+              <w:t>- (0–3)</w:t>
+            </w:r>
+          </w:p>
+        </w:tc>
+        <w:tc>
+          <w:tcPr>
+            <w:tcW w:w="1308" w:type="dxa"/>
+            <w:tcBorders>
+              <w:top w:val="single" w:sz="2" w:space="0" w:color="CCCCCC"/>
+              <w:left w:val="single" w:sz="2" w:space="0" w:color="CCCCCC"/>
+              <w:bottom w:val="single" w:sz="2" w:space="0" w:color="CCCCCC"/>
+              <w:right w:val="single" w:sz="2" w:space="0" w:color="CCCCCC"/>
+            </w:tcBorders>
+            <w:shd w:fill="D04A02" w:val="clear"/>
+          </w:tcPr>
+          <w:p>
+            <w:pPr>
+              <w:pStyle w:val="Normal"/>
+              <w:rPr/>
+            </w:pPr>
+            <w:r>
+              <w:rPr>
+                <w:rFonts w:eastAsia="DejaVu Serif" w:cs="DejaVu Serif"/>
+                <w:b/>
+                <w:bCs/>
+                <w:color w:val="FFFFFF"/>
+                <w:sz w:val="18"/>
+                <w:szCs w:val="18"/>
+              </w:rPr>
               <w:t>Type</w:t>
             </w:r>
           </w:p>
@@ -2812,15 +2800,15 @@
             <w:tcW w:w="3000" w:type="dxa"/>
             <w:tcBorders>
               <w:top w:val="single" w:sz="2" w:space="0" w:color="CCCCCC"/>
-              <w:start w:val="single" w:sz="2" w:space="0" w:color="CCCCCC"/>
-              <w:bottom w:val="single" w:sz="2" w:space="0" w:color="CCCCCC"/>
-              <w:end w:val="single" w:sz="2" w:space="0" w:color="CCCCCC"/>
-            </w:tcBorders>
-          </w:tcPr>
-          <w:p>
-            <w:pPr>
-              <w:pStyle w:val="Normal"/>
-              <w:jc w:val="start"/>
+              <w:left w:val="single" w:sz="2" w:space="0" w:color="CCCCCC"/>
+              <w:bottom w:val="single" w:sz="2" w:space="0" w:color="CCCCCC"/>
+              <w:right w:val="single" w:sz="2" w:space="0" w:color="CCCCCC"/>
+            </w:tcBorders>
+          </w:tcPr>
+          <w:p>
+            <w:pPr>
+              <w:pStyle w:val="Normal"/>
+              <w:jc w:val="left"/>
               <w:rPr/>
             </w:pPr>
             <w:r>
@@ -2841,15 +2829,15 @@
             <w:tcW w:w="1599" w:type="dxa"/>
             <w:tcBorders>
               <w:top w:val="single" w:sz="2" w:space="0" w:color="CCCCCC"/>
-              <w:start w:val="single" w:sz="2" w:space="0" w:color="CCCCCC"/>
-              <w:bottom w:val="single" w:sz="2" w:space="0" w:color="CCCCCC"/>
-              <w:end w:val="single" w:sz="2" w:space="0" w:color="CCCCCC"/>
-            </w:tcBorders>
-          </w:tcPr>
-          <w:p>
-            <w:pPr>
-              <w:pStyle w:val="Normal"/>
-              <w:jc w:val="start"/>
+              <w:left w:val="single" w:sz="2" w:space="0" w:color="CCCCCC"/>
+              <w:bottom w:val="single" w:sz="2" w:space="0" w:color="CCCCCC"/>
+              <w:right w:val="single" w:sz="2" w:space="0" w:color="CCCCCC"/>
+            </w:tcBorders>
+          </w:tcPr>
+          <w:p>
+            <w:pPr>
+              <w:pStyle w:val="Normal"/>
+              <w:jc w:val="left"/>
               <w:rPr/>
             </w:pPr>
             <w:r>
@@ -2867,12 +2855,12 @@
         </w:tc>
         <w:tc>
           <w:tcPr>
-            <w:tcW w:w="1200" w:type="dxa"/>
-            <w:tcBorders>
-              <w:top w:val="single" w:sz="2" w:space="0" w:color="CCCCCC"/>
-              <w:start w:val="single" w:sz="2" w:space="0" w:color="CCCCCC"/>
-              <w:bottom w:val="single" w:sz="2" w:space="0" w:color="CCCCCC"/>
-              <w:end w:val="single" w:sz="2" w:space="0" w:color="CCCCCC"/>
+            <w:tcW w:w="1199" w:type="dxa"/>
+            <w:tcBorders>
+              <w:top w:val="single" w:sz="2" w:space="0" w:color="CCCCCC"/>
+              <w:left w:val="single" w:sz="2" w:space="0" w:color="CCCCCC"/>
+              <w:bottom w:val="single" w:sz="2" w:space="0" w:color="CCCCCC"/>
+              <w:right w:val="single" w:sz="2" w:space="0" w:color="CCCCCC"/>
             </w:tcBorders>
           </w:tcPr>
           <w:p>
@@ -2894,12 +2882,12 @@
         </w:tc>
         <w:tc>
           <w:tcPr>
-            <w:tcW w:w="1201" w:type="dxa"/>
-            <w:tcBorders>
-              <w:top w:val="single" w:sz="2" w:space="0" w:color="CCCCCC"/>
-              <w:start w:val="single" w:sz="2" w:space="0" w:color="CCCCCC"/>
-              <w:bottom w:val="single" w:sz="2" w:space="0" w:color="CCCCCC"/>
-              <w:end w:val="single" w:sz="2" w:space="0" w:color="CCCCCC"/>
+            <w:tcW w:w="1202" w:type="dxa"/>
+            <w:tcBorders>
+              <w:top w:val="single" w:sz="2" w:space="0" w:color="CCCCCC"/>
+              <w:left w:val="single" w:sz="2" w:space="0" w:color="CCCCCC"/>
+              <w:bottom w:val="single" w:sz="2" w:space="0" w:color="CCCCCC"/>
+              <w:right w:val="single" w:sz="2" w:space="0" w:color="CCCCCC"/>
             </w:tcBorders>
           </w:tcPr>
           <w:p>
@@ -2921,12 +2909,12 @@
         </w:tc>
         <w:tc>
           <w:tcPr>
-            <w:tcW w:w="1199" w:type="dxa"/>
-            <w:tcBorders>
-              <w:top w:val="single" w:sz="2" w:space="0" w:color="CCCCCC"/>
-              <w:start w:val="single" w:sz="2" w:space="0" w:color="CCCCCC"/>
-              <w:bottom w:val="single" w:sz="2" w:space="0" w:color="CCCCCC"/>
-              <w:end w:val="single" w:sz="2" w:space="0" w:color="CCCCCC"/>
+            <w:tcW w:w="1198" w:type="dxa"/>
+            <w:tcBorders>
+              <w:top w:val="single" w:sz="2" w:space="0" w:color="CCCCCC"/>
+              <w:left w:val="single" w:sz="2" w:space="0" w:color="CCCCCC"/>
+              <w:bottom w:val="single" w:sz="2" w:space="0" w:color="CCCCCC"/>
+              <w:right w:val="single" w:sz="2" w:space="0" w:color="CCCCCC"/>
             </w:tcBorders>
           </w:tcPr>
           <w:p>
@@ -2948,18 +2936,18 @@
         </w:tc>
         <w:tc>
           <w:tcPr>
-            <w:tcW w:w="1307" w:type="dxa"/>
-            <w:tcBorders>
-              <w:top w:val="single" w:sz="2" w:space="0" w:color="CCCCCC"/>
-              <w:start w:val="single" w:sz="2" w:space="0" w:color="CCCCCC"/>
-              <w:bottom w:val="single" w:sz="2" w:space="0" w:color="CCCCCC"/>
-              <w:end w:val="single" w:sz="2" w:space="0" w:color="CCCCCC"/>
-            </w:tcBorders>
-          </w:tcPr>
-          <w:p>
-            <w:pPr>
-              <w:pStyle w:val="Normal"/>
-              <w:jc w:val="start"/>
+            <w:tcW w:w="1308" w:type="dxa"/>
+            <w:tcBorders>
+              <w:top w:val="single" w:sz="2" w:space="0" w:color="CCCCCC"/>
+              <w:left w:val="single" w:sz="2" w:space="0" w:color="CCCCCC"/>
+              <w:bottom w:val="single" w:sz="2" w:space="0" w:color="CCCCCC"/>
+              <w:right w:val="single" w:sz="2" w:space="0" w:color="CCCCCC"/>
+            </w:tcBorders>
+          </w:tcPr>
+          <w:p>
+            <w:pPr>
+              <w:pStyle w:val="Normal"/>
+              <w:jc w:val="left"/>
               <w:rPr/>
             </w:pPr>
             <w:r>
@@ -2990,15 +2978,15 @@
             <w:tcW w:w="3000" w:type="dxa"/>
             <w:tcBorders>
               <w:top w:val="single" w:sz="2" w:space="0" w:color="CCCCCC"/>
-              <w:start w:val="single" w:sz="2" w:space="0" w:color="CCCCCC"/>
-              <w:bottom w:val="single" w:sz="2" w:space="0" w:color="CCCCCC"/>
-              <w:end w:val="single" w:sz="2" w:space="0" w:color="CCCCCC"/>
-            </w:tcBorders>
-          </w:tcPr>
-          <w:p>
-            <w:pPr>
-              <w:pStyle w:val="Normal"/>
-              <w:jc w:val="start"/>
+              <w:left w:val="single" w:sz="2" w:space="0" w:color="CCCCCC"/>
+              <w:bottom w:val="single" w:sz="2" w:space="0" w:color="CCCCCC"/>
+              <w:right w:val="single" w:sz="2" w:space="0" w:color="CCCCCC"/>
+            </w:tcBorders>
+          </w:tcPr>
+          <w:p>
+            <w:pPr>
+              <w:pStyle w:val="Normal"/>
+              <w:jc w:val="left"/>
               <w:rPr/>
             </w:pPr>
             <w:r>
@@ -3017,15 +3005,15 @@
             <w:tcW w:w="1599" w:type="dxa"/>
             <w:tcBorders>
               <w:top w:val="single" w:sz="2" w:space="0" w:color="CCCCCC"/>
-              <w:start w:val="single" w:sz="2" w:space="0" w:color="CCCCCC"/>
-              <w:bottom w:val="single" w:sz="2" w:space="0" w:color="CCCCCC"/>
-              <w:end w:val="single" w:sz="2" w:space="0" w:color="CCCCCC"/>
-            </w:tcBorders>
-          </w:tcPr>
-          <w:p>
-            <w:pPr>
-              <w:pStyle w:val="Normal"/>
-              <w:jc w:val="start"/>
+              <w:left w:val="single" w:sz="2" w:space="0" w:color="CCCCCC"/>
+              <w:bottom w:val="single" w:sz="2" w:space="0" w:color="CCCCCC"/>
+              <w:right w:val="single" w:sz="2" w:space="0" w:color="CCCCCC"/>
+            </w:tcBorders>
+          </w:tcPr>
+          <w:p>
+            <w:pPr>
+              <w:pStyle w:val="Normal"/>
+              <w:jc w:val="left"/>
               <w:rPr/>
             </w:pPr>
             <w:r>
@@ -3041,12 +3029,12 @@
         </w:tc>
         <w:tc>
           <w:tcPr>
-            <w:tcW w:w="1200" w:type="dxa"/>
-            <w:tcBorders>
-              <w:top w:val="single" w:sz="2" w:space="0" w:color="CCCCCC"/>
-              <w:start w:val="single" w:sz="2" w:space="0" w:color="CCCCCC"/>
-              <w:bottom w:val="single" w:sz="2" w:space="0" w:color="CCCCCC"/>
-              <w:end w:val="single" w:sz="2" w:space="0" w:color="CCCCCC"/>
+            <w:tcW w:w="1199" w:type="dxa"/>
+            <w:tcBorders>
+              <w:top w:val="single" w:sz="2" w:space="0" w:color="CCCCCC"/>
+              <w:left w:val="single" w:sz="2" w:space="0" w:color="CCCCCC"/>
+              <w:bottom w:val="single" w:sz="2" w:space="0" w:color="CCCCCC"/>
+              <w:right w:val="single" w:sz="2" w:space="0" w:color="CCCCCC"/>
             </w:tcBorders>
           </w:tcPr>
           <w:p>
@@ -3068,12 +3056,12 @@
         </w:tc>
         <w:tc>
           <w:tcPr>
-            <w:tcW w:w="1201" w:type="dxa"/>
-            <w:tcBorders>
-              <w:top w:val="single" w:sz="2" w:space="0" w:color="CCCCCC"/>
-              <w:start w:val="single" w:sz="2" w:space="0" w:color="CCCCCC"/>
-              <w:bottom w:val="single" w:sz="2" w:space="0" w:color="CCCCCC"/>
-              <w:end w:val="single" w:sz="2" w:space="0" w:color="CCCCCC"/>
+            <w:tcW w:w="1202" w:type="dxa"/>
+            <w:tcBorders>
+              <w:top w:val="single" w:sz="2" w:space="0" w:color="CCCCCC"/>
+              <w:left w:val="single" w:sz="2" w:space="0" w:color="CCCCCC"/>
+              <w:bottom w:val="single" w:sz="2" w:space="0" w:color="CCCCCC"/>
+              <w:right w:val="single" w:sz="2" w:space="0" w:color="CCCCCC"/>
             </w:tcBorders>
           </w:tcPr>
           <w:p>
@@ -3095,12 +3083,12 @@
         </w:tc>
         <w:tc>
           <w:tcPr>
-            <w:tcW w:w="1199" w:type="dxa"/>
-            <w:tcBorders>
-              <w:top w:val="single" w:sz="2" w:space="0" w:color="CCCCCC"/>
-              <w:start w:val="single" w:sz="2" w:space="0" w:color="CCCCCC"/>
-              <w:bottom w:val="single" w:sz="2" w:space="0" w:color="CCCCCC"/>
-              <w:end w:val="single" w:sz="2" w:space="0" w:color="CCCCCC"/>
+            <w:tcW w:w="1198" w:type="dxa"/>
+            <w:tcBorders>
+              <w:top w:val="single" w:sz="2" w:space="0" w:color="CCCCCC"/>
+              <w:left w:val="single" w:sz="2" w:space="0" w:color="CCCCCC"/>
+              <w:bottom w:val="single" w:sz="2" w:space="0" w:color="CCCCCC"/>
+              <w:right w:val="single" w:sz="2" w:space="0" w:color="CCCCCC"/>
             </w:tcBorders>
           </w:tcPr>
           <w:p>
@@ -3122,18 +3110,18 @@
         </w:tc>
         <w:tc>
           <w:tcPr>
-            <w:tcW w:w="1307" w:type="dxa"/>
-            <w:tcBorders>
-              <w:top w:val="single" w:sz="2" w:space="0" w:color="CCCCCC"/>
-              <w:start w:val="single" w:sz="2" w:space="0" w:color="CCCCCC"/>
-              <w:bottom w:val="single" w:sz="2" w:space="0" w:color="CCCCCC"/>
-              <w:end w:val="single" w:sz="2" w:space="0" w:color="CCCCCC"/>
-            </w:tcBorders>
-          </w:tcPr>
-          <w:p>
-            <w:pPr>
-              <w:pStyle w:val="Normal"/>
-              <w:jc w:val="start"/>
+            <w:tcW w:w="1308" w:type="dxa"/>
+            <w:tcBorders>
+              <w:top w:val="single" w:sz="2" w:space="0" w:color="CCCCCC"/>
+              <w:left w:val="single" w:sz="2" w:space="0" w:color="CCCCCC"/>
+              <w:bottom w:val="single" w:sz="2" w:space="0" w:color="CCCCCC"/>
+              <w:right w:val="single" w:sz="2" w:space="0" w:color="CCCCCC"/>
+            </w:tcBorders>
+          </w:tcPr>
+          <w:p>
+            <w:pPr>
+              <w:pStyle w:val="Normal"/>
+              <w:jc w:val="left"/>
               <w:rPr/>
             </w:pPr>
             <w:r>
@@ -3164,15 +3152,15 @@
             <w:tcW w:w="3000" w:type="dxa"/>
             <w:tcBorders>
               <w:top w:val="single" w:sz="2" w:space="0" w:color="CCCCCC"/>
-              <w:start w:val="single" w:sz="2" w:space="0" w:color="CCCCCC"/>
-              <w:bottom w:val="single" w:sz="2" w:space="0" w:color="CCCCCC"/>
-              <w:end w:val="single" w:sz="2" w:space="0" w:color="CCCCCC"/>
-            </w:tcBorders>
-          </w:tcPr>
-          <w:p>
-            <w:pPr>
-              <w:pStyle w:val="Normal"/>
-              <w:jc w:val="start"/>
+              <w:left w:val="single" w:sz="2" w:space="0" w:color="CCCCCC"/>
+              <w:bottom w:val="single" w:sz="2" w:space="0" w:color="CCCCCC"/>
+              <w:right w:val="single" w:sz="2" w:space="0" w:color="CCCCCC"/>
+            </w:tcBorders>
+          </w:tcPr>
+          <w:p>
+            <w:pPr>
+              <w:pStyle w:val="Normal"/>
+              <w:jc w:val="left"/>
               <w:rPr/>
             </w:pPr>
             <w:r>
@@ -3191,15 +3179,15 @@
             <w:tcW w:w="1599" w:type="dxa"/>
             <w:tcBorders>
               <w:top w:val="single" w:sz="2" w:space="0" w:color="CCCCCC"/>
-              <w:start w:val="single" w:sz="2" w:space="0" w:color="CCCCCC"/>
-              <w:bottom w:val="single" w:sz="2" w:space="0" w:color="CCCCCC"/>
-              <w:end w:val="single" w:sz="2" w:space="0" w:color="CCCCCC"/>
-            </w:tcBorders>
-          </w:tcPr>
-          <w:p>
-            <w:pPr>
-              <w:pStyle w:val="Normal"/>
-              <w:jc w:val="start"/>
+              <w:left w:val="single" w:sz="2" w:space="0" w:color="CCCCCC"/>
+              <w:bottom w:val="single" w:sz="2" w:space="0" w:color="CCCCCC"/>
+              <w:right w:val="single" w:sz="2" w:space="0" w:color="CCCCCC"/>
+            </w:tcBorders>
+          </w:tcPr>
+          <w:p>
+            <w:pPr>
+              <w:pStyle w:val="Normal"/>
+              <w:jc w:val="left"/>
               <w:rPr/>
             </w:pPr>
             <w:r>
@@ -3215,12 +3203,12 @@
         </w:tc>
         <w:tc>
           <w:tcPr>
-            <w:tcW w:w="1200" w:type="dxa"/>
-            <w:tcBorders>
-              <w:top w:val="single" w:sz="2" w:space="0" w:color="CCCCCC"/>
-              <w:start w:val="single" w:sz="2" w:space="0" w:color="CCCCCC"/>
-              <w:bottom w:val="single" w:sz="2" w:space="0" w:color="CCCCCC"/>
-              <w:end w:val="single" w:sz="2" w:space="0" w:color="CCCCCC"/>
+            <w:tcW w:w="1199" w:type="dxa"/>
+            <w:tcBorders>
+              <w:top w:val="single" w:sz="2" w:space="0" w:color="CCCCCC"/>
+              <w:left w:val="single" w:sz="2" w:space="0" w:color="CCCCCC"/>
+              <w:bottom w:val="single" w:sz="2" w:space="0" w:color="CCCCCC"/>
+              <w:right w:val="single" w:sz="2" w:space="0" w:color="CCCCCC"/>
             </w:tcBorders>
           </w:tcPr>
           <w:p>
@@ -3242,12 +3230,12 @@
         </w:tc>
         <w:tc>
           <w:tcPr>
-            <w:tcW w:w="1201" w:type="dxa"/>
-            <w:tcBorders>
-              <w:top w:val="single" w:sz="2" w:space="0" w:color="CCCCCC"/>
-              <w:start w:val="single" w:sz="2" w:space="0" w:color="CCCCCC"/>
-              <w:bottom w:val="single" w:sz="2" w:space="0" w:color="CCCCCC"/>
-              <w:end w:val="single" w:sz="2" w:space="0" w:color="CCCCCC"/>
+            <w:tcW w:w="1202" w:type="dxa"/>
+            <w:tcBorders>
+              <w:top w:val="single" w:sz="2" w:space="0" w:color="CCCCCC"/>
+              <w:left w:val="single" w:sz="2" w:space="0" w:color="CCCCCC"/>
+              <w:bottom w:val="single" w:sz="2" w:space="0" w:color="CCCCCC"/>
+              <w:right w:val="single" w:sz="2" w:space="0" w:color="CCCCCC"/>
             </w:tcBorders>
           </w:tcPr>
           <w:p>
@@ -3269,12 +3257,12 @@
         </w:tc>
         <w:tc>
           <w:tcPr>
-            <w:tcW w:w="1199" w:type="dxa"/>
-            <w:tcBorders>
-              <w:top w:val="single" w:sz="2" w:space="0" w:color="CCCCCC"/>
-              <w:start w:val="single" w:sz="2" w:space="0" w:color="CCCCCC"/>
-              <w:bottom w:val="single" w:sz="2" w:space="0" w:color="CCCCCC"/>
-              <w:end w:val="single" w:sz="2" w:space="0" w:color="CCCCCC"/>
+            <w:tcW w:w="1198" w:type="dxa"/>
+            <w:tcBorders>
+              <w:top w:val="single" w:sz="2" w:space="0" w:color="CCCCCC"/>
+              <w:left w:val="single" w:sz="2" w:space="0" w:color="CCCCCC"/>
+              <w:bottom w:val="single" w:sz="2" w:space="0" w:color="CCCCCC"/>
+              <w:right w:val="single" w:sz="2" w:space="0" w:color="CCCCCC"/>
             </w:tcBorders>
           </w:tcPr>
           <w:p>
@@ -3296,18 +3284,18 @@
         </w:tc>
         <w:tc>
           <w:tcPr>
-            <w:tcW w:w="1307" w:type="dxa"/>
-            <w:tcBorders>
-              <w:top w:val="single" w:sz="2" w:space="0" w:color="CCCCCC"/>
-              <w:start w:val="single" w:sz="2" w:space="0" w:color="CCCCCC"/>
-              <w:bottom w:val="single" w:sz="2" w:space="0" w:color="CCCCCC"/>
-              <w:end w:val="single" w:sz="2" w:space="0" w:color="CCCCCC"/>
-            </w:tcBorders>
-          </w:tcPr>
-          <w:p>
-            <w:pPr>
-              <w:pStyle w:val="Normal"/>
-              <w:jc w:val="start"/>
+            <w:tcW w:w="1308" w:type="dxa"/>
+            <w:tcBorders>
+              <w:top w:val="single" w:sz="2" w:space="0" w:color="CCCCCC"/>
+              <w:left w:val="single" w:sz="2" w:space="0" w:color="CCCCCC"/>
+              <w:bottom w:val="single" w:sz="2" w:space="0" w:color="CCCCCC"/>
+              <w:right w:val="single" w:sz="2" w:space="0" w:color="CCCCCC"/>
+            </w:tcBorders>
+          </w:tcPr>
+          <w:p>
+            <w:pPr>
+              <w:pStyle w:val="Normal"/>
+              <w:jc w:val="left"/>
               <w:rPr/>
             </w:pPr>
             <w:r>
@@ -3338,15 +3326,15 @@
             <w:tcW w:w="3000" w:type="dxa"/>
             <w:tcBorders>
               <w:top w:val="single" w:sz="2" w:space="0" w:color="CCCCCC"/>
-              <w:start w:val="single" w:sz="2" w:space="0" w:color="CCCCCC"/>
-              <w:bottom w:val="single" w:sz="2" w:space="0" w:color="CCCCCC"/>
-              <w:end w:val="single" w:sz="2" w:space="0" w:color="CCCCCC"/>
-            </w:tcBorders>
-          </w:tcPr>
-          <w:p>
-            <w:pPr>
-              <w:pStyle w:val="Normal"/>
-              <w:jc w:val="start"/>
+              <w:left w:val="single" w:sz="2" w:space="0" w:color="CCCCCC"/>
+              <w:bottom w:val="single" w:sz="2" w:space="0" w:color="CCCCCC"/>
+              <w:right w:val="single" w:sz="2" w:space="0" w:color="CCCCCC"/>
+            </w:tcBorders>
+          </w:tcPr>
+          <w:p>
+            <w:pPr>
+              <w:pStyle w:val="Normal"/>
+              <w:jc w:val="left"/>
               <w:rPr/>
             </w:pPr>
             <w:r>
@@ -3365,15 +3353,15 @@
             <w:tcW w:w="1599" w:type="dxa"/>
             <w:tcBorders>
               <w:top w:val="single" w:sz="2" w:space="0" w:color="CCCCCC"/>
-              <w:start w:val="single" w:sz="2" w:space="0" w:color="CCCCCC"/>
-              <w:bottom w:val="single" w:sz="2" w:space="0" w:color="CCCCCC"/>
-              <w:end w:val="single" w:sz="2" w:space="0" w:color="CCCCCC"/>
-            </w:tcBorders>
-          </w:tcPr>
-          <w:p>
-            <w:pPr>
-              <w:pStyle w:val="Normal"/>
-              <w:jc w:val="start"/>
+              <w:left w:val="single" w:sz="2" w:space="0" w:color="CCCCCC"/>
+              <w:bottom w:val="single" w:sz="2" w:space="0" w:color="CCCCCC"/>
+              <w:right w:val="single" w:sz="2" w:space="0" w:color="CCCCCC"/>
+            </w:tcBorders>
+          </w:tcPr>
+          <w:p>
+            <w:pPr>
+              <w:pStyle w:val="Normal"/>
+              <w:jc w:val="left"/>
               <w:rPr/>
             </w:pPr>
             <w:r>
@@ -3389,12 +3377,12 @@
         </w:tc>
         <w:tc>
           <w:tcPr>
-            <w:tcW w:w="1200" w:type="dxa"/>
-            <w:tcBorders>
-              <w:top w:val="single" w:sz="2" w:space="0" w:color="CCCCCC"/>
-              <w:start w:val="single" w:sz="2" w:space="0" w:color="CCCCCC"/>
-              <w:bottom w:val="single" w:sz="2" w:space="0" w:color="CCCCCC"/>
-              <w:end w:val="single" w:sz="2" w:space="0" w:color="CCCCCC"/>
+            <w:tcW w:w="1199" w:type="dxa"/>
+            <w:tcBorders>
+              <w:top w:val="single" w:sz="2" w:space="0" w:color="CCCCCC"/>
+              <w:left w:val="single" w:sz="2" w:space="0" w:color="CCCCCC"/>
+              <w:bottom w:val="single" w:sz="2" w:space="0" w:color="CCCCCC"/>
+              <w:right w:val="single" w:sz="2" w:space="0" w:color="CCCCCC"/>
             </w:tcBorders>
           </w:tcPr>
           <w:p>
@@ -3416,12 +3404,12 @@
         </w:tc>
         <w:tc>
           <w:tcPr>
-            <w:tcW w:w="1201" w:type="dxa"/>
-            <w:tcBorders>
-              <w:top w:val="single" w:sz="2" w:space="0" w:color="CCCCCC"/>
-              <w:start w:val="single" w:sz="2" w:space="0" w:color="CCCCCC"/>
-              <w:bottom w:val="single" w:sz="2" w:space="0" w:color="CCCCCC"/>
-              <w:end w:val="single" w:sz="2" w:space="0" w:color="CCCCCC"/>
+            <w:tcW w:w="1202" w:type="dxa"/>
+            <w:tcBorders>
+              <w:top w:val="single" w:sz="2" w:space="0" w:color="CCCCCC"/>
+              <w:left w:val="single" w:sz="2" w:space="0" w:color="CCCCCC"/>
+              <w:bottom w:val="single" w:sz="2" w:space="0" w:color="CCCCCC"/>
+              <w:right w:val="single" w:sz="2" w:space="0" w:color="CCCCCC"/>
             </w:tcBorders>
           </w:tcPr>
           <w:p>
@@ -3443,12 +3431,12 @@
         </w:tc>
         <w:tc>
           <w:tcPr>
-            <w:tcW w:w="1199" w:type="dxa"/>
-            <w:tcBorders>
-              <w:top w:val="single" w:sz="2" w:space="0" w:color="CCCCCC"/>
-              <w:start w:val="single" w:sz="2" w:space="0" w:color="CCCCCC"/>
-              <w:bottom w:val="single" w:sz="2" w:space="0" w:color="CCCCCC"/>
-              <w:end w:val="single" w:sz="2" w:space="0" w:color="CCCCCC"/>
+            <w:tcW w:w="1198" w:type="dxa"/>
+            <w:tcBorders>
+              <w:top w:val="single" w:sz="2" w:space="0" w:color="CCCCCC"/>
+              <w:left w:val="single" w:sz="2" w:space="0" w:color="CCCCCC"/>
+              <w:bottom w:val="single" w:sz="2" w:space="0" w:color="CCCCCC"/>
+              <w:right w:val="single" w:sz="2" w:space="0" w:color="CCCCCC"/>
             </w:tcBorders>
           </w:tcPr>
           <w:p>
@@ -3470,18 +3458,18 @@
         </w:tc>
         <w:tc>
           <w:tcPr>
-            <w:tcW w:w="1307" w:type="dxa"/>
-            <w:tcBorders>
-              <w:top w:val="single" w:sz="2" w:space="0" w:color="CCCCCC"/>
-              <w:start w:val="single" w:sz="2" w:space="0" w:color="CCCCCC"/>
-              <w:bottom w:val="single" w:sz="2" w:space="0" w:color="CCCCCC"/>
-              <w:end w:val="single" w:sz="2" w:space="0" w:color="CCCCCC"/>
-            </w:tcBorders>
-          </w:tcPr>
-          <w:p>
-            <w:pPr>
-              <w:pStyle w:val="Normal"/>
-              <w:jc w:val="start"/>
+            <w:tcW w:w="1308" w:type="dxa"/>
+            <w:tcBorders>
+              <w:top w:val="single" w:sz="2" w:space="0" w:color="CCCCCC"/>
+              <w:left w:val="single" w:sz="2" w:space="0" w:color="CCCCCC"/>
+              <w:bottom w:val="single" w:sz="2" w:space="0" w:color="CCCCCC"/>
+              <w:right w:val="single" w:sz="2" w:space="0" w:color="CCCCCC"/>
+            </w:tcBorders>
+          </w:tcPr>
+          <w:p>
+            <w:pPr>
+              <w:pStyle w:val="Normal"/>
+              <w:jc w:val="left"/>
               <w:rPr/>
             </w:pPr>
             <w:r>
@@ -3522,7 +3510,7 @@
           <w:sz w:val="20"/>
           <w:szCs w:val="20"/>
         </w:rPr>
-        <w:t xml:space="preserve">⚠ </w:t>
+        <w:t>Zero of 55 runs reached 'acceptable' quality (&gt;</w:t>
       </w:r>
       <w:r>
         <w:rPr>
@@ -3533,7 +3521,18 @@
           <w:sz w:val="20"/>
           <w:szCs w:val="20"/>
         </w:rPr>
-        <w:t xml:space="preserve">Zero of 55 runs reached 'acceptable' quality (≥7/8). </w:t>
+        <w:t>6</w:t>
+      </w:r>
+      <w:r>
+        <w:rPr>
+          <w:rFonts w:eastAsia="DejaVu Serif" w:cs="DejaVu Serif"/>
+          <w:b/>
+          <w:bCs/>
+          <w:color w:val="D04A02"/>
+          <w:sz w:val="20"/>
+          <w:szCs w:val="20"/>
+        </w:rPr>
+        <w:t xml:space="preserve">/8). </w:t>
       </w:r>
       <w:r>
         <w:rPr>
@@ -3591,7 +3590,16 @@
           <w:sz w:val="20"/>
           <w:szCs w:val="20"/>
         </w:rPr>
-        <w:t xml:space="preserve">Best combination: </w:t>
+        <w:t>Winners</w:t>
+      </w:r>
+      <w:r>
+        <w:rPr>
+          <w:rFonts w:eastAsia="DejaVu Serif" w:cs="DejaVu Serif"/>
+          <w:color w:val="333333"/>
+          <w:sz w:val="20"/>
+          <w:szCs w:val="20"/>
+        </w:rPr>
+        <w:t xml:space="preserve">: </w:t>
       </w:r>
       <w:r>
         <w:rPr>
@@ -3602,7 +3610,29 @@
           <w:sz w:val="20"/>
           <w:szCs w:val="20"/>
         </w:rPr>
-        <w:t>AssemblyAI + GPT-4o</w:t>
+        <w:t xml:space="preserve">AssemblyAI </w:t>
+      </w:r>
+      <w:r>
+        <w:rPr>
+          <w:rFonts w:eastAsia="DejaVu Serif" w:cs="DejaVu Serif"/>
+          <w:b/>
+          <w:bCs/>
+          <w:color w:val="D04A02"/>
+          <w:sz w:val="20"/>
+          <w:szCs w:val="20"/>
+        </w:rPr>
+        <w:t>&amp;</w:t>
+      </w:r>
+      <w:r>
+        <w:rPr>
+          <w:rFonts w:eastAsia="DejaVu Serif" w:cs="DejaVu Serif"/>
+          <w:b/>
+          <w:bCs/>
+          <w:color w:val="D04A02"/>
+          <w:sz w:val="20"/>
+          <w:szCs w:val="20"/>
+        </w:rPr>
+        <w:t xml:space="preserve"> GPT-4o</w:t>
       </w:r>
       <w:r>
         <w:rPr>
@@ -3611,7 +3641,25 @@
           <w:sz w:val="20"/>
           <w:szCs w:val="20"/>
         </w:rPr>
-        <w:t xml:space="preserve"> — lowest WER (8.9%), zero hallucination in formatting, best SOAP score (4.5/8). But: still not clinically usable. No run reached the acceptable threshold, and the Plan section remains the primary hallucination source.</w:t>
+        <w:t xml:space="preserve"> — lowest WER (8.9%), zero hallucination in formatting, best SOAP score (4.</w:t>
+      </w:r>
+      <w:r>
+        <w:rPr>
+          <w:rFonts w:eastAsia="DejaVu Serif" w:cs="DejaVu Serif"/>
+          <w:color w:val="333333"/>
+          <w:sz w:val="20"/>
+          <w:szCs w:val="20"/>
+        </w:rPr>
+        <w:t>4</w:t>
+      </w:r>
+      <w:r>
+        <w:rPr>
+          <w:rFonts w:eastAsia="DejaVu Serif" w:cs="DejaVu Serif"/>
+          <w:color w:val="333333"/>
+          <w:sz w:val="20"/>
+          <w:szCs w:val="20"/>
+        </w:rPr>
+        <w:t>/8). But: still not clinically usable. No run reached the acceptable threshold, and the Plan section remains the primary hallucination source.</w:t>
       </w:r>
     </w:p>
     <w:p>
@@ -3639,7 +3687,7 @@
       <w:pPr>
         <w:pStyle w:val="Normal"/>
         <w:spacing w:before="0" w:after="120"/>
-        <w:jc w:val="start"/>
+        <w:jc w:val="left"/>
         <w:rPr/>
       </w:pPr>
       <w:r>
@@ -3655,14 +3703,14 @@
     <w:tbl>
       <w:tblPr>
         <w:tblW w:w="9506" w:type="dxa"/>
-        <w:jc w:val="start"/>
+        <w:jc w:val="left"/>
         <w:tblInd w:w="101" w:type="dxa"/>
         <w:tblLayout w:type="fixed"/>
         <w:tblCellMar>
           <w:top w:w="60" w:type="dxa"/>
-          <w:start w:w="100" w:type="dxa"/>
+          <w:left w:w="100" w:type="dxa"/>
           <w:bottom w:w="60" w:type="dxa"/>
-          <w:end w:w="100" w:type="dxa"/>
+          <w:right w:w="100" w:type="dxa"/>
         </w:tblCellMar>
       </w:tblPr>
       <w:tblGrid>
@@ -3677,9 +3725,9 @@
             <w:tcW w:w="3500" w:type="dxa"/>
             <w:tcBorders>
               <w:top w:val="single" w:sz="2" w:space="0" w:color="CCCCCC"/>
-              <w:start w:val="single" w:sz="2" w:space="0" w:color="CCCCCC"/>
-              <w:bottom w:val="single" w:sz="2" w:space="0" w:color="CCCCCC"/>
-              <w:end w:val="single" w:sz="2" w:space="0" w:color="CCCCCC"/>
+              <w:left w:val="single" w:sz="2" w:space="0" w:color="CCCCCC"/>
+              <w:bottom w:val="single" w:sz="2" w:space="0" w:color="CCCCCC"/>
+              <w:right w:val="single" w:sz="2" w:space="0" w:color="CCCCCC"/>
             </w:tcBorders>
             <w:shd w:fill="D04A02" w:val="clear"/>
           </w:tcPr>
@@ -3706,9 +3754,9 @@
             <w:tcW w:w="3003" w:type="dxa"/>
             <w:tcBorders>
               <w:top w:val="single" w:sz="2" w:space="0" w:color="CCCCCC"/>
-              <w:start w:val="single" w:sz="2" w:space="0" w:color="CCCCCC"/>
-              <w:bottom w:val="single" w:sz="2" w:space="0" w:color="CCCCCC"/>
-              <w:end w:val="single" w:sz="2" w:space="0" w:color="CCCCCC"/>
+              <w:left w:val="single" w:sz="2" w:space="0" w:color="CCCCCC"/>
+              <w:bottom w:val="single" w:sz="2" w:space="0" w:color="CCCCCC"/>
+              <w:right w:val="single" w:sz="2" w:space="0" w:color="CCCCCC"/>
             </w:tcBorders>
             <w:shd w:fill="D04A02" w:val="clear"/>
           </w:tcPr>
@@ -3735,9 +3783,9 @@
             <w:tcW w:w="3003" w:type="dxa"/>
             <w:tcBorders>
               <w:top w:val="single" w:sz="2" w:space="0" w:color="CCCCCC"/>
-              <w:start w:val="single" w:sz="2" w:space="0" w:color="CCCCCC"/>
-              <w:bottom w:val="single" w:sz="2" w:space="0" w:color="CCCCCC"/>
-              <w:end w:val="single" w:sz="2" w:space="0" w:color="CCCCCC"/>
+              <w:left w:val="single" w:sz="2" w:space="0" w:color="CCCCCC"/>
+              <w:bottom w:val="single" w:sz="2" w:space="0" w:color="CCCCCC"/>
+              <w:right w:val="single" w:sz="2" w:space="0" w:color="CCCCCC"/>
             </w:tcBorders>
             <w:shd w:fill="D04A02" w:val="clear"/>
           </w:tcPr>
@@ -3767,15 +3815,15 @@
             <w:tcW w:w="3500" w:type="dxa"/>
             <w:tcBorders>
               <w:top w:val="single" w:sz="2" w:space="0" w:color="CCCCCC"/>
-              <w:start w:val="single" w:sz="2" w:space="0" w:color="CCCCCC"/>
-              <w:bottom w:val="single" w:sz="2" w:space="0" w:color="CCCCCC"/>
-              <w:end w:val="single" w:sz="2" w:space="0" w:color="CCCCCC"/>
-            </w:tcBorders>
-          </w:tcPr>
-          <w:p>
-            <w:pPr>
-              <w:pStyle w:val="Normal"/>
-              <w:jc w:val="start"/>
+              <w:left w:val="single" w:sz="2" w:space="0" w:color="CCCCCC"/>
+              <w:bottom w:val="single" w:sz="2" w:space="0" w:color="CCCCCC"/>
+              <w:right w:val="single" w:sz="2" w:space="0" w:color="CCCCCC"/>
+            </w:tcBorders>
+          </w:tcPr>
+          <w:p>
+            <w:pPr>
+              <w:pStyle w:val="Normal"/>
+              <w:jc w:val="left"/>
               <w:rPr/>
             </w:pPr>
             <w:r>
@@ -3794,15 +3842,15 @@
             <w:tcW w:w="3003" w:type="dxa"/>
             <w:tcBorders>
               <w:top w:val="single" w:sz="2" w:space="0" w:color="CCCCCC"/>
-              <w:start w:val="single" w:sz="2" w:space="0" w:color="CCCCCC"/>
-              <w:bottom w:val="single" w:sz="2" w:space="0" w:color="CCCCCC"/>
-              <w:end w:val="single" w:sz="2" w:space="0" w:color="CCCCCC"/>
-            </w:tcBorders>
-          </w:tcPr>
-          <w:p>
-            <w:pPr>
-              <w:pStyle w:val="Normal"/>
-              <w:jc w:val="start"/>
+              <w:left w:val="single" w:sz="2" w:space="0" w:color="CCCCCC"/>
+              <w:bottom w:val="single" w:sz="2" w:space="0" w:color="CCCCCC"/>
+              <w:right w:val="single" w:sz="2" w:space="0" w:color="CCCCCC"/>
+            </w:tcBorders>
+          </w:tcPr>
+          <w:p>
+            <w:pPr>
+              <w:pStyle w:val="Normal"/>
+              <w:jc w:val="left"/>
               <w:rPr/>
             </w:pPr>
             <w:r>
@@ -3821,15 +3869,15 @@
             <w:tcW w:w="3003" w:type="dxa"/>
             <w:tcBorders>
               <w:top w:val="single" w:sz="2" w:space="0" w:color="CCCCCC"/>
-              <w:start w:val="single" w:sz="2" w:space="0" w:color="CCCCCC"/>
-              <w:bottom w:val="single" w:sz="2" w:space="0" w:color="CCCCCC"/>
-              <w:end w:val="single" w:sz="2" w:space="0" w:color="CCCCCC"/>
-            </w:tcBorders>
-          </w:tcPr>
-          <w:p>
-            <w:pPr>
-              <w:pStyle w:val="Normal"/>
-              <w:jc w:val="start"/>
+              <w:left w:val="single" w:sz="2" w:space="0" w:color="CCCCCC"/>
+              <w:bottom w:val="single" w:sz="2" w:space="0" w:color="CCCCCC"/>
+              <w:right w:val="single" w:sz="2" w:space="0" w:color="CCCCCC"/>
+            </w:tcBorders>
+          </w:tcPr>
+          <w:p>
+            <w:pPr>
+              <w:pStyle w:val="Normal"/>
+              <w:jc w:val="left"/>
               <w:rPr/>
             </w:pPr>
             <w:r>
@@ -3851,15 +3899,15 @@
             <w:tcW w:w="3500" w:type="dxa"/>
             <w:tcBorders>
               <w:top w:val="single" w:sz="2" w:space="0" w:color="CCCCCC"/>
-              <w:start w:val="single" w:sz="2" w:space="0" w:color="CCCCCC"/>
-              <w:bottom w:val="single" w:sz="2" w:space="0" w:color="CCCCCC"/>
-              <w:end w:val="single" w:sz="2" w:space="0" w:color="CCCCCC"/>
-            </w:tcBorders>
-          </w:tcPr>
-          <w:p>
-            <w:pPr>
-              <w:pStyle w:val="Normal"/>
-              <w:jc w:val="start"/>
+              <w:left w:val="single" w:sz="2" w:space="0" w:color="CCCCCC"/>
+              <w:bottom w:val="single" w:sz="2" w:space="0" w:color="CCCCCC"/>
+              <w:right w:val="single" w:sz="2" w:space="0" w:color="CCCCCC"/>
+            </w:tcBorders>
+          </w:tcPr>
+          <w:p>
+            <w:pPr>
+              <w:pStyle w:val="Normal"/>
+              <w:jc w:val="left"/>
               <w:rPr/>
             </w:pPr>
             <w:r>
@@ -3878,15 +3926,15 @@
             <w:tcW w:w="3003" w:type="dxa"/>
             <w:tcBorders>
               <w:top w:val="single" w:sz="2" w:space="0" w:color="CCCCCC"/>
-              <w:start w:val="single" w:sz="2" w:space="0" w:color="CCCCCC"/>
-              <w:bottom w:val="single" w:sz="2" w:space="0" w:color="CCCCCC"/>
-              <w:end w:val="single" w:sz="2" w:space="0" w:color="CCCCCC"/>
-            </w:tcBorders>
-          </w:tcPr>
-          <w:p>
-            <w:pPr>
-              <w:pStyle w:val="Normal"/>
-              <w:jc w:val="start"/>
+              <w:left w:val="single" w:sz="2" w:space="0" w:color="CCCCCC"/>
+              <w:bottom w:val="single" w:sz="2" w:space="0" w:color="CCCCCC"/>
+              <w:right w:val="single" w:sz="2" w:space="0" w:color="CCCCCC"/>
+            </w:tcBorders>
+          </w:tcPr>
+          <w:p>
+            <w:pPr>
+              <w:pStyle w:val="Normal"/>
+              <w:jc w:val="left"/>
               <w:rPr/>
             </w:pPr>
             <w:r>
@@ -3905,25 +3953,43 @@
             <w:tcW w:w="3003" w:type="dxa"/>
             <w:tcBorders>
               <w:top w:val="single" w:sz="2" w:space="0" w:color="CCCCCC"/>
-              <w:start w:val="single" w:sz="2" w:space="0" w:color="CCCCCC"/>
-              <w:bottom w:val="single" w:sz="2" w:space="0" w:color="CCCCCC"/>
-              <w:end w:val="single" w:sz="2" w:space="0" w:color="CCCCCC"/>
-            </w:tcBorders>
-          </w:tcPr>
-          <w:p>
-            <w:pPr>
-              <w:pStyle w:val="Normal"/>
-              <w:jc w:val="start"/>
-              <w:rPr/>
-            </w:pPr>
-            <w:r>
-              <w:rPr>
-                <w:rFonts w:eastAsia="DejaVu Serif" w:cs="DejaVu Serif"/>
-                <w:color w:val="333333"/>
-                <w:sz w:val="18"/>
-                <w:szCs w:val="18"/>
-              </w:rPr>
-              <w:t>4.4 / 8</w:t>
+              <w:left w:val="single" w:sz="2" w:space="0" w:color="CCCCCC"/>
+              <w:bottom w:val="single" w:sz="2" w:space="0" w:color="CCCCCC"/>
+              <w:right w:val="single" w:sz="2" w:space="0" w:color="CCCCCC"/>
+            </w:tcBorders>
+          </w:tcPr>
+          <w:p>
+            <w:pPr>
+              <w:pStyle w:val="Normal"/>
+              <w:jc w:val="left"/>
+              <w:rPr/>
+            </w:pPr>
+            <w:r>
+              <w:rPr>
+                <w:rFonts w:eastAsia="DejaVu Serif" w:cs="DejaVu Serif"/>
+                <w:color w:val="333333"/>
+                <w:sz w:val="18"/>
+                <w:szCs w:val="18"/>
+              </w:rPr>
+              <w:t>4.</w:t>
+            </w:r>
+            <w:r>
+              <w:rPr>
+                <w:rFonts w:eastAsia="DejaVu Serif" w:cs="DejaVu Serif"/>
+                <w:color w:val="333333"/>
+                <w:sz w:val="18"/>
+                <w:szCs w:val="18"/>
+              </w:rPr>
+              <w:t>4</w:t>
+            </w:r>
+            <w:r>
+              <w:rPr>
+                <w:rFonts w:eastAsia="DejaVu Serif" w:cs="DejaVu Serif"/>
+                <w:color w:val="333333"/>
+                <w:sz w:val="18"/>
+                <w:szCs w:val="18"/>
+              </w:rPr>
+              <w:t xml:space="preserve"> / 8</w:t>
             </w:r>
           </w:p>
         </w:tc>
@@ -3935,15 +4001,15 @@
             <w:tcW w:w="3500" w:type="dxa"/>
             <w:tcBorders>
               <w:top w:val="single" w:sz="2" w:space="0" w:color="CCCCCC"/>
-              <w:start w:val="single" w:sz="2" w:space="0" w:color="CCCCCC"/>
-              <w:bottom w:val="single" w:sz="2" w:space="0" w:color="CCCCCC"/>
-              <w:end w:val="single" w:sz="2" w:space="0" w:color="CCCCCC"/>
-            </w:tcBorders>
-          </w:tcPr>
-          <w:p>
-            <w:pPr>
-              <w:pStyle w:val="Normal"/>
-              <w:jc w:val="start"/>
+              <w:left w:val="single" w:sz="2" w:space="0" w:color="CCCCCC"/>
+              <w:bottom w:val="single" w:sz="2" w:space="0" w:color="CCCCCC"/>
+              <w:right w:val="single" w:sz="2" w:space="0" w:color="CCCCCC"/>
+            </w:tcBorders>
+          </w:tcPr>
+          <w:p>
+            <w:pPr>
+              <w:pStyle w:val="Normal"/>
+              <w:jc w:val="left"/>
               <w:rPr/>
             </w:pPr>
             <w:r>
@@ -3962,15 +4028,15 @@
             <w:tcW w:w="3003" w:type="dxa"/>
             <w:tcBorders>
               <w:top w:val="single" w:sz="2" w:space="0" w:color="CCCCCC"/>
-              <w:start w:val="single" w:sz="2" w:space="0" w:color="CCCCCC"/>
-              <w:bottom w:val="single" w:sz="2" w:space="0" w:color="CCCCCC"/>
-              <w:end w:val="single" w:sz="2" w:space="0" w:color="CCCCCC"/>
-            </w:tcBorders>
-          </w:tcPr>
-          <w:p>
-            <w:pPr>
-              <w:pStyle w:val="Normal"/>
-              <w:jc w:val="start"/>
+              <w:left w:val="single" w:sz="2" w:space="0" w:color="CCCCCC"/>
+              <w:bottom w:val="single" w:sz="2" w:space="0" w:color="CCCCCC"/>
+              <w:right w:val="single" w:sz="2" w:space="0" w:color="CCCCCC"/>
+            </w:tcBorders>
+          </w:tcPr>
+          <w:p>
+            <w:pPr>
+              <w:pStyle w:val="Normal"/>
+              <w:jc w:val="left"/>
               <w:rPr/>
             </w:pPr>
             <w:r>
@@ -3989,15 +4055,15 @@
             <w:tcW w:w="3003" w:type="dxa"/>
             <w:tcBorders>
               <w:top w:val="single" w:sz="2" w:space="0" w:color="CCCCCC"/>
-              <w:start w:val="single" w:sz="2" w:space="0" w:color="CCCCCC"/>
-              <w:bottom w:val="single" w:sz="2" w:space="0" w:color="CCCCCC"/>
-              <w:end w:val="single" w:sz="2" w:space="0" w:color="CCCCCC"/>
-            </w:tcBorders>
-          </w:tcPr>
-          <w:p>
-            <w:pPr>
-              <w:pStyle w:val="Normal"/>
-              <w:jc w:val="start"/>
+              <w:left w:val="single" w:sz="2" w:space="0" w:color="CCCCCC"/>
+              <w:bottom w:val="single" w:sz="2" w:space="0" w:color="CCCCCC"/>
+              <w:right w:val="single" w:sz="2" w:space="0" w:color="CCCCCC"/>
+            </w:tcBorders>
+          </w:tcPr>
+          <w:p>
+            <w:pPr>
+              <w:pStyle w:val="Normal"/>
+              <w:jc w:val="left"/>
               <w:rPr/>
             </w:pPr>
             <w:r>
@@ -4076,7 +4142,40 @@
           <w:sz w:val="20"/>
           <w:szCs w:val="20"/>
         </w:rPr>
-        <w:t xml:space="preserve">2. Prompt engineering for the Plan section — </w:t>
+        <w:t xml:space="preserve">2. Prompt engineering for </w:t>
+      </w:r>
+      <w:r>
+        <w:rPr>
+          <w:rFonts w:eastAsia="DejaVu Serif" w:cs="DejaVu Serif"/>
+          <w:b/>
+          <w:bCs/>
+          <w:color w:val="333333"/>
+          <w:sz w:val="20"/>
+          <w:szCs w:val="20"/>
+        </w:rPr>
+        <w:t>better SOAP quality</w:t>
+      </w:r>
+      <w:r>
+        <w:rPr>
+          <w:rFonts w:eastAsia="DejaVu Serif" w:cs="DejaVu Serif"/>
+          <w:b/>
+          <w:bCs/>
+          <w:color w:val="333333"/>
+          <w:sz w:val="20"/>
+          <w:szCs w:val="20"/>
+        </w:rPr>
+        <w:t xml:space="preserve"> — </w:t>
+      </w:r>
+      <w:r>
+        <w:rPr>
+          <w:rFonts w:eastAsia="DejaVu Serif" w:cs="DejaVu Serif"/>
+          <w:b w:val="false"/>
+          <w:bCs w:val="false"/>
+          <w:color w:val="333333"/>
+          <w:sz w:val="20"/>
+          <w:szCs w:val="20"/>
+        </w:rPr>
+        <w:t>C</w:t>
       </w:r>
       <w:r>
         <w:rPr>
@@ -4085,7 +4184,7 @@
           <w:sz w:val="20"/>
           <w:szCs w:val="20"/>
         </w:rPr>
-        <w:t>Few-shot examples, constrained generation, 'cite-or-skip' rules. Additionally: chunking for long conversations to address context window limitations.</w:t>
+        <w:t>onstrained generation, 'cite-or-skip' rules. Additionally: chunking for long conversations.</w:t>
       </w:r>
     </w:p>
     <w:p>
@@ -4448,7 +4547,7 @@
   <w:p>
     <w:pPr>
       <w:pStyle w:val="Normal"/>
-      <w:jc w:val="end"/>
+      <w:jc w:val="right"/>
       <w:rPr/>
     </w:pPr>
     <w:r>
@@ -4471,7 +4570,7 @@
   <w:p>
     <w:pPr>
       <w:pStyle w:val="Normal"/>
-      <w:jc w:val="end"/>
+      <w:jc w:val="right"/>
       <w:rPr/>
     </w:pPr>
     <w:r>
@@ -4509,9 +4608,10 @@
     <w:qFormat/>
     <w:pPr>
       <w:widowControl/>
+      <w:suppressAutoHyphens w:val="true"/>
       <w:bidi w:val="0"/>
       <w:spacing w:before="0" w:after="0"/>
-      <w:jc w:val="start"/>
+      <w:jc w:val="left"/>
     </w:pPr>
     <w:rPr>
       <w:rFonts w:ascii="DejaVu Serif" w:hAnsi="DejaVu Serif" w:eastAsia="DejaVu Serif" w:cs="DejaVu Serif"/>
@@ -4524,7 +4624,7 @@
   </w:style>
   <w:style w:type="paragraph" w:styleId="Heading1">
     <w:name w:val="heading 1"/>
-    <w:basedOn w:val="berschrift"/>
+    <w:basedOn w:val="berschriftuser"/>
     <w:qFormat/>
     <w:pPr>
       <w:spacing w:before="0" w:after="200"/>
@@ -4541,7 +4641,7 @@
   </w:style>
   <w:style w:type="paragraph" w:styleId="Heading2">
     <w:name w:val="heading 2"/>
-    <w:basedOn w:val="berschrift"/>
+    <w:basedOn w:val="berschriftuser"/>
     <w:qFormat/>
     <w:pPr>
       <w:spacing w:before="240" w:after="120"/>
@@ -4558,7 +4658,7 @@
   </w:style>
   <w:style w:type="paragraph" w:styleId="Heading3">
     <w:name w:val="heading 3"/>
-    <w:basedOn w:val="berschrift"/>
+    <w:basedOn w:val="berschriftuser"/>
     <w:qFormat/>
     <w:pPr/>
     <w:rPr>
@@ -4569,7 +4669,7 @@
   </w:style>
   <w:style w:type="paragraph" w:styleId="Heading4">
     <w:name w:val="heading 4"/>
-    <w:basedOn w:val="berschrift"/>
+    <w:basedOn w:val="berschriftuser"/>
     <w:qFormat/>
     <w:pPr/>
     <w:rPr>
@@ -4580,7 +4680,7 @@
   </w:style>
   <w:style w:type="paragraph" w:styleId="Heading5">
     <w:name w:val="heading 5"/>
-    <w:basedOn w:val="berschrift"/>
+    <w:basedOn w:val="berschriftuser"/>
     <w:qFormat/>
     <w:pPr/>
     <w:rPr>
@@ -4589,7 +4689,7 @@
   </w:style>
   <w:style w:type="paragraph" w:styleId="Heading6">
     <w:name w:val="heading 6"/>
-    <w:basedOn w:val="berschrift"/>
+    <w:basedOn w:val="berschriftuser"/>
     <w:qFormat/>
     <w:pPr/>
     <w:rPr>
@@ -4605,11 +4705,18 @@
       <w:u w:val="single"/>
     </w:rPr>
   </w:style>
-  <w:style w:type="character" w:styleId="Funotenzeichen">
-    <w:name w:val="Fußnotenzeichen"/>
+  <w:style w:type="character" w:styleId="Funotenzeichenuser">
+    <w:name w:val="Fußnotenzeichen (user)"/>
     <w:uiPriority w:val="99"/>
     <w:semiHidden/>
     <w:unhideWhenUsed/>
+    <w:qFormat/>
+    <w:rPr>
+      <w:vertAlign w:val="superscript"/>
+    </w:rPr>
+  </w:style>
+  <w:style w:type="character" w:styleId="Funotenzeichen">
+    <w:name w:val="Fußnotenzeichen"/>
     <w:qFormat/>
     <w:rPr>
       <w:vertAlign w:val="superscript"/>
@@ -4632,11 +4739,18 @@
       <w:szCs w:val="20"/>
     </w:rPr>
   </w:style>
-  <w:style w:type="character" w:styleId="Endnotenzeichen">
-    <w:name w:val="Endnotenzeichen"/>
+  <w:style w:type="character" w:styleId="Endnotenzeichenuser">
+    <w:name w:val="Endnotenzeichen (user)"/>
     <w:uiPriority w:val="99"/>
     <w:semiHidden/>
     <w:unhideWhenUsed/>
+    <w:qFormat/>
+    <w:rPr>
+      <w:vertAlign w:val="superscript"/>
+    </w:rPr>
+  </w:style>
+  <w:style w:type="character" w:styleId="Endnotenzeichen">
+    <w:name w:val="Endnotenzeichen"/>
     <w:qFormat/>
     <w:rPr>
       <w:vertAlign w:val="superscript"/>
@@ -4718,9 +4832,35 @@
       <w:rFonts w:cs="FreeSans"/>
     </w:rPr>
   </w:style>
+  <w:style w:type="paragraph" w:styleId="berschriftuser">
+    <w:name w:val="Überschrift (user)"/>
+    <w:basedOn w:val="Normal"/>
+    <w:next w:val="BodyText"/>
+    <w:qFormat/>
+    <w:pPr>
+      <w:keepNext w:val="true"/>
+      <w:spacing w:before="240" w:after="120"/>
+    </w:pPr>
+    <w:rPr>
+      <w:rFonts w:ascii="Liberation Sans" w:hAnsi="Liberation Sans" w:eastAsia="Unifont" w:cs="FreeSans"/>
+      <w:sz w:val="28"/>
+      <w:szCs w:val="28"/>
+    </w:rPr>
+  </w:style>
+  <w:style w:type="paragraph" w:styleId="Verzeichnisuser">
+    <w:name w:val="Verzeichnis (user)"/>
+    <w:basedOn w:val="Normal"/>
+    <w:qFormat/>
+    <w:pPr>
+      <w:suppressLineNumbers/>
+    </w:pPr>
+    <w:rPr>
+      <w:rFonts w:cs="FreeSans"/>
+    </w:rPr>
+  </w:style>
   <w:style w:type="paragraph" w:styleId="Title">
     <w:name w:val="Title"/>
-    <w:basedOn w:val="berschrift"/>
+    <w:basedOn w:val="berschriftuser"/>
     <w:qFormat/>
     <w:pPr/>
     <w:rPr>
@@ -4733,9 +4873,10 @@
     <w:qFormat/>
     <w:pPr>
       <w:widowControl/>
+      <w:suppressAutoHyphens w:val="true"/>
       <w:bidi w:val="0"/>
       <w:spacing w:before="0" w:after="0"/>
-      <w:jc w:val="start"/>
+      <w:jc w:val="left"/>
     </w:pPr>
     <w:rPr>
       <w:rFonts w:ascii="DejaVu Serif" w:hAnsi="DejaVu Serif" w:eastAsia="DejaVu Serif" w:cs="DejaVu Serif"/>
@@ -4753,9 +4894,10 @@
     <w:qFormat/>
     <w:pPr>
       <w:widowControl/>
+      <w:suppressAutoHyphens w:val="true"/>
       <w:bidi w:val="0"/>
       <w:spacing w:before="0" w:after="0"/>
-      <w:jc w:val="start"/>
+      <w:jc w:val="left"/>
     </w:pPr>
     <w:rPr>
       <w:rFonts w:ascii="DejaVu Serif" w:hAnsi="DejaVu Serif" w:eastAsia="DejaVu Serif" w:cs="DejaVu Serif"/>
@@ -4796,6 +4938,13 @@
       <w:szCs w:val="20"/>
     </w:rPr>
   </w:style>
+  <w:style w:type="paragraph" w:styleId="Kopf-Fuzeileuser">
+    <w:name w:val="Kopf-/Fußzeile (user)"/>
+    <w:basedOn w:val="Normal"/>
+    <w:qFormat/>
+    <w:pPr/>
+    <w:rPr/>
+  </w:style>
   <w:style w:type="paragraph" w:styleId="Kopf-Fuzeile">
     <w:name w:val="Kopf-/Fußzeile"/>
     <w:basedOn w:val="Normal"/>
@@ -4805,13 +4954,13 @@
   </w:style>
   <w:style w:type="paragraph" w:styleId="Header">
     <w:name w:val="header"/>
-    <w:basedOn w:val="Kopf-Fuzeile"/>
+    <w:basedOn w:val="Kopf-Fuzeileuser"/>
     <w:pPr/>
     <w:rPr/>
   </w:style>
   <w:style w:type="paragraph" w:styleId="Footer">
     <w:name w:val="footer"/>
-    <w:basedOn w:val="Kopf-Fuzeile"/>
+    <w:basedOn w:val="Kopf-Fuzeileuser"/>
     <w:pPr/>
     <w:rPr/>
   </w:style>
@@ -4820,9 +4969,10 @@
     <w:qFormat/>
     <w:pPr>
       <w:widowControl/>
+      <w:suppressAutoHyphens w:val="true"/>
       <w:bidi w:val="0"/>
       <w:spacing w:lineRule="atLeast" w:line="200" w:before="0" w:after="0"/>
-      <w:jc w:val="start"/>
+      <w:jc w:val="left"/>
     </w:pPr>
     <w:rPr>
       <w:rFonts w:ascii="FreeSans" w:hAnsi="FreeSans" w:eastAsia="DejaVu Sans" w:cs="+mn-lt"/>

--- a/Präsi/Handout_AI_Anamnesis.docx
+++ b/Präsi/Handout_AI_Anamnesis.docx
@@ -234,43 +234,7 @@
           <w:sz w:val="20"/>
           <w:szCs w:val="20"/>
         </w:rPr>
-        <w:t>Speech-to-Text converts audio to text and separates speakers (SPEAKER_</w:t>
-      </w:r>
-      <w:r>
-        <w:rPr>
-          <w:rFonts w:eastAsia="DejaVu Serif" w:cs="DejaVu Serif"/>
-          <w:color w:val="555555"/>
-          <w:sz w:val="20"/>
-          <w:szCs w:val="20"/>
-        </w:rPr>
-        <w:t>A</w:t>
-      </w:r>
-      <w:r>
-        <w:rPr>
-          <w:rFonts w:eastAsia="DejaVu Serif" w:cs="DejaVu Serif"/>
-          <w:color w:val="555555"/>
-          <w:sz w:val="20"/>
-          <w:szCs w:val="20"/>
-        </w:rPr>
-        <w:t>, SPEAKER_</w:t>
-      </w:r>
-      <w:r>
-        <w:rPr>
-          <w:rFonts w:eastAsia="DejaVu Serif" w:cs="DejaVu Serif"/>
-          <w:color w:val="555555"/>
-          <w:sz w:val="20"/>
-          <w:szCs w:val="20"/>
-        </w:rPr>
-        <w:t>B</w:t>
-      </w:r>
-      <w:r>
-        <w:rPr>
-          <w:rFonts w:eastAsia="DejaVu Serif" w:cs="DejaVu Serif"/>
-          <w:color w:val="555555"/>
-          <w:sz w:val="20"/>
-          <w:szCs w:val="20"/>
-        </w:rPr>
-        <w:t>).</w:t>
+        <w:t>Speech-to-Text converts audio to text and separates speakers (SPEAKER_A, SPEAKER_B).</w:t>
       </w:r>
     </w:p>
     <w:p>
@@ -403,8 +367,8 @@
       <w:tblGrid>
         <w:gridCol w:w="1189"/>
         <w:gridCol w:w="3348"/>
-        <w:gridCol w:w="3064"/>
-        <w:gridCol w:w="1905"/>
+        <w:gridCol w:w="3063"/>
+        <w:gridCol w:w="1906"/>
       </w:tblGrid>
       <w:tr>
         <w:trPr/>
@@ -468,7 +432,7 @@
         </w:tc>
         <w:tc>
           <w:tcPr>
-            <w:tcW w:w="3064" w:type="dxa"/>
+            <w:tcW w:w="3063" w:type="dxa"/>
             <w:tcBorders>
               <w:top w:val="single" w:sz="2" w:space="0" w:color="CCCCCC"/>
               <w:left w:val="single" w:sz="2" w:space="0" w:color="CCCCCC"/>
@@ -497,7 +461,7 @@
         </w:tc>
         <w:tc>
           <w:tcPr>
-            <w:tcW w:w="1905" w:type="dxa"/>
+            <w:tcW w:w="1906" w:type="dxa"/>
             <w:tcBorders>
               <w:top w:val="single" w:sz="2" w:space="0" w:color="CCCCCC"/>
               <w:left w:val="single" w:sz="2" w:space="0" w:color="CCCCCC"/>
@@ -583,7 +547,7 @@
         </w:tc>
         <w:tc>
           <w:tcPr>
-            <w:tcW w:w="3064" w:type="dxa"/>
+            <w:tcW w:w="3063" w:type="dxa"/>
             <w:tcBorders>
               <w:top w:val="single" w:sz="2" w:space="0" w:color="CCCCCC"/>
               <w:left w:val="single" w:sz="2" w:space="0" w:color="CCCCCC"/>
@@ -610,7 +574,7 @@
         </w:tc>
         <w:tc>
           <w:tcPr>
-            <w:tcW w:w="1905" w:type="dxa"/>
+            <w:tcW w:w="1906" w:type="dxa"/>
             <w:tcBorders>
               <w:top w:val="single" w:sz="2" w:space="0" w:color="CCCCCC"/>
               <w:left w:val="single" w:sz="2" w:space="0" w:color="CCCCCC"/>
@@ -636,7 +600,7 @@
             <w:r>
               <w:rPr>
                 <w:rFonts w:eastAsia="DejaVu Serif" w:cs="DejaVu Serif"/>
-                <w:color w:val="D04A02"/>
+                <w:color w:val="333333"/>
                 <w:sz w:val="18"/>
                 <w:szCs w:val="18"/>
               </w:rPr>
@@ -703,7 +667,7 @@
         </w:tc>
         <w:tc>
           <w:tcPr>
-            <w:tcW w:w="3064" w:type="dxa"/>
+            <w:tcW w:w="3063" w:type="dxa"/>
             <w:tcBorders>
               <w:top w:val="single" w:sz="2" w:space="0" w:color="CCCCCC"/>
               <w:left w:val="single" w:sz="2" w:space="0" w:color="CCCCCC"/>
@@ -730,7 +694,7 @@
         </w:tc>
         <w:tc>
           <w:tcPr>
-            <w:tcW w:w="1905" w:type="dxa"/>
+            <w:tcW w:w="1906" w:type="dxa"/>
             <w:tcBorders>
               <w:top w:val="single" w:sz="2" w:space="0" w:color="CCCCCC"/>
               <w:left w:val="single" w:sz="2" w:space="0" w:color="CCCCCC"/>
@@ -756,7 +720,7 @@
             <w:r>
               <w:rPr>
                 <w:rFonts w:eastAsia="DejaVu Serif" w:cs="DejaVu Serif"/>
-                <w:color w:val="D04A02"/>
+                <w:color w:val="333333"/>
                 <w:sz w:val="18"/>
                 <w:szCs w:val="18"/>
               </w:rPr>
@@ -825,7 +789,7 @@
         </w:tc>
         <w:tc>
           <w:tcPr>
-            <w:tcW w:w="3064" w:type="dxa"/>
+            <w:tcW w:w="3063" w:type="dxa"/>
             <w:tcBorders>
               <w:top w:val="single" w:sz="2" w:space="0" w:color="CCCCCC"/>
               <w:left w:val="single" w:sz="2" w:space="0" w:color="CCCCCC"/>
@@ -853,7 +817,7 @@
         </w:tc>
         <w:tc>
           <w:tcPr>
-            <w:tcW w:w="1905" w:type="dxa"/>
+            <w:tcW w:w="1906" w:type="dxa"/>
             <w:tcBorders>
               <w:top w:val="single" w:sz="2" w:space="0" w:color="CCCCCC"/>
               <w:left w:val="single" w:sz="2" w:space="0" w:color="CCCCCC"/>
@@ -949,7 +913,7 @@
         </w:tc>
         <w:tc>
           <w:tcPr>
-            <w:tcW w:w="3064" w:type="dxa"/>
+            <w:tcW w:w="3063" w:type="dxa"/>
             <w:tcBorders>
               <w:top w:val="single" w:sz="2" w:space="0" w:color="CCCCCC"/>
               <w:left w:val="single" w:sz="2" w:space="0" w:color="CCCCCC"/>
@@ -977,7 +941,7 @@
         </w:tc>
         <w:tc>
           <w:tcPr>
-            <w:tcW w:w="1905" w:type="dxa"/>
+            <w:tcW w:w="1906" w:type="dxa"/>
             <w:tcBorders>
               <w:top w:val="single" w:sz="2" w:space="0" w:color="CCCCCC"/>
               <w:left w:val="single" w:sz="2" w:space="0" w:color="CCCCCC"/>
@@ -1073,7 +1037,7 @@
         </w:tc>
         <w:tc>
           <w:tcPr>
-            <w:tcW w:w="3064" w:type="dxa"/>
+            <w:tcW w:w="3063" w:type="dxa"/>
             <w:tcBorders>
               <w:top w:val="single" w:sz="2" w:space="0" w:color="CCCCCC"/>
               <w:left w:val="single" w:sz="2" w:space="0" w:color="CCCCCC"/>
@@ -1101,7 +1065,7 @@
         </w:tc>
         <w:tc>
           <w:tcPr>
-            <w:tcW w:w="1905" w:type="dxa"/>
+            <w:tcW w:w="1906" w:type="dxa"/>
             <w:tcBorders>
               <w:top w:val="single" w:sz="2" w:space="0" w:color="CCCCCC"/>
               <w:left w:val="single" w:sz="2" w:space="0" w:color="CCCCCC"/>
@@ -1178,25 +1142,7 @@
           <w:sz w:val="20"/>
           <w:szCs w:val="20"/>
         </w:rPr>
-        <w:t xml:space="preserve">Hardware constraint: local models ran on a consumer laptop (AMD </w:t>
-      </w:r>
-      <w:r>
-        <w:rPr>
-          <w:rFonts w:eastAsia="DejaVu Serif" w:cs="DejaVu Serif"/>
-          <w:color w:val="333333"/>
-          <w:sz w:val="20"/>
-          <w:szCs w:val="20"/>
-        </w:rPr>
-        <w:t>CPU</w:t>
-      </w:r>
-      <w:r>
-        <w:rPr>
-          <w:rFonts w:eastAsia="DejaVu Serif" w:cs="DejaVu Serif"/>
-          <w:color w:val="333333"/>
-          <w:sz w:val="20"/>
-          <w:szCs w:val="20"/>
-        </w:rPr>
-        <w:t>, 16 GB RAM). Larger models (Whisper large-v3, SauerkrautLM 70B) exceeded available resources.</w:t>
+        <w:t>Hardware constraint: local models ran on a consumer laptop (AMD CPU, 16 GB RAM). Larger models (Whisper large-v3, SauerkrautLM 70B) exceeded available resources.</w:t>
       </w:r>
     </w:p>
     <w:p>
@@ -1973,43 +1919,7 @@
           <w:szCs w:val="20"/>
         </w:rPr>
         <w:br/>
-        <w:t>Critical finding: In the White Noise scenario, all models collapse — Assembly reaches 33.</w:t>
-      </w:r>
-      <w:r>
-        <w:rPr>
-          <w:rFonts w:eastAsia="DejaVu Serif" w:cs="DejaVu Serif"/>
-          <w:color w:val="333333"/>
-          <w:sz w:val="20"/>
-          <w:szCs w:val="20"/>
-        </w:rPr>
-        <w:t>2</w:t>
-      </w:r>
-      <w:r>
-        <w:rPr>
-          <w:rFonts w:eastAsia="DejaVu Serif" w:cs="DejaVu Serif"/>
-          <w:color w:val="333333"/>
-          <w:sz w:val="20"/>
-          <w:szCs w:val="20"/>
-        </w:rPr>
-        <w:t xml:space="preserve">%, </w:t>
-      </w:r>
-      <w:r>
-        <w:rPr>
-          <w:rFonts w:eastAsia="DejaVu Serif" w:cs="DejaVu Serif"/>
-          <w:color w:val="333333"/>
-          <w:sz w:val="20"/>
-          <w:szCs w:val="20"/>
-        </w:rPr>
-        <w:t>Speechmatics 30.6% and</w:t>
-      </w:r>
-      <w:r>
-        <w:rPr>
-          <w:rFonts w:eastAsia="DejaVu Serif" w:cs="DejaVu Serif"/>
-          <w:color w:val="333333"/>
-          <w:sz w:val="20"/>
-          <w:szCs w:val="20"/>
-        </w:rPr>
-        <w:t xml:space="preserve"> Whisper-local 41%. Microphone quality sets the floor.</w:t>
+        <w:t>Critical finding: In the White Noise scenario, all models collapse — Assembly reaches 33.2%, Speechmatics 30.6% and Whisper-local 41%. Microphone quality sets the floor.</w:t>
       </w:r>
     </w:p>
     <w:p>
@@ -2567,10 +2477,10 @@
       <w:tblGrid>
         <w:gridCol w:w="3000"/>
         <w:gridCol w:w="1599"/>
-        <w:gridCol w:w="1199"/>
-        <w:gridCol w:w="1202"/>
         <w:gridCol w:w="1198"/>
-        <w:gridCol w:w="1308"/>
+        <w:gridCol w:w="1203"/>
+        <w:gridCol w:w="1197"/>
+        <w:gridCol w:w="1309"/>
       </w:tblGrid>
       <w:tr>
         <w:trPr/>
@@ -2634,7 +2544,7 @@
         </w:tc>
         <w:tc>
           <w:tcPr>
-            <w:tcW w:w="1199" w:type="dxa"/>
+            <w:tcW w:w="1198" w:type="dxa"/>
             <w:tcBorders>
               <w:top w:val="single" w:sz="2" w:space="0" w:color="CCCCCC"/>
               <w:left w:val="single" w:sz="2" w:space="0" w:color="CCCCCC"/>
@@ -2657,8 +2567,26 @@
                 <w:sz w:val="18"/>
                 <w:szCs w:val="18"/>
               </w:rPr>
-              <w:t>+</w:t>
-            </w:r>
+              <w:t>+ (6+)</w:t>
+            </w:r>
+          </w:p>
+        </w:tc>
+        <w:tc>
+          <w:tcPr>
+            <w:tcW w:w="1203" w:type="dxa"/>
+            <w:tcBorders>
+              <w:top w:val="single" w:sz="2" w:space="0" w:color="CCCCCC"/>
+              <w:left w:val="single" w:sz="2" w:space="0" w:color="CCCCCC"/>
+              <w:bottom w:val="single" w:sz="2" w:space="0" w:color="CCCCCC"/>
+              <w:right w:val="single" w:sz="2" w:space="0" w:color="CCCCCC"/>
+            </w:tcBorders>
+            <w:shd w:fill="D04A02" w:val="clear"/>
+          </w:tcPr>
+          <w:p>
+            <w:pPr>
+              <w:pStyle w:val="Normal"/>
+              <w:rPr/>
+            </w:pPr>
             <w:r>
               <w:rPr>
                 <w:rFonts w:eastAsia="DejaVu Serif" w:cs="DejaVu Serif"/>
@@ -2668,8 +2596,26 @@
                 <w:sz w:val="18"/>
                 <w:szCs w:val="18"/>
               </w:rPr>
-              <w:t xml:space="preserve"> (</w:t>
-            </w:r>
+              <w:t>o (3–6)</w:t>
+            </w:r>
+          </w:p>
+        </w:tc>
+        <w:tc>
+          <w:tcPr>
+            <w:tcW w:w="1197" w:type="dxa"/>
+            <w:tcBorders>
+              <w:top w:val="single" w:sz="2" w:space="0" w:color="CCCCCC"/>
+              <w:left w:val="single" w:sz="2" w:space="0" w:color="CCCCCC"/>
+              <w:bottom w:val="single" w:sz="2" w:space="0" w:color="CCCCCC"/>
+              <w:right w:val="single" w:sz="2" w:space="0" w:color="CCCCCC"/>
+            </w:tcBorders>
+            <w:shd w:fill="D04A02" w:val="clear"/>
+          </w:tcPr>
+          <w:p>
+            <w:pPr>
+              <w:pStyle w:val="Normal"/>
+              <w:rPr/>
+            </w:pPr>
             <w:r>
               <w:rPr>
                 <w:rFonts w:eastAsia="DejaVu Serif" w:cs="DejaVu Serif"/>
@@ -2679,8 +2625,26 @@
                 <w:sz w:val="18"/>
                 <w:szCs w:val="18"/>
               </w:rPr>
-              <w:t>6</w:t>
-            </w:r>
+              <w:t>- (0–3)</w:t>
+            </w:r>
+          </w:p>
+        </w:tc>
+        <w:tc>
+          <w:tcPr>
+            <w:tcW w:w="1309" w:type="dxa"/>
+            <w:tcBorders>
+              <w:top w:val="single" w:sz="2" w:space="0" w:color="CCCCCC"/>
+              <w:left w:val="single" w:sz="2" w:space="0" w:color="CCCCCC"/>
+              <w:bottom w:val="single" w:sz="2" w:space="0" w:color="CCCCCC"/>
+              <w:right w:val="single" w:sz="2" w:space="0" w:color="CCCCCC"/>
+            </w:tcBorders>
+            <w:shd w:fill="D04A02" w:val="clear"/>
+          </w:tcPr>
+          <w:p>
+            <w:pPr>
+              <w:pStyle w:val="Normal"/>
+              <w:rPr/>
+            </w:pPr>
             <w:r>
               <w:rPr>
                 <w:rFonts w:eastAsia="DejaVu Serif" w:cs="DejaVu Serif"/>
@@ -2690,104 +2654,6 @@
                 <w:sz w:val="18"/>
                 <w:szCs w:val="18"/>
               </w:rPr>
-              <w:t>+)</w:t>
-            </w:r>
-          </w:p>
-        </w:tc>
-        <w:tc>
-          <w:tcPr>
-            <w:tcW w:w="1202" w:type="dxa"/>
-            <w:tcBorders>
-              <w:top w:val="single" w:sz="2" w:space="0" w:color="CCCCCC"/>
-              <w:left w:val="single" w:sz="2" w:space="0" w:color="CCCCCC"/>
-              <w:bottom w:val="single" w:sz="2" w:space="0" w:color="CCCCCC"/>
-              <w:right w:val="single" w:sz="2" w:space="0" w:color="CCCCCC"/>
-            </w:tcBorders>
-            <w:shd w:fill="D04A02" w:val="clear"/>
-          </w:tcPr>
-          <w:p>
-            <w:pPr>
-              <w:pStyle w:val="Normal"/>
-              <w:rPr/>
-            </w:pPr>
-            <w:r>
-              <w:rPr>
-                <w:rFonts w:eastAsia="DejaVu Serif" w:cs="DejaVu Serif"/>
-                <w:b/>
-                <w:bCs/>
-                <w:color w:val="FFFFFF"/>
-                <w:sz w:val="18"/>
-                <w:szCs w:val="18"/>
-              </w:rPr>
-              <w:t>o</w:t>
-            </w:r>
-            <w:r>
-              <w:rPr>
-                <w:rFonts w:eastAsia="DejaVu Serif" w:cs="DejaVu Serif"/>
-                <w:b/>
-                <w:bCs/>
-                <w:color w:val="FFFFFF"/>
-                <w:sz w:val="18"/>
-                <w:szCs w:val="18"/>
-              </w:rPr>
-              <w:t xml:space="preserve"> (3–6)</w:t>
-            </w:r>
-          </w:p>
-        </w:tc>
-        <w:tc>
-          <w:tcPr>
-            <w:tcW w:w="1198" w:type="dxa"/>
-            <w:tcBorders>
-              <w:top w:val="single" w:sz="2" w:space="0" w:color="CCCCCC"/>
-              <w:left w:val="single" w:sz="2" w:space="0" w:color="CCCCCC"/>
-              <w:bottom w:val="single" w:sz="2" w:space="0" w:color="CCCCCC"/>
-              <w:right w:val="single" w:sz="2" w:space="0" w:color="CCCCCC"/>
-            </w:tcBorders>
-            <w:shd w:fill="D04A02" w:val="clear"/>
-          </w:tcPr>
-          <w:p>
-            <w:pPr>
-              <w:pStyle w:val="Normal"/>
-              <w:rPr/>
-            </w:pPr>
-            <w:r>
-              <w:rPr>
-                <w:rFonts w:eastAsia="DejaVu Serif" w:cs="DejaVu Serif"/>
-                <w:b/>
-                <w:bCs/>
-                <w:color w:val="FFFFFF"/>
-                <w:sz w:val="18"/>
-                <w:szCs w:val="18"/>
-              </w:rPr>
-              <w:t>- (0–3)</w:t>
-            </w:r>
-          </w:p>
-        </w:tc>
-        <w:tc>
-          <w:tcPr>
-            <w:tcW w:w="1308" w:type="dxa"/>
-            <w:tcBorders>
-              <w:top w:val="single" w:sz="2" w:space="0" w:color="CCCCCC"/>
-              <w:left w:val="single" w:sz="2" w:space="0" w:color="CCCCCC"/>
-              <w:bottom w:val="single" w:sz="2" w:space="0" w:color="CCCCCC"/>
-              <w:right w:val="single" w:sz="2" w:space="0" w:color="CCCCCC"/>
-            </w:tcBorders>
-            <w:shd w:fill="D04A02" w:val="clear"/>
-          </w:tcPr>
-          <w:p>
-            <w:pPr>
-              <w:pStyle w:val="Normal"/>
-              <w:rPr/>
-            </w:pPr>
-            <w:r>
-              <w:rPr>
-                <w:rFonts w:eastAsia="DejaVu Serif" w:cs="DejaVu Serif"/>
-                <w:b/>
-                <w:bCs/>
-                <w:color w:val="FFFFFF"/>
-                <w:sz w:val="18"/>
-                <w:szCs w:val="18"/>
-              </w:rPr>
               <w:t>Type</w:t>
             </w:r>
           </w:p>
@@ -2855,7 +2721,7 @@
         </w:tc>
         <w:tc>
           <w:tcPr>
-            <w:tcW w:w="1199" w:type="dxa"/>
+            <w:tcW w:w="1198" w:type="dxa"/>
             <w:tcBorders>
               <w:top w:val="single" w:sz="2" w:space="0" w:color="CCCCCC"/>
               <w:left w:val="single" w:sz="2" w:space="0" w:color="CCCCCC"/>
@@ -2882,7 +2748,7 @@
         </w:tc>
         <w:tc>
           <w:tcPr>
-            <w:tcW w:w="1202" w:type="dxa"/>
+            <w:tcW w:w="1203" w:type="dxa"/>
             <w:tcBorders>
               <w:top w:val="single" w:sz="2" w:space="0" w:color="CCCCCC"/>
               <w:left w:val="single" w:sz="2" w:space="0" w:color="CCCCCC"/>
@@ -2909,7 +2775,7 @@
         </w:tc>
         <w:tc>
           <w:tcPr>
-            <w:tcW w:w="1198" w:type="dxa"/>
+            <w:tcW w:w="1197" w:type="dxa"/>
             <w:tcBorders>
               <w:top w:val="single" w:sz="2" w:space="0" w:color="CCCCCC"/>
               <w:left w:val="single" w:sz="2" w:space="0" w:color="CCCCCC"/>
@@ -2936,7 +2802,7 @@
         </w:tc>
         <w:tc>
           <w:tcPr>
-            <w:tcW w:w="1308" w:type="dxa"/>
+            <w:tcW w:w="1309" w:type="dxa"/>
             <w:tcBorders>
               <w:top w:val="single" w:sz="2" w:space="0" w:color="CCCCCC"/>
               <w:left w:val="single" w:sz="2" w:space="0" w:color="CCCCCC"/>
@@ -3029,7 +2895,7 @@
         </w:tc>
         <w:tc>
           <w:tcPr>
-            <w:tcW w:w="1199" w:type="dxa"/>
+            <w:tcW w:w="1198" w:type="dxa"/>
             <w:tcBorders>
               <w:top w:val="single" w:sz="2" w:space="0" w:color="CCCCCC"/>
               <w:left w:val="single" w:sz="2" w:space="0" w:color="CCCCCC"/>
@@ -3056,7 +2922,7 @@
         </w:tc>
         <w:tc>
           <w:tcPr>
-            <w:tcW w:w="1202" w:type="dxa"/>
+            <w:tcW w:w="1203" w:type="dxa"/>
             <w:tcBorders>
               <w:top w:val="single" w:sz="2" w:space="0" w:color="CCCCCC"/>
               <w:left w:val="single" w:sz="2" w:space="0" w:color="CCCCCC"/>
@@ -3083,7 +2949,7 @@
         </w:tc>
         <w:tc>
           <w:tcPr>
-            <w:tcW w:w="1198" w:type="dxa"/>
+            <w:tcW w:w="1197" w:type="dxa"/>
             <w:tcBorders>
               <w:top w:val="single" w:sz="2" w:space="0" w:color="CCCCCC"/>
               <w:left w:val="single" w:sz="2" w:space="0" w:color="CCCCCC"/>
@@ -3110,7 +2976,7 @@
         </w:tc>
         <w:tc>
           <w:tcPr>
-            <w:tcW w:w="1308" w:type="dxa"/>
+            <w:tcW w:w="1309" w:type="dxa"/>
             <w:tcBorders>
               <w:top w:val="single" w:sz="2" w:space="0" w:color="CCCCCC"/>
               <w:left w:val="single" w:sz="2" w:space="0" w:color="CCCCCC"/>
@@ -3203,7 +3069,7 @@
         </w:tc>
         <w:tc>
           <w:tcPr>
-            <w:tcW w:w="1199" w:type="dxa"/>
+            <w:tcW w:w="1198" w:type="dxa"/>
             <w:tcBorders>
               <w:top w:val="single" w:sz="2" w:space="0" w:color="CCCCCC"/>
               <w:left w:val="single" w:sz="2" w:space="0" w:color="CCCCCC"/>
@@ -3230,7 +3096,7 @@
         </w:tc>
         <w:tc>
           <w:tcPr>
-            <w:tcW w:w="1202" w:type="dxa"/>
+            <w:tcW w:w="1203" w:type="dxa"/>
             <w:tcBorders>
               <w:top w:val="single" w:sz="2" w:space="0" w:color="CCCCCC"/>
               <w:left w:val="single" w:sz="2" w:space="0" w:color="CCCCCC"/>
@@ -3257,7 +3123,7 @@
         </w:tc>
         <w:tc>
           <w:tcPr>
-            <w:tcW w:w="1198" w:type="dxa"/>
+            <w:tcW w:w="1197" w:type="dxa"/>
             <w:tcBorders>
               <w:top w:val="single" w:sz="2" w:space="0" w:color="CCCCCC"/>
               <w:left w:val="single" w:sz="2" w:space="0" w:color="CCCCCC"/>
@@ -3284,7 +3150,7 @@
         </w:tc>
         <w:tc>
           <w:tcPr>
-            <w:tcW w:w="1308" w:type="dxa"/>
+            <w:tcW w:w="1309" w:type="dxa"/>
             <w:tcBorders>
               <w:top w:val="single" w:sz="2" w:space="0" w:color="CCCCCC"/>
               <w:left w:val="single" w:sz="2" w:space="0" w:color="CCCCCC"/>
@@ -3377,7 +3243,7 @@
         </w:tc>
         <w:tc>
           <w:tcPr>
-            <w:tcW w:w="1199" w:type="dxa"/>
+            <w:tcW w:w="1198" w:type="dxa"/>
             <w:tcBorders>
               <w:top w:val="single" w:sz="2" w:space="0" w:color="CCCCCC"/>
               <w:left w:val="single" w:sz="2" w:space="0" w:color="CCCCCC"/>
@@ -3404,7 +3270,7 @@
         </w:tc>
         <w:tc>
           <w:tcPr>
-            <w:tcW w:w="1202" w:type="dxa"/>
+            <w:tcW w:w="1203" w:type="dxa"/>
             <w:tcBorders>
               <w:top w:val="single" w:sz="2" w:space="0" w:color="CCCCCC"/>
               <w:left w:val="single" w:sz="2" w:space="0" w:color="CCCCCC"/>
@@ -3431,7 +3297,7 @@
         </w:tc>
         <w:tc>
           <w:tcPr>
-            <w:tcW w:w="1198" w:type="dxa"/>
+            <w:tcW w:w="1197" w:type="dxa"/>
             <w:tcBorders>
               <w:top w:val="single" w:sz="2" w:space="0" w:color="CCCCCC"/>
               <w:left w:val="single" w:sz="2" w:space="0" w:color="CCCCCC"/>
@@ -3458,7 +3324,7 @@
         </w:tc>
         <w:tc>
           <w:tcPr>
-            <w:tcW w:w="1308" w:type="dxa"/>
+            <w:tcW w:w="1309" w:type="dxa"/>
             <w:tcBorders>
               <w:top w:val="single" w:sz="2" w:space="0" w:color="CCCCCC"/>
               <w:left w:val="single" w:sz="2" w:space="0" w:color="CCCCCC"/>
@@ -3510,29 +3376,7 @@
           <w:sz w:val="20"/>
           <w:szCs w:val="20"/>
         </w:rPr>
-        <w:t>Zero of 55 runs reached 'acceptable' quality (&gt;</w:t>
-      </w:r>
-      <w:r>
-        <w:rPr>
-          <w:rFonts w:eastAsia="DejaVu Serif" w:cs="DejaVu Serif"/>
-          <w:b/>
-          <w:bCs/>
-          <w:color w:val="D04A02"/>
-          <w:sz w:val="20"/>
-          <w:szCs w:val="20"/>
-        </w:rPr>
-        <w:t>6</w:t>
-      </w:r>
-      <w:r>
-        <w:rPr>
-          <w:rFonts w:eastAsia="DejaVu Serif" w:cs="DejaVu Serif"/>
-          <w:b/>
-          <w:bCs/>
-          <w:color w:val="D04A02"/>
-          <w:sz w:val="20"/>
-          <w:szCs w:val="20"/>
-        </w:rPr>
-        <w:t xml:space="preserve">/8). </w:t>
+        <w:t xml:space="preserve">Zero of 55 runs reached 'acceptable' quality (&gt;6/8). </w:t>
       </w:r>
       <w:r>
         <w:rPr>
@@ -3590,16 +3434,7 @@
           <w:sz w:val="20"/>
           <w:szCs w:val="20"/>
         </w:rPr>
-        <w:t>Winners</w:t>
-      </w:r>
-      <w:r>
-        <w:rPr>
-          <w:rFonts w:eastAsia="DejaVu Serif" w:cs="DejaVu Serif"/>
-          <w:color w:val="333333"/>
-          <w:sz w:val="20"/>
-          <w:szCs w:val="20"/>
-        </w:rPr>
-        <w:t xml:space="preserve">: </w:t>
+        <w:t xml:space="preserve">Winners: </w:t>
       </w:r>
       <w:r>
         <w:rPr>
@@ -3610,29 +3445,7 @@
           <w:sz w:val="20"/>
           <w:szCs w:val="20"/>
         </w:rPr>
-        <w:t xml:space="preserve">AssemblyAI </w:t>
-      </w:r>
-      <w:r>
-        <w:rPr>
-          <w:rFonts w:eastAsia="DejaVu Serif" w:cs="DejaVu Serif"/>
-          <w:b/>
-          <w:bCs/>
-          <w:color w:val="D04A02"/>
-          <w:sz w:val="20"/>
-          <w:szCs w:val="20"/>
-        </w:rPr>
-        <w:t>&amp;</w:t>
-      </w:r>
-      <w:r>
-        <w:rPr>
-          <w:rFonts w:eastAsia="DejaVu Serif" w:cs="DejaVu Serif"/>
-          <w:b/>
-          <w:bCs/>
-          <w:color w:val="D04A02"/>
-          <w:sz w:val="20"/>
-          <w:szCs w:val="20"/>
-        </w:rPr>
-        <w:t xml:space="preserve"> GPT-4o</w:t>
+        <w:t>AssemblyAI &amp; GPT-4o</w:t>
       </w:r>
       <w:r>
         <w:rPr>
@@ -3641,25 +3454,7 @@
           <w:sz w:val="20"/>
           <w:szCs w:val="20"/>
         </w:rPr>
-        <w:t xml:space="preserve"> — lowest WER (8.9%), zero hallucination in formatting, best SOAP score (4.</w:t>
-      </w:r>
-      <w:r>
-        <w:rPr>
-          <w:rFonts w:eastAsia="DejaVu Serif" w:cs="DejaVu Serif"/>
-          <w:color w:val="333333"/>
-          <w:sz w:val="20"/>
-          <w:szCs w:val="20"/>
-        </w:rPr>
-        <w:t>4</w:t>
-      </w:r>
-      <w:r>
-        <w:rPr>
-          <w:rFonts w:eastAsia="DejaVu Serif" w:cs="DejaVu Serif"/>
-          <w:color w:val="333333"/>
-          <w:sz w:val="20"/>
-          <w:szCs w:val="20"/>
-        </w:rPr>
-        <w:t>/8). But: still not clinically usable. No run reached the acceptable threshold, and the Plan section remains the primary hallucination source.</w:t>
+        <w:t xml:space="preserve"> — lowest WER (8.9%), zero hallucination in formatting, best SOAP score (4.4/8). But: still not clinically usable. No run reached the acceptable threshold, and the Plan section remains the primary hallucination source.</w:t>
       </w:r>
     </w:p>
     <w:p>
@@ -3680,7 +3475,7 @@
           <w:sz w:val="24"/>
           <w:szCs w:val="24"/>
         </w:rPr>
-        <w:t>Privacy — The Hidden Trade-off</w:t>
+        <w:t>Privacy — Sovereignty is a Spectrum</w:t>
       </w:r>
     </w:p>
     <w:p>
@@ -3697,7 +3492,7 @@
           <w:sz w:val="20"/>
           <w:szCs w:val="20"/>
         </w:rPr>
-        <w:t>The best-performing pipeline sends patient audio to US cloud infrastructure. Local models preserve data sovereignty but deliver lower quality. The ideal quadrant — high quality AND fully local — is empty today.</w:t>
+        <w:t>Both AssemblyAI and GPT-4o can be hosted in EU-only regions, making the cloud pipeline GDPR-compliant without transatlantic data transfer — a significant step forward. However, EU-hosted is not self-hosted: patient data still flows to a third-party provider. Many hospitals and patients will not accept this, even within EU jurisdiction. The only path to full data sovereignty remains a fully on-premise stack. The ideal deployment — high quality AND no third party — is still the goal that the next steps target.</w:t>
       </w:r>
     </w:p>
     <w:tbl>
@@ -3745,7 +3540,7 @@
                 <w:sz w:val="18"/>
                 <w:szCs w:val="18"/>
               </w:rPr>
-              <w:t>Model</w:t>
+              <w:t>Deployment</w:t>
             </w:r>
           </w:p>
         </w:tc>
@@ -3774,7 +3569,7 @@
                 <w:sz w:val="18"/>
                 <w:szCs w:val="18"/>
               </w:rPr>
-              <w:t>Data Location</w:t>
+              <w:t>Data Sovereignty</w:t>
             </w:r>
           </w:p>
         </w:tc>
@@ -3833,7 +3628,26 @@
                 <w:sz w:val="18"/>
                 <w:szCs w:val="18"/>
               </w:rPr>
-              <w:t>Assembly + GPT-4o</w:t>
+              <w:t>Fully on-premise</w:t>
+            </w:r>
+          </w:p>
+          <w:p>
+            <w:pPr>
+              <w:pStyle w:val="Normal"/>
+              <w:spacing w:before="0" w:after="0"/>
+              <w:jc w:val="left"/>
+              <w:rPr/>
+            </w:pPr>
+            <w:r>
+              <w:rPr>
+                <w:rFonts w:eastAsia="DejaVu Serif" w:cs="DejaVu Serif"/>
+                <w:i/>
+                <w:iCs/>
+                <w:color w:val="888888"/>
+                <w:sz w:val="16"/>
+                <w:szCs w:val="16"/>
+              </w:rPr>
+              <w:t>Whisper turbo + local LLMs</w:t>
             </w:r>
           </w:p>
         </w:tc>
@@ -3851,16 +3665,18 @@
             <w:pPr>
               <w:pStyle w:val="Normal"/>
               <w:jc w:val="left"/>
-              <w:rPr/>
-            </w:pPr>
-            <w:r>
-              <w:rPr>
-                <w:rFonts w:eastAsia="DejaVu Serif" w:cs="DejaVu Serif"/>
-                <w:color w:val="CC3333"/>
-                <w:sz w:val="18"/>
-                <w:szCs w:val="18"/>
-              </w:rPr>
-              <w:t>Fully US-hosted</w:t>
+              <w:rPr>
+                <w:color w:val="333333"/>
+              </w:rPr>
+            </w:pPr>
+            <w:r>
+              <w:rPr>
+                <w:rFonts w:eastAsia="DejaVu Serif" w:cs="DejaVu Serif"/>
+                <w:color w:val="333333"/>
+                <w:sz w:val="18"/>
+                <w:szCs w:val="18"/>
+              </w:rPr>
+              <w:t>No third party — full control</w:t>
             </w:r>
           </w:p>
         </w:tc>
@@ -3878,16 +3694,38 @@
             <w:pPr>
               <w:pStyle w:val="Normal"/>
               <w:jc w:val="left"/>
-              <w:rPr/>
-            </w:pPr>
-            <w:r>
-              <w:rPr>
-                <w:rFonts w:eastAsia="DejaVu Serif" w:cs="DejaVu Serif"/>
-                <w:color w:val="333333"/>
-                <w:sz w:val="18"/>
-                <w:szCs w:val="18"/>
-              </w:rPr>
-              <w:t>4.4 / 8</w:t>
+              <w:rPr>
+                <w:color w:val="333333"/>
+              </w:rPr>
+            </w:pPr>
+            <w:r>
+              <w:rPr>
+                <w:rFonts w:eastAsia="DejaVu Serif" w:cs="DejaVu Serif"/>
+                <w:b/>
+                <w:color w:val="333333"/>
+                <w:spacing w:val="0"/>
+                <w:sz w:val="18"/>
+                <w:szCs w:val="18"/>
+              </w:rPr>
+              <w:t xml:space="preserve">⌀ </w:t>
+            </w:r>
+            <w:r>
+              <w:rPr>
+                <w:rFonts w:eastAsia="DejaVu Serif" w:cs="DejaVu Serif"/>
+                <w:color w:val="333333"/>
+                <w:sz w:val="18"/>
+                <w:szCs w:val="18"/>
+              </w:rPr>
+              <w:t>2.9</w:t>
+            </w:r>
+            <w:r>
+              <w:rPr>
+                <w:rFonts w:eastAsia="DejaVu Serif" w:cs="DejaVu Serif"/>
+                <w:color w:val="333333"/>
+                <w:sz w:val="18"/>
+                <w:szCs w:val="18"/>
+              </w:rPr>
+              <w:t xml:space="preserve"> / 8</w:t>
             </w:r>
           </w:p>
         </w:tc>
@@ -3917,7 +3755,26 @@
                 <w:sz w:val="18"/>
                 <w:szCs w:val="18"/>
               </w:rPr>
-              <w:t>Speechmatics + GPT-4o</w:t>
+              <w:t>EU Cloud</w:t>
+            </w:r>
+          </w:p>
+          <w:p>
+            <w:pPr>
+              <w:pStyle w:val="Normal"/>
+              <w:spacing w:before="0" w:after="0"/>
+              <w:jc w:val="left"/>
+              <w:rPr/>
+            </w:pPr>
+            <w:r>
+              <w:rPr>
+                <w:rFonts w:eastAsia="DejaVu Serif" w:cs="DejaVu Serif"/>
+                <w:i/>
+                <w:iCs/>
+                <w:color w:val="888888"/>
+                <w:sz w:val="16"/>
+                <w:szCs w:val="16"/>
+              </w:rPr>
+              <w:t>Assembly / Speechmatics + GPT-4o</w:t>
             </w:r>
           </w:p>
         </w:tc>
@@ -3935,16 +3792,18 @@
             <w:pPr>
               <w:pStyle w:val="Normal"/>
               <w:jc w:val="left"/>
-              <w:rPr/>
-            </w:pPr>
-            <w:r>
-              <w:rPr>
-                <w:rFonts w:eastAsia="DejaVu Serif" w:cs="DejaVu Serif"/>
-                <w:color w:val="D04A02"/>
-                <w:sz w:val="18"/>
-                <w:szCs w:val="18"/>
-              </w:rPr>
-              <w:t>STT in EU, LLM in US</w:t>
+              <w:rPr>
+                <w:color w:val="333333"/>
+              </w:rPr>
+            </w:pPr>
+            <w:r>
+              <w:rPr>
+                <w:rFonts w:eastAsia="DejaVu Serif" w:cs="DejaVu Serif"/>
+                <w:color w:val="333333"/>
+                <w:sz w:val="18"/>
+                <w:szCs w:val="18"/>
+              </w:rPr>
+              <w:t>EU-hosted, GDPR-compliant — third-party server</w:t>
             </w:r>
           </w:p>
         </w:tc>
@@ -3962,34 +3821,29 @@
             <w:pPr>
               <w:pStyle w:val="Normal"/>
               <w:jc w:val="left"/>
-              <w:rPr/>
-            </w:pPr>
-            <w:r>
-              <w:rPr>
-                <w:rFonts w:eastAsia="DejaVu Serif" w:cs="DejaVu Serif"/>
-                <w:color w:val="333333"/>
-                <w:sz w:val="18"/>
-                <w:szCs w:val="18"/>
-              </w:rPr>
-              <w:t>4.</w:t>
-            </w:r>
-            <w:r>
-              <w:rPr>
-                <w:rFonts w:eastAsia="DejaVu Serif" w:cs="DejaVu Serif"/>
-                <w:color w:val="333333"/>
-                <w:sz w:val="18"/>
-                <w:szCs w:val="18"/>
-              </w:rPr>
-              <w:t>4</w:t>
-            </w:r>
-            <w:r>
-              <w:rPr>
-                <w:rFonts w:eastAsia="DejaVu Serif" w:cs="DejaVu Serif"/>
-                <w:color w:val="333333"/>
-                <w:sz w:val="18"/>
-                <w:szCs w:val="18"/>
-              </w:rPr>
-              <w:t xml:space="preserve"> / 8</w:t>
+              <w:rPr>
+                <w:color w:val="333333"/>
+              </w:rPr>
+            </w:pPr>
+            <w:r>
+              <w:rPr>
+                <w:rFonts w:eastAsia="DejaVu Serif" w:cs="DejaVu Serif"/>
+                <w:b/>
+                <w:color w:val="333333"/>
+                <w:spacing w:val="0"/>
+                <w:sz w:val="18"/>
+                <w:szCs w:val="18"/>
+              </w:rPr>
+              <w:t xml:space="preserve">⌀ </w:t>
+            </w:r>
+            <w:r>
+              <w:rPr>
+                <w:rFonts w:eastAsia="DejaVu Serif" w:cs="DejaVu Serif"/>
+                <w:color w:val="333333"/>
+                <w:sz w:val="18"/>
+                <w:szCs w:val="18"/>
+              </w:rPr>
+              <w:t>4.4 / 8</w:t>
             </w:r>
           </w:p>
         </w:tc>
@@ -4019,7 +3873,26 @@
                 <w:sz w:val="18"/>
                 <w:szCs w:val="18"/>
               </w:rPr>
-              <w:t>Whisper + local LLMs</w:t>
+              <w:t>On-prem at scale — target</w:t>
+            </w:r>
+          </w:p>
+          <w:p>
+            <w:pPr>
+              <w:pStyle w:val="Normal"/>
+              <w:spacing w:before="0" w:after="0"/>
+              <w:jc w:val="left"/>
+              <w:rPr/>
+            </w:pPr>
+            <w:r>
+              <w:rPr>
+                <w:rFonts w:eastAsia="DejaVu Serif" w:cs="DejaVu Serif"/>
+                <w:i/>
+                <w:iCs/>
+                <w:color w:val="888888"/>
+                <w:sz w:val="16"/>
+                <w:szCs w:val="16"/>
+              </w:rPr>
+              <w:t>Whisper large-v3 + SauerkrautLM 70B</w:t>
             </w:r>
           </w:p>
         </w:tc>
@@ -4037,16 +3910,18 @@
             <w:pPr>
               <w:pStyle w:val="Normal"/>
               <w:jc w:val="left"/>
-              <w:rPr/>
-            </w:pPr>
-            <w:r>
-              <w:rPr>
-                <w:rFonts w:eastAsia="DejaVu Serif" w:cs="DejaVu Serif"/>
-                <w:color w:val="2E7D5B"/>
-                <w:sz w:val="18"/>
-                <w:szCs w:val="18"/>
-              </w:rPr>
-              <w:t>Fully on-premise</w:t>
+              <w:rPr>
+                <w:color w:val="333333"/>
+              </w:rPr>
+            </w:pPr>
+            <w:r>
+              <w:rPr>
+                <w:rFonts w:eastAsia="DejaVu Serif" w:cs="DejaVu Serif"/>
+                <w:color w:val="333333"/>
+                <w:sz w:val="18"/>
+                <w:szCs w:val="18"/>
+              </w:rPr>
+              <w:t>No third party — full control</w:t>
             </w:r>
           </w:p>
         </w:tc>
@@ -4064,16 +3939,31 @@
             <w:pPr>
               <w:pStyle w:val="Normal"/>
               <w:jc w:val="left"/>
-              <w:rPr/>
-            </w:pPr>
-            <w:r>
-              <w:rPr>
-                <w:rFonts w:eastAsia="DejaVu Serif" w:cs="DejaVu Serif"/>
-                <w:color w:val="333333"/>
-                <w:sz w:val="18"/>
-                <w:szCs w:val="18"/>
-              </w:rPr>
-              <w:t>2.1–3.4 / 8</w:t>
+              <w:rPr>
+                <w:color w:val="333333"/>
+              </w:rPr>
+            </w:pPr>
+            <w:r>
+              <w:rPr>
+                <w:rFonts w:eastAsia="DejaVu Serif" w:cs="DejaVu Serif"/>
+                <w:i/>
+                <w:iCs/>
+                <w:color w:val="333333"/>
+                <w:sz w:val="18"/>
+                <w:szCs w:val="18"/>
+              </w:rPr>
+              <w:t>&gt;</w:t>
+            </w:r>
+            <w:r>
+              <w:rPr>
+                <w:rFonts w:eastAsia="DejaVu Serif" w:cs="DejaVu Serif"/>
+                <w:i/>
+                <w:iCs/>
+                <w:color w:val="333333"/>
+                <w:sz w:val="18"/>
+                <w:szCs w:val="18"/>
+              </w:rPr>
+              <w:t>6</w:t>
             </w:r>
           </w:p>
         </w:tc>
@@ -4142,29 +4032,7 @@
           <w:sz w:val="20"/>
           <w:szCs w:val="20"/>
         </w:rPr>
-        <w:t xml:space="preserve">2. Prompt engineering for </w:t>
-      </w:r>
-      <w:r>
-        <w:rPr>
-          <w:rFonts w:eastAsia="DejaVu Serif" w:cs="DejaVu Serif"/>
-          <w:b/>
-          <w:bCs/>
-          <w:color w:val="333333"/>
-          <w:sz w:val="20"/>
-          <w:szCs w:val="20"/>
-        </w:rPr>
-        <w:t>better SOAP quality</w:t>
-      </w:r>
-      <w:r>
-        <w:rPr>
-          <w:rFonts w:eastAsia="DejaVu Serif" w:cs="DejaVu Serif"/>
-          <w:b/>
-          <w:bCs/>
-          <w:color w:val="333333"/>
-          <w:sz w:val="20"/>
-          <w:szCs w:val="20"/>
-        </w:rPr>
-        <w:t xml:space="preserve"> — </w:t>
+        <w:t xml:space="preserve">2. Prompt engineering for better SOAP quality — </w:t>
       </w:r>
       <w:r>
         <w:rPr>
@@ -4432,7 +4300,7 @@
         <w:sz w:val="16"/>
         <w:szCs w:val="16"/>
       </w:rPr>
-      <w:t>3</w:t>
+      <w:t>1</w:t>
     </w:r>
     <w:r>
       <w:rPr>
@@ -4511,7 +4379,7 @@
         <w:sz w:val="16"/>
         <w:szCs w:val="16"/>
       </w:rPr>
-      <w:t>3</w:t>
+      <w:t>1</w:t>
     </w:r>
     <w:r>
       <w:rPr>
@@ -4624,7 +4492,7 @@
   </w:style>
   <w:style w:type="paragraph" w:styleId="Heading1">
     <w:name w:val="heading 1"/>
-    <w:basedOn w:val="berschriftuser"/>
+    <w:basedOn w:val="berschrift"/>
     <w:qFormat/>
     <w:pPr>
       <w:spacing w:before="0" w:after="200"/>
@@ -4641,7 +4509,7 @@
   </w:style>
   <w:style w:type="paragraph" w:styleId="Heading2">
     <w:name w:val="heading 2"/>
-    <w:basedOn w:val="berschriftuser"/>
+    <w:basedOn w:val="berschrift"/>
     <w:qFormat/>
     <w:pPr>
       <w:spacing w:before="240" w:after="120"/>
@@ -4658,7 +4526,7 @@
   </w:style>
   <w:style w:type="paragraph" w:styleId="Heading3">
     <w:name w:val="heading 3"/>
-    <w:basedOn w:val="berschriftuser"/>
+    <w:basedOn w:val="berschrift"/>
     <w:qFormat/>
     <w:pPr/>
     <w:rPr>
@@ -4669,7 +4537,7 @@
   </w:style>
   <w:style w:type="paragraph" w:styleId="Heading4">
     <w:name w:val="heading 4"/>
-    <w:basedOn w:val="berschriftuser"/>
+    <w:basedOn w:val="berschrift"/>
     <w:qFormat/>
     <w:pPr/>
     <w:rPr>
@@ -4680,7 +4548,7 @@
   </w:style>
   <w:style w:type="paragraph" w:styleId="Heading5">
     <w:name w:val="heading 5"/>
-    <w:basedOn w:val="berschriftuser"/>
+    <w:basedOn w:val="berschrift"/>
     <w:qFormat/>
     <w:pPr/>
     <w:rPr>
@@ -4689,7 +4557,7 @@
   </w:style>
   <w:style w:type="paragraph" w:styleId="Heading6">
     <w:name w:val="heading 6"/>
-    <w:basedOn w:val="berschriftuser"/>
+    <w:basedOn w:val="berschrift"/>
     <w:qFormat/>
     <w:pPr/>
     <w:rPr>
@@ -4705,8 +4573,8 @@
       <w:u w:val="single"/>
     </w:rPr>
   </w:style>
-  <w:style w:type="character" w:styleId="Funotenzeichenuser">
-    <w:name w:val="Fußnotenzeichen (user)"/>
+  <w:style w:type="character" w:styleId="Funotenzeichen">
+    <w:name w:val="Fußnotenzeichen"/>
     <w:uiPriority w:val="99"/>
     <w:semiHidden/>
     <w:unhideWhenUsed/>
@@ -4715,8 +4583,8 @@
       <w:vertAlign w:val="superscript"/>
     </w:rPr>
   </w:style>
-  <w:style w:type="character" w:styleId="Funotenzeichen">
-    <w:name w:val="Fußnotenzeichen"/>
+  <w:style w:type="character" w:styleId="Funotenzeichenuser">
+    <w:name w:val="Fußnotenzeichen (user)"/>
     <w:qFormat/>
     <w:rPr>
       <w:vertAlign w:val="superscript"/>
@@ -4739,8 +4607,8 @@
       <w:szCs w:val="20"/>
     </w:rPr>
   </w:style>
-  <w:style w:type="character" w:styleId="Endnotenzeichenuser">
-    <w:name w:val="Endnotenzeichen (user)"/>
+  <w:style w:type="character" w:styleId="Endnotenzeichen">
+    <w:name w:val="Endnotenzeichen"/>
     <w:uiPriority w:val="99"/>
     <w:semiHidden/>
     <w:unhideWhenUsed/>
@@ -4749,8 +4617,8 @@
       <w:vertAlign w:val="superscript"/>
     </w:rPr>
   </w:style>
-  <w:style w:type="character" w:styleId="Endnotenzeichen">
-    <w:name w:val="Endnotenzeichen"/>
+  <w:style w:type="character" w:styleId="Endnotenzeichenuser">
+    <w:name w:val="Endnotenzeichen (user)"/>
     <w:qFormat/>
     <w:rPr>
       <w:vertAlign w:val="superscript"/>
@@ -4860,7 +4728,7 @@
   </w:style>
   <w:style w:type="paragraph" w:styleId="Title">
     <w:name w:val="Title"/>
-    <w:basedOn w:val="berschriftuser"/>
+    <w:basedOn w:val="berschrift"/>
     <w:qFormat/>
     <w:pPr/>
     <w:rPr>
@@ -4938,6 +4806,13 @@
       <w:szCs w:val="20"/>
     </w:rPr>
   </w:style>
+  <w:style w:type="paragraph" w:styleId="Kopf-Fuzeile">
+    <w:name w:val="Kopf-/Fußzeile"/>
+    <w:basedOn w:val="Normal"/>
+    <w:qFormat/>
+    <w:pPr/>
+    <w:rPr/>
+  </w:style>
   <w:style w:type="paragraph" w:styleId="Kopf-Fuzeileuser">
     <w:name w:val="Kopf-/Fußzeile (user)"/>
     <w:basedOn w:val="Normal"/>
@@ -4945,22 +4820,15 @@
     <w:pPr/>
     <w:rPr/>
   </w:style>
-  <w:style w:type="paragraph" w:styleId="Kopf-Fuzeile">
-    <w:name w:val="Kopf-/Fußzeile"/>
-    <w:basedOn w:val="Normal"/>
-    <w:qFormat/>
-    <w:pPr/>
-    <w:rPr/>
-  </w:style>
   <w:style w:type="paragraph" w:styleId="Header">
     <w:name w:val="header"/>
-    <w:basedOn w:val="Kopf-Fuzeileuser"/>
+    <w:basedOn w:val="Kopf-Fuzeile"/>
     <w:pPr/>
     <w:rPr/>
   </w:style>
   <w:style w:type="paragraph" w:styleId="Footer">
     <w:name w:val="footer"/>
-    <w:basedOn w:val="Kopf-Fuzeileuser"/>
+    <w:basedOn w:val="Kopf-Fuzeile"/>
     <w:pPr/>
     <w:rPr/>
   </w:style>
